--- a/Project_Management/Satellite_Listening.docx
+++ b/Project_Management/Satellite_Listening.docx
@@ -32,6 +32,30 @@
           <w:szCs w:val="40"/>
         </w:rPr>
       </w:pPr>
+    </w:p>
+    <w:p>
+      <w:pPr>
+        <w:jc w:val="center"/>
+        <w:rPr>
+          <w:i/>
+          <w:iCs/>
+          <w:strike/>
+          <w:color w:val="FF0000"/>
+          <w:sz w:val="20"/>
+          <w:szCs w:val="20"/>
+        </w:rPr>
+      </w:pPr>
+      <w:r>
+        <w:rPr>
+          <w:i/>
+          <w:iCs/>
+          <w:strike/>
+          <w:color w:val="FF0000"/>
+          <w:sz w:val="20"/>
+          <w:szCs w:val="20"/>
+        </w:rPr>
+        <w:t>Checked Out – Active is in Shared</w:t>
+      </w:r>
     </w:p>
     <w:p>
       <w:pPr>
@@ -44,7 +68,203 @@
           <w:szCs w:val="40"/>
         </w:rPr>
       </w:pPr>
-      <w:r>
+    </w:p>
+    <w:p>
+      <w:pPr>
+        <w:jc w:val="center"/>
+        <w:rPr>
+          <w:b/>
+          <w:bCs/>
+          <w:color w:val="00B050"/>
+          <w:sz w:val="40"/>
+          <w:szCs w:val="40"/>
+        </w:rPr>
+      </w:pPr>
+      <w:r>
+        <w:rPr>
+          <w:b/>
+          <w:bCs/>
+          <w:color w:val="00B050"/>
+          <w:sz w:val="40"/>
+          <w:szCs w:val="40"/>
+        </w:rPr>
+        <w:t xml:space="preserve">This is </w:t>
+      </w:r>
+      <w:proofErr w:type="gramStart"/>
+      <w:r>
+        <w:rPr>
+          <w:b/>
+          <w:bCs/>
+          <w:color w:val="00B050"/>
+          <w:sz w:val="40"/>
+          <w:szCs w:val="40"/>
+        </w:rPr>
+        <w:t xml:space="preserve">the </w:t>
+      </w:r>
+      <w:r>
+        <w:rPr>
+          <w:b/>
+          <w:bCs/>
+          <w:color w:val="00B050"/>
+          <w:sz w:val="40"/>
+          <w:szCs w:val="40"/>
+        </w:rPr>
+        <w:t>Active</w:t>
+      </w:r>
+      <w:proofErr w:type="gramEnd"/>
+      <w:r>
+        <w:rPr>
+          <w:b/>
+          <w:bCs/>
+          <w:color w:val="00B050"/>
+          <w:sz w:val="40"/>
+          <w:szCs w:val="40"/>
+        </w:rPr>
+        <w:t xml:space="preserve"> in Shared</w:t>
+      </w:r>
+    </w:p>
+    <w:p/>
+    <w:p/>
+    <w:p>
+      <w:r>
+        <w:t>RTL-SDR</w:t>
+      </w:r>
+    </w:p>
+    <w:p>
+      <w:pPr>
+        <w:numPr>
+          <w:ilvl w:val="0"/>
+          <w:numId w:val="1"/>
+        </w:numPr>
+      </w:pPr>
+      <w:r>
+        <w:t>2 M &amp; 70 cm downlinks</w:t>
+      </w:r>
+    </w:p>
+    <w:p>
+      <w:pPr>
+        <w:numPr>
+          <w:ilvl w:val="0"/>
+          <w:numId w:val="1"/>
+        </w:numPr>
+      </w:pPr>
+      <w:r>
+        <w:t>All modes</w:t>
+      </w:r>
+    </w:p>
+    <w:p>
+      <w:pPr>
+        <w:numPr>
+          <w:ilvl w:val="0"/>
+          <w:numId w:val="1"/>
+        </w:numPr>
+      </w:pPr>
+      <w:r>
+        <w:t>Listen / Decode</w:t>
+      </w:r>
+    </w:p>
+    <w:p>
+      <w:pPr>
+        <w:numPr>
+          <w:ilvl w:val="0"/>
+          <w:numId w:val="1"/>
+        </w:numPr>
+      </w:pPr>
+      <w:r>
+        <w:t xml:space="preserve">Record time stamped </w:t>
+      </w:r>
+    </w:p>
+    <w:p>
+      <w:pPr>
+        <w:numPr>
+          <w:ilvl w:val="1"/>
+          <w:numId w:val="1"/>
+        </w:numPr>
+      </w:pPr>
+      <w:r>
+        <w:t>audio or text</w:t>
+      </w:r>
+    </w:p>
+    <w:p>
+      <w:pPr>
+        <w:numPr>
+          <w:ilvl w:val="1"/>
+          <w:numId w:val="1"/>
+        </w:numPr>
+      </w:pPr>
+      <w:r>
+        <w:t xml:space="preserve">received signal strength </w:t>
+      </w:r>
+    </w:p>
+    <w:p>
+      <w:pPr>
+        <w:numPr>
+          <w:ilvl w:val="1"/>
+          <w:numId w:val="1"/>
+        </w:numPr>
+      </w:pPr>
+      <w:r>
+        <w:t xml:space="preserve">actual Doppler Shift </w:t>
+      </w:r>
+    </w:p>
+    <w:p>
+      <w:pPr>
+        <w:numPr>
+          <w:ilvl w:val="0"/>
+          <w:numId w:val="1"/>
+        </w:numPr>
+      </w:pPr>
+      <w:r>
+        <w:t>PDCA</w:t>
+      </w:r>
+    </w:p>
+    <w:p>
+      <w:r>
+        <w:t> </w:t>
+      </w:r>
+    </w:p>
+    <w:p>
+      <w:r>
+        <w:t xml:space="preserve">Rig </w:t>
+      </w:r>
+    </w:p>
+    <w:p>
+      <w:pPr>
+        <w:numPr>
+          <w:ilvl w:val="0"/>
+          <w:numId w:val="2"/>
+        </w:numPr>
+      </w:pPr>
+      <w:r>
+        <w:t>Select</w:t>
+      </w:r>
+    </w:p>
+    <w:p>
+      <w:pPr>
+        <w:numPr>
+          <w:ilvl w:val="0"/>
+          <w:numId w:val="2"/>
+        </w:numPr>
+      </w:pPr>
+      <w:r>
+        <w:t>Plan</w:t>
+      </w:r>
+    </w:p>
+    <w:p>
+      <w:pPr>
+        <w:numPr>
+          <w:ilvl w:val="0"/>
+          <w:numId w:val="2"/>
+        </w:numPr>
+      </w:pPr>
+      <w:r>
+        <w:t>Listening on D74</w:t>
+      </w:r>
+    </w:p>
+    <w:p/>
+    <w:p>
+      <w:pPr>
+        <w:jc w:val="center"/>
         <w:rPr>
           <w:b/>
           <w:bCs/>
@@ -52,8 +272,7 @@
           <w:sz w:val="40"/>
           <w:szCs w:val="40"/>
         </w:rPr>
-        <w:t>Checked Out – Active is in Shared</w:t>
-      </w:r>
+      </w:pPr>
     </w:p>
     <w:p/>
     <w:p/>
@@ -65,6 +284,315 @@
     </w:sectPr>
   </w:body>
 </w:document>
+</file>
+
+<file path=word/numbering.xml><?xml version="1.0" encoding="utf-8"?>
+<w:numbering xmlns:wpc="http://schemas.microsoft.com/office/word/2010/wordprocessingCanvas" xmlns:cx="http://schemas.microsoft.com/office/drawing/2014/chartex" xmlns:cx1="http://schemas.microsoft.com/office/drawing/2015/9/8/chartex" xmlns:cx2="http://schemas.microsoft.com/office/drawing/2015/10/21/chartex" xmlns:cx3="http://schemas.microsoft.com/office/drawing/2016/5/9/chartex" xmlns:cx4="http://schemas.microsoft.com/office/drawing/2016/5/10/chartex" xmlns:cx5="http://schemas.microsoft.com/office/drawing/2016/5/11/chartex" xmlns:cx6="http://schemas.microsoft.com/office/drawing/2016/5/12/chartex" xmlns:cx7="http://schemas.microsoft.com/office/drawing/2016/5/13/chartex" xmlns:cx8="http://schemas.microsoft.com/office/drawing/2016/5/14/chartex" xmlns:mc="http://schemas.openxmlformats.org/markup-compatibility/2006" xmlns:aink="http://schemas.microsoft.com/office/drawing/2016/ink" xmlns:am3d="http://schemas.microsoft.com/office/drawing/2017/model3d" xmlns:o="urn:schemas-microsoft-com:office:office" xmlns:oel="http://schemas.microsoft.com/office/2019/extlst" xmlns:r="http://schemas.openxmlformats.org/officeDocument/2006/relationships" xmlns:m="http://schemas.openxmlformats.org/officeDocument/2006/math" xmlns:v="urn:schemas-microsoft-com:vml" xmlns:wp14="http://schemas.microsoft.com/office/word/2010/wordprocessingDrawing" xmlns:wp="http://schemas.openxmlformats.org/drawingml/2006/wordprocessingDrawing" xmlns:w10="urn:schemas-microsoft-com:office:word" xmlns:w="http://schemas.openxmlformats.org/wordprocessingml/2006/main" xmlns:w14="http://schemas.microsoft.com/office/word/2010/wordml" xmlns:w15="http://schemas.microsoft.com/office/word/2012/wordml" xmlns:w16cex="http://schemas.microsoft.com/office/word/2018/wordml/cex" xmlns:w16cid="http://schemas.microsoft.com/office/word/2016/wordml/cid" xmlns:w16="http://schemas.microsoft.com/office/word/2018/wordml" xmlns:w16du="http://schemas.microsoft.com/office/word/2023/wordml/word16du" xmlns:w16sdtdh="http://schemas.microsoft.com/office/word/2020/wordml/sdtdatahash" xmlns:w16sdtfl="http://schemas.microsoft.com/office/word/2024/wordml/sdtformatlock" xmlns:w16se="http://schemas.microsoft.com/office/word/2015/wordml/symex" xmlns:wpg="http://schemas.microsoft.com/office/word/2010/wordprocessingGroup" xmlns:wpi="http://schemas.microsoft.com/office/word/2010/wordprocessingInk" xmlns:wne="http://schemas.microsoft.com/office/word/2006/wordml" xmlns:wps="http://schemas.microsoft.com/office/word/2010/wordprocessingShape" mc:Ignorable="w14 w15 w16se w16cid w16 w16cex w16sdtdh w16sdtfl w16du wp14">
+  <w:abstractNum w:abstractNumId="0" w15:restartNumberingAfterBreak="0">
+    <w:nsid w:val="19F9222D"/>
+    <w:multiLevelType w:val="multilevel"/>
+    <w:tmpl w:val="AFDE767E"/>
+    <w:lvl w:ilvl="0">
+      <w:start w:val="1"/>
+      <w:numFmt w:val="bullet"/>
+      <w:lvlText w:val=""/>
+      <w:lvlJc w:val="left"/>
+      <w:pPr>
+        <w:tabs>
+          <w:tab w:val="num" w:pos="720"/>
+        </w:tabs>
+        <w:ind w:left="720" w:hanging="360"/>
+      </w:pPr>
+      <w:rPr>
+        <w:rFonts w:ascii="Symbol" w:hAnsi="Symbol" w:hint="default"/>
+        <w:sz w:val="20"/>
+      </w:rPr>
+    </w:lvl>
+    <w:lvl w:ilvl="1" w:tentative="1">
+      <w:start w:val="1"/>
+      <w:numFmt w:val="bullet"/>
+      <w:lvlText w:val=""/>
+      <w:lvlJc w:val="left"/>
+      <w:pPr>
+        <w:tabs>
+          <w:tab w:val="num" w:pos="1440"/>
+        </w:tabs>
+        <w:ind w:left="1440" w:hanging="360"/>
+      </w:pPr>
+      <w:rPr>
+        <w:rFonts w:ascii="Symbol" w:hAnsi="Symbol" w:hint="default"/>
+        <w:sz w:val="20"/>
+      </w:rPr>
+    </w:lvl>
+    <w:lvl w:ilvl="2" w:tentative="1">
+      <w:start w:val="1"/>
+      <w:numFmt w:val="bullet"/>
+      <w:lvlText w:val=""/>
+      <w:lvlJc w:val="left"/>
+      <w:pPr>
+        <w:tabs>
+          <w:tab w:val="num" w:pos="2160"/>
+        </w:tabs>
+        <w:ind w:left="2160" w:hanging="360"/>
+      </w:pPr>
+      <w:rPr>
+        <w:rFonts w:ascii="Symbol" w:hAnsi="Symbol" w:hint="default"/>
+        <w:sz w:val="20"/>
+      </w:rPr>
+    </w:lvl>
+    <w:lvl w:ilvl="3" w:tentative="1">
+      <w:start w:val="1"/>
+      <w:numFmt w:val="bullet"/>
+      <w:lvlText w:val=""/>
+      <w:lvlJc w:val="left"/>
+      <w:pPr>
+        <w:tabs>
+          <w:tab w:val="num" w:pos="2880"/>
+        </w:tabs>
+        <w:ind w:left="2880" w:hanging="360"/>
+      </w:pPr>
+      <w:rPr>
+        <w:rFonts w:ascii="Symbol" w:hAnsi="Symbol" w:hint="default"/>
+        <w:sz w:val="20"/>
+      </w:rPr>
+    </w:lvl>
+    <w:lvl w:ilvl="4" w:tentative="1">
+      <w:start w:val="1"/>
+      <w:numFmt w:val="bullet"/>
+      <w:lvlText w:val=""/>
+      <w:lvlJc w:val="left"/>
+      <w:pPr>
+        <w:tabs>
+          <w:tab w:val="num" w:pos="3600"/>
+        </w:tabs>
+        <w:ind w:left="3600" w:hanging="360"/>
+      </w:pPr>
+      <w:rPr>
+        <w:rFonts w:ascii="Symbol" w:hAnsi="Symbol" w:hint="default"/>
+        <w:sz w:val="20"/>
+      </w:rPr>
+    </w:lvl>
+    <w:lvl w:ilvl="5" w:tentative="1">
+      <w:start w:val="1"/>
+      <w:numFmt w:val="bullet"/>
+      <w:lvlText w:val=""/>
+      <w:lvlJc w:val="left"/>
+      <w:pPr>
+        <w:tabs>
+          <w:tab w:val="num" w:pos="4320"/>
+        </w:tabs>
+        <w:ind w:left="4320" w:hanging="360"/>
+      </w:pPr>
+      <w:rPr>
+        <w:rFonts w:ascii="Symbol" w:hAnsi="Symbol" w:hint="default"/>
+        <w:sz w:val="20"/>
+      </w:rPr>
+    </w:lvl>
+    <w:lvl w:ilvl="6" w:tentative="1">
+      <w:start w:val="1"/>
+      <w:numFmt w:val="bullet"/>
+      <w:lvlText w:val=""/>
+      <w:lvlJc w:val="left"/>
+      <w:pPr>
+        <w:tabs>
+          <w:tab w:val="num" w:pos="5040"/>
+        </w:tabs>
+        <w:ind w:left="5040" w:hanging="360"/>
+      </w:pPr>
+      <w:rPr>
+        <w:rFonts w:ascii="Symbol" w:hAnsi="Symbol" w:hint="default"/>
+        <w:sz w:val="20"/>
+      </w:rPr>
+    </w:lvl>
+    <w:lvl w:ilvl="7" w:tentative="1">
+      <w:start w:val="1"/>
+      <w:numFmt w:val="bullet"/>
+      <w:lvlText w:val=""/>
+      <w:lvlJc w:val="left"/>
+      <w:pPr>
+        <w:tabs>
+          <w:tab w:val="num" w:pos="5760"/>
+        </w:tabs>
+        <w:ind w:left="5760" w:hanging="360"/>
+      </w:pPr>
+      <w:rPr>
+        <w:rFonts w:ascii="Symbol" w:hAnsi="Symbol" w:hint="default"/>
+        <w:sz w:val="20"/>
+      </w:rPr>
+    </w:lvl>
+    <w:lvl w:ilvl="8" w:tentative="1">
+      <w:start w:val="1"/>
+      <w:numFmt w:val="bullet"/>
+      <w:lvlText w:val=""/>
+      <w:lvlJc w:val="left"/>
+      <w:pPr>
+        <w:tabs>
+          <w:tab w:val="num" w:pos="6480"/>
+        </w:tabs>
+        <w:ind w:left="6480" w:hanging="360"/>
+      </w:pPr>
+      <w:rPr>
+        <w:rFonts w:ascii="Symbol" w:hAnsi="Symbol" w:hint="default"/>
+        <w:sz w:val="20"/>
+      </w:rPr>
+    </w:lvl>
+  </w:abstractNum>
+  <w:abstractNum w:abstractNumId="1" w15:restartNumberingAfterBreak="0">
+    <w:nsid w:val="22275E6F"/>
+    <w:multiLevelType w:val="multilevel"/>
+    <w:tmpl w:val="4566D74C"/>
+    <w:lvl w:ilvl="0">
+      <w:start w:val="1"/>
+      <w:numFmt w:val="bullet"/>
+      <w:lvlText w:val=""/>
+      <w:lvlJc w:val="left"/>
+      <w:pPr>
+        <w:tabs>
+          <w:tab w:val="num" w:pos="720"/>
+        </w:tabs>
+        <w:ind w:left="720" w:hanging="360"/>
+      </w:pPr>
+      <w:rPr>
+        <w:rFonts w:ascii="Symbol" w:hAnsi="Symbol" w:hint="default"/>
+        <w:sz w:val="20"/>
+      </w:rPr>
+    </w:lvl>
+    <w:lvl w:ilvl="1">
+      <w:start w:val="1"/>
+      <w:numFmt w:val="bullet"/>
+      <w:lvlText w:val="o"/>
+      <w:lvlJc w:val="left"/>
+      <w:pPr>
+        <w:tabs>
+          <w:tab w:val="num" w:pos="1440"/>
+        </w:tabs>
+        <w:ind w:left="1440" w:hanging="360"/>
+      </w:pPr>
+      <w:rPr>
+        <w:rFonts w:ascii="Courier New" w:hAnsi="Courier New" w:hint="default"/>
+        <w:sz w:val="20"/>
+      </w:rPr>
+    </w:lvl>
+    <w:lvl w:ilvl="2" w:tentative="1">
+      <w:start w:val="1"/>
+      <w:numFmt w:val="bullet"/>
+      <w:lvlText w:val=""/>
+      <w:lvlJc w:val="left"/>
+      <w:pPr>
+        <w:tabs>
+          <w:tab w:val="num" w:pos="2160"/>
+        </w:tabs>
+        <w:ind w:left="2160" w:hanging="360"/>
+      </w:pPr>
+      <w:rPr>
+        <w:rFonts w:ascii="Symbol" w:hAnsi="Symbol" w:hint="default"/>
+        <w:sz w:val="20"/>
+      </w:rPr>
+    </w:lvl>
+    <w:lvl w:ilvl="3" w:tentative="1">
+      <w:start w:val="1"/>
+      <w:numFmt w:val="bullet"/>
+      <w:lvlText w:val=""/>
+      <w:lvlJc w:val="left"/>
+      <w:pPr>
+        <w:tabs>
+          <w:tab w:val="num" w:pos="2880"/>
+        </w:tabs>
+        <w:ind w:left="2880" w:hanging="360"/>
+      </w:pPr>
+      <w:rPr>
+        <w:rFonts w:ascii="Symbol" w:hAnsi="Symbol" w:hint="default"/>
+        <w:sz w:val="20"/>
+      </w:rPr>
+    </w:lvl>
+    <w:lvl w:ilvl="4" w:tentative="1">
+      <w:start w:val="1"/>
+      <w:numFmt w:val="bullet"/>
+      <w:lvlText w:val=""/>
+      <w:lvlJc w:val="left"/>
+      <w:pPr>
+        <w:tabs>
+          <w:tab w:val="num" w:pos="3600"/>
+        </w:tabs>
+        <w:ind w:left="3600" w:hanging="360"/>
+      </w:pPr>
+      <w:rPr>
+        <w:rFonts w:ascii="Symbol" w:hAnsi="Symbol" w:hint="default"/>
+        <w:sz w:val="20"/>
+      </w:rPr>
+    </w:lvl>
+    <w:lvl w:ilvl="5" w:tentative="1">
+      <w:start w:val="1"/>
+      <w:numFmt w:val="bullet"/>
+      <w:lvlText w:val=""/>
+      <w:lvlJc w:val="left"/>
+      <w:pPr>
+        <w:tabs>
+          <w:tab w:val="num" w:pos="4320"/>
+        </w:tabs>
+        <w:ind w:left="4320" w:hanging="360"/>
+      </w:pPr>
+      <w:rPr>
+        <w:rFonts w:ascii="Symbol" w:hAnsi="Symbol" w:hint="default"/>
+        <w:sz w:val="20"/>
+      </w:rPr>
+    </w:lvl>
+    <w:lvl w:ilvl="6" w:tentative="1">
+      <w:start w:val="1"/>
+      <w:numFmt w:val="bullet"/>
+      <w:lvlText w:val=""/>
+      <w:lvlJc w:val="left"/>
+      <w:pPr>
+        <w:tabs>
+          <w:tab w:val="num" w:pos="5040"/>
+        </w:tabs>
+        <w:ind w:left="5040" w:hanging="360"/>
+      </w:pPr>
+      <w:rPr>
+        <w:rFonts w:ascii="Symbol" w:hAnsi="Symbol" w:hint="default"/>
+        <w:sz w:val="20"/>
+      </w:rPr>
+    </w:lvl>
+    <w:lvl w:ilvl="7" w:tentative="1">
+      <w:start w:val="1"/>
+      <w:numFmt w:val="bullet"/>
+      <w:lvlText w:val=""/>
+      <w:lvlJc w:val="left"/>
+      <w:pPr>
+        <w:tabs>
+          <w:tab w:val="num" w:pos="5760"/>
+        </w:tabs>
+        <w:ind w:left="5760" w:hanging="360"/>
+      </w:pPr>
+      <w:rPr>
+        <w:rFonts w:ascii="Symbol" w:hAnsi="Symbol" w:hint="default"/>
+        <w:sz w:val="20"/>
+      </w:rPr>
+    </w:lvl>
+    <w:lvl w:ilvl="8" w:tentative="1">
+      <w:start w:val="1"/>
+      <w:numFmt w:val="bullet"/>
+      <w:lvlText w:val=""/>
+      <w:lvlJc w:val="left"/>
+      <w:pPr>
+        <w:tabs>
+          <w:tab w:val="num" w:pos="6480"/>
+        </w:tabs>
+        <w:ind w:left="6480" w:hanging="360"/>
+      </w:pPr>
+      <w:rPr>
+        <w:rFonts w:ascii="Symbol" w:hAnsi="Symbol" w:hint="default"/>
+        <w:sz w:val="20"/>
+      </w:rPr>
+    </w:lvl>
+  </w:abstractNum>
+  <w:num w:numId="1" w16cid:durableId="431819586">
+    <w:abstractNumId w:val="1"/>
+  </w:num>
+  <w:num w:numId="2" w16cid:durableId="814302208">
+    <w:abstractNumId w:val="0"/>
+  </w:num>
+</w:numbering>
 </file>
 
 <file path=word/styles.xml><?xml version="1.0" encoding="utf-8"?>
@@ -670,7 +1198,6 @@
   <w:style w:type="character" w:default="1" w:styleId="DefaultParagraphFont">
     <w:name w:val="Default Paragraph Font"/>
     <w:uiPriority w:val="1"/>
-    <w:semiHidden/>
     <w:unhideWhenUsed/>
   </w:style>
   <w:style w:type="table" w:default="1" w:styleId="TableNormal">

--- a/Project_Management/Satellite_Listening.docx
+++ b/Project_Management/Satellite_Listening.docx
@@ -20,107 +20,6 @@
           <w:szCs w:val="40"/>
         </w:rPr>
         <w:t>Satellite Listening Plan</w:t>
-      </w:r>
-    </w:p>
-    <w:p>
-      <w:pPr>
-        <w:jc w:val="center"/>
-        <w:rPr>
-          <w:b/>
-          <w:bCs/>
-          <w:sz w:val="40"/>
-          <w:szCs w:val="40"/>
-        </w:rPr>
-      </w:pPr>
-    </w:p>
-    <w:p>
-      <w:pPr>
-        <w:jc w:val="center"/>
-        <w:rPr>
-          <w:i/>
-          <w:iCs/>
-          <w:strike/>
-          <w:color w:val="FF0000"/>
-          <w:sz w:val="20"/>
-          <w:szCs w:val="20"/>
-        </w:rPr>
-      </w:pPr>
-      <w:r>
-        <w:rPr>
-          <w:i/>
-          <w:iCs/>
-          <w:strike/>
-          <w:color w:val="FF0000"/>
-          <w:sz w:val="20"/>
-          <w:szCs w:val="20"/>
-        </w:rPr>
-        <w:t>Checked Out – Active is in Shared</w:t>
-      </w:r>
-    </w:p>
-    <w:p>
-      <w:pPr>
-        <w:jc w:val="center"/>
-        <w:rPr>
-          <w:b/>
-          <w:bCs/>
-          <w:color w:val="FF0000"/>
-          <w:sz w:val="40"/>
-          <w:szCs w:val="40"/>
-        </w:rPr>
-      </w:pPr>
-    </w:p>
-    <w:p>
-      <w:pPr>
-        <w:jc w:val="center"/>
-        <w:rPr>
-          <w:b/>
-          <w:bCs/>
-          <w:color w:val="00B050"/>
-          <w:sz w:val="40"/>
-          <w:szCs w:val="40"/>
-        </w:rPr>
-      </w:pPr>
-      <w:r>
-        <w:rPr>
-          <w:b/>
-          <w:bCs/>
-          <w:color w:val="00B050"/>
-          <w:sz w:val="40"/>
-          <w:szCs w:val="40"/>
-        </w:rPr>
-        <w:t xml:space="preserve">This is </w:t>
-      </w:r>
-      <w:proofErr w:type="gramStart"/>
-      <w:r>
-        <w:rPr>
-          <w:b/>
-          <w:bCs/>
-          <w:color w:val="00B050"/>
-          <w:sz w:val="40"/>
-          <w:szCs w:val="40"/>
-        </w:rPr>
-        <w:t xml:space="preserve">the </w:t>
-      </w:r>
-      <w:r>
-        <w:rPr>
-          <w:b/>
-          <w:bCs/>
-          <w:color w:val="00B050"/>
-          <w:sz w:val="40"/>
-          <w:szCs w:val="40"/>
-        </w:rPr>
-        <w:t>Active</w:t>
-      </w:r>
-      <w:proofErr w:type="gramEnd"/>
-      <w:r>
-        <w:rPr>
-          <w:b/>
-          <w:bCs/>
-          <w:color w:val="00B050"/>
-          <w:sz w:val="40"/>
-          <w:szCs w:val="40"/>
-        </w:rPr>
-        <w:t xml:space="preserve"> in Shared</w:t>
       </w:r>
     </w:p>
     <w:p/>
@@ -1198,6 +1097,7 @@
   <w:style w:type="character" w:default="1" w:styleId="DefaultParagraphFont">
     <w:name w:val="Default Paragraph Font"/>
     <w:uiPriority w:val="1"/>
+    <w:semiHidden/>
     <w:unhideWhenUsed/>
   </w:style>
   <w:style w:type="table" w:default="1" w:styleId="TableNormal">

--- a/Project_Management/Satellite_Listening.docx
+++ b/Project_Management/Satellite_Listening.docx
@@ -124,7 +124,10 @@
     </w:p>
     <w:p>
       <w:r>
-        <w:t xml:space="preserve">Rig </w:t>
+        <w:t>R</w:t>
+      </w:r>
+      <w:r>
+        <w:t>TL-SDR</w:t>
       </w:r>
     </w:p>
     <w:p>
@@ -149,13 +152,8 @@
         <w:t>Plan</w:t>
       </w:r>
     </w:p>
+    <w:p/>
     <w:p>
-      <w:pPr>
-        <w:numPr>
-          <w:ilvl w:val="0"/>
-          <w:numId w:val="2"/>
-        </w:numPr>
-      </w:pPr>
       <w:r>
         <w:t>Listening on D74</w:t>
       </w:r>

--- a/Project_Management/Satellite_Listening.docx
+++ b/Project_Management/Satellite_Listening.docx
@@ -158,6 +158,1908 @@
         <w:t>Listening on D74</w:t>
       </w:r>
     </w:p>
+    <w:p/>
+    <w:p>
+      <w:proofErr w:type="spellStart"/>
+      <w:r>
+        <w:t>sudo</w:t>
+      </w:r>
+      <w:proofErr w:type="spellEnd"/>
+      <w:r>
+        <w:t xml:space="preserve"> apt-get update</w:t>
+      </w:r>
+    </w:p>
+    <w:p>
+      <w:proofErr w:type="spellStart"/>
+      <w:r>
+        <w:t>sudo</w:t>
+      </w:r>
+      <w:proofErr w:type="spellEnd"/>
+      <w:r>
+        <w:t xml:space="preserve"> apt-get upgrade</w:t>
+      </w:r>
+    </w:p>
+    <w:p>
+      <w:proofErr w:type="spellStart"/>
+      <w:r>
+        <w:t>sudo</w:t>
+      </w:r>
+      <w:proofErr w:type="spellEnd"/>
+      <w:r>
+        <w:t xml:space="preserve"> apt-get </w:t>
+      </w:r>
+      <w:proofErr w:type="spellStart"/>
+      <w:r>
+        <w:t>dist</w:t>
+      </w:r>
+      <w:proofErr w:type="spellEnd"/>
+      <w:r>
+        <w:t>-upgrade</w:t>
+      </w:r>
+    </w:p>
+    <w:p>
+      <w:r>
+        <w:t>logout or exit</w:t>
+      </w:r>
+    </w:p>
+    <w:p>
+      <w:proofErr w:type="spellStart"/>
+      <w:r>
+        <w:t>sudo</w:t>
+      </w:r>
+      <w:proofErr w:type="spellEnd"/>
+      <w:r>
+        <w:t xml:space="preserve"> reboot</w:t>
+      </w:r>
+    </w:p>
+    <w:p>
+      <w:r>
+        <w:t>shutdown -h now</w:t>
+      </w:r>
+    </w:p>
+    <w:p/>
+    <w:p/>
+    <w:p>
+      <w:r>
+        <w:br w:type="page"/>
+      </w:r>
+    </w:p>
+    <w:p>
+      <w:r>
+        <w:lastRenderedPageBreak/>
+        <w:t>5/3/2025</w:t>
+      </w:r>
+    </w:p>
+    <w:p/>
+    <w:p>
+      <w:r>
+        <w:t xml:space="preserve">Thanks for clarifying—this is </w:t>
+      </w:r>
+      <w:r>
+        <w:rPr>
+          <w:b/>
+          <w:bCs/>
+        </w:rPr>
+        <w:t>excellent starting hardware and focus!</w:t>
+      </w:r>
+      <w:r>
+        <w:t xml:space="preserve"> Running Linux (Raspberry Pi OS) on a </w:t>
+      </w:r>
+      <w:r>
+        <w:rPr>
+          <w:b/>
+          <w:bCs/>
+        </w:rPr>
+        <w:t>Pi 4 + RTL-SDR v4 + vertical ground plane antenna</w:t>
+      </w:r>
+      <w:r>
+        <w:t xml:space="preserve">, focusing first on </w:t>
+      </w:r>
+      <w:r>
+        <w:rPr>
+          <w:b/>
+          <w:bCs/>
+        </w:rPr>
+        <w:t>voice comms and AX.25 (APRS/packet) data</w:t>
+      </w:r>
+      <w:r>
+        <w:t xml:space="preserve"> simplifies the initial setup while keeping expansion options open. Here's a refined and </w:t>
+      </w:r>
+      <w:r>
+        <w:rPr>
+          <w:b/>
+          <w:bCs/>
+        </w:rPr>
+        <w:t>actionable plan tailored to your hardware and goals</w:t>
+      </w:r>
+      <w:r>
+        <w:t>:</w:t>
+      </w:r>
+    </w:p>
+    <w:p>
+      <w:r>
+        <w:pict w14:anchorId="64348007">
+          <v:rect id="_x0000_i1109" style="width:0;height:1.5pt" o:hralign="center" o:hrstd="t" o:hr="t" fillcolor="#a0a0a0" stroked="f"/>
+        </w:pict>
+      </w:r>
+    </w:p>
+    <w:p>
+      <w:pPr>
+        <w:rPr>
+          <w:b/>
+          <w:bCs/>
+        </w:rPr>
+      </w:pPr>
+      <w:r>
+        <w:rPr>
+          <w:rFonts w:ascii="Segoe UI Emoji" w:hAnsi="Segoe UI Emoji" w:cs="Segoe UI Emoji"/>
+          <w:b/>
+          <w:bCs/>
+        </w:rPr>
+        <w:t>🛰️</w:t>
+      </w:r>
+      <w:r>
+        <w:rPr>
+          <w:b/>
+          <w:bCs/>
+        </w:rPr>
+        <w:t xml:space="preserve"> Plan: RTL-SDR (v4) on Raspberry Pi 4 for Amateur Satellite Listening (Voice &amp; AX.25)</w:t>
+      </w:r>
+    </w:p>
+    <w:p>
+      <w:pPr>
+        <w:rPr>
+          <w:b/>
+          <w:bCs/>
+        </w:rPr>
+      </w:pPr>
+      <w:r>
+        <w:rPr>
+          <w:rFonts w:ascii="Segoe UI Emoji" w:hAnsi="Segoe UI Emoji" w:cs="Segoe UI Emoji"/>
+          <w:b/>
+          <w:bCs/>
+        </w:rPr>
+        <w:t>🏗️</w:t>
+      </w:r>
+      <w:r>
+        <w:rPr>
+          <w:b/>
+          <w:bCs/>
+        </w:rPr>
+        <w:t xml:space="preserve"> 1️</w:t>
+      </w:r>
+      <w:r>
+        <w:rPr>
+          <w:rFonts w:ascii="Segoe UI Symbol" w:hAnsi="Segoe UI Symbol" w:cs="Segoe UI Symbol"/>
+          <w:b/>
+          <w:bCs/>
+        </w:rPr>
+        <w:t>⃣</w:t>
+      </w:r>
+      <w:r>
+        <w:rPr>
+          <w:b/>
+          <w:bCs/>
+        </w:rPr>
+        <w:t xml:space="preserve"> System Setup</w:t>
+      </w:r>
+    </w:p>
+    <w:p>
+      <w:pPr>
+        <w:rPr>
+          <w:b/>
+          <w:bCs/>
+        </w:rPr>
+      </w:pPr>
+      <w:r>
+        <w:rPr>
+          <w:rFonts w:ascii="Segoe UI Emoji" w:hAnsi="Segoe UI Emoji" w:cs="Segoe UI Emoji"/>
+          <w:b/>
+          <w:bCs/>
+        </w:rPr>
+        <w:t>✅</w:t>
+      </w:r>
+      <w:r>
+        <w:rPr>
+          <w:b/>
+          <w:bCs/>
+        </w:rPr>
+        <w:t xml:space="preserve"> Base Software Installation (on Raspberry Pi OS)</w:t>
+      </w:r>
+    </w:p>
+    <w:p>
+      <w:r>
+        <w:t>Run these to install essentials:</w:t>
+      </w:r>
+    </w:p>
+    <w:p>
+      <w:proofErr w:type="spellStart"/>
+      <w:r>
+        <w:t>sudo</w:t>
+      </w:r>
+      <w:proofErr w:type="spellEnd"/>
+      <w:r>
+        <w:t xml:space="preserve"> apt update &amp;&amp; </w:t>
+      </w:r>
+      <w:proofErr w:type="spellStart"/>
+      <w:r>
+        <w:t>sudo</w:t>
+      </w:r>
+      <w:proofErr w:type="spellEnd"/>
+      <w:r>
+        <w:t xml:space="preserve"> apt upgrade</w:t>
+      </w:r>
+    </w:p>
+    <w:p>
+      <w:proofErr w:type="spellStart"/>
+      <w:r>
+        <w:t>sudo</w:t>
+      </w:r>
+      <w:proofErr w:type="spellEnd"/>
+      <w:r>
+        <w:t xml:space="preserve"> apt install </w:t>
+      </w:r>
+      <w:proofErr w:type="spellStart"/>
+      <w:r>
+        <w:t>rtl-sdr</w:t>
+      </w:r>
+      <w:proofErr w:type="spellEnd"/>
+      <w:r>
+        <w:t xml:space="preserve"> </w:t>
+      </w:r>
+      <w:proofErr w:type="spellStart"/>
+      <w:r>
+        <w:t>gqrx</w:t>
+      </w:r>
+      <w:proofErr w:type="spellEnd"/>
+      <w:r>
+        <w:t xml:space="preserve"> </w:t>
+      </w:r>
+      <w:proofErr w:type="spellStart"/>
+      <w:r>
+        <w:t>gpredict</w:t>
+      </w:r>
+      <w:proofErr w:type="spellEnd"/>
+      <w:r>
+        <w:t xml:space="preserve"> sox</w:t>
+      </w:r>
+    </w:p>
+    <w:p>
+      <w:proofErr w:type="spellStart"/>
+      <w:r>
+        <w:t>sudo</w:t>
+      </w:r>
+      <w:proofErr w:type="spellEnd"/>
+      <w:r>
+        <w:t xml:space="preserve"> apt install </w:t>
+      </w:r>
+      <w:proofErr w:type="spellStart"/>
+      <w:r>
+        <w:t>fldigi</w:t>
+      </w:r>
+      <w:proofErr w:type="spellEnd"/>
+      <w:r>
+        <w:t xml:space="preserve"> </w:t>
+      </w:r>
+      <w:proofErr w:type="spellStart"/>
+      <w:r>
+        <w:t>direwolf</w:t>
+      </w:r>
+      <w:proofErr w:type="spellEnd"/>
+      <w:r>
+        <w:t xml:space="preserve"> </w:t>
+      </w:r>
+      <w:proofErr w:type="spellStart"/>
+      <w:r>
+        <w:t>multimon</w:t>
+      </w:r>
+      <w:proofErr w:type="spellEnd"/>
+      <w:r>
+        <w:t>-ng</w:t>
+      </w:r>
+    </w:p>
+    <w:p>
+      <w:r>
+        <w:rPr>
+          <w:rFonts w:ascii="Segoe UI Emoji" w:hAnsi="Segoe UI Emoji" w:cs="Segoe UI Emoji"/>
+        </w:rPr>
+        <w:t>🔍</w:t>
+      </w:r>
+      <w:r>
+        <w:t xml:space="preserve"> </w:t>
+      </w:r>
+      <w:r>
+        <w:rPr>
+          <w:b/>
+          <w:bCs/>
+        </w:rPr>
+        <w:t>Optional packages for deeper customization later:</w:t>
+      </w:r>
+    </w:p>
+    <w:p>
+      <w:proofErr w:type="spellStart"/>
+      <w:r>
+        <w:t>sudo</w:t>
+      </w:r>
+      <w:proofErr w:type="spellEnd"/>
+      <w:r>
+        <w:t xml:space="preserve"> apt install </w:t>
+      </w:r>
+      <w:proofErr w:type="spellStart"/>
+      <w:r>
+        <w:t>gnuradio</w:t>
+      </w:r>
+      <w:proofErr w:type="spellEnd"/>
+      <w:r>
+        <w:t xml:space="preserve"> python3-pyrtlsdr</w:t>
+      </w:r>
+    </w:p>
+    <w:p>
+      <w:r>
+        <w:rPr>
+          <w:rFonts w:ascii="Segoe UI Emoji" w:hAnsi="Segoe UI Emoji" w:cs="Segoe UI Emoji"/>
+        </w:rPr>
+        <w:t>✅</w:t>
+      </w:r>
+      <w:r>
+        <w:t xml:space="preserve"> </w:t>
+      </w:r>
+      <w:r>
+        <w:rPr>
+          <w:b/>
+          <w:bCs/>
+        </w:rPr>
+        <w:t>Blacklist DVB-T drivers (if not done):</w:t>
+      </w:r>
+    </w:p>
+    <w:p>
+      <w:r>
+        <w:t xml:space="preserve">echo 'blacklist dvb_usb_rtl28xxu' | </w:t>
+      </w:r>
+      <w:proofErr w:type="spellStart"/>
+      <w:r>
+        <w:t>sudo</w:t>
+      </w:r>
+      <w:proofErr w:type="spellEnd"/>
+      <w:r>
+        <w:t xml:space="preserve"> tee /</w:t>
+      </w:r>
+      <w:proofErr w:type="spellStart"/>
+      <w:r>
+        <w:t>etc</w:t>
+      </w:r>
+      <w:proofErr w:type="spellEnd"/>
+      <w:r>
+        <w:t>/</w:t>
+      </w:r>
+      <w:proofErr w:type="spellStart"/>
+      <w:r>
+        <w:t>modprobe.d</w:t>
+      </w:r>
+      <w:proofErr w:type="spellEnd"/>
+      <w:r>
+        <w:t>/blacklist-</w:t>
+      </w:r>
+      <w:proofErr w:type="spellStart"/>
+      <w:r>
+        <w:t>rtl.conf</w:t>
+      </w:r>
+      <w:proofErr w:type="spellEnd"/>
+    </w:p>
+    <w:p>
+      <w:proofErr w:type="spellStart"/>
+      <w:r>
+        <w:t>sudo</w:t>
+      </w:r>
+      <w:proofErr w:type="spellEnd"/>
+      <w:r>
+        <w:t xml:space="preserve"> reboot</w:t>
+      </w:r>
+    </w:p>
+    <w:p>
+      <w:r>
+        <w:t>Check RTL-SDR is detected:</w:t>
+      </w:r>
+    </w:p>
+    <w:p>
+      <w:proofErr w:type="spellStart"/>
+      <w:r>
+        <w:t>rtl_test</w:t>
+      </w:r>
+      <w:proofErr w:type="spellEnd"/>
+    </w:p>
+    <w:p>
+      <w:r>
+        <w:rPr>
+          <w:rFonts w:ascii="Segoe UI Emoji" w:hAnsi="Segoe UI Emoji" w:cs="Segoe UI Emoji"/>
+        </w:rPr>
+        <w:t>✅</w:t>
+      </w:r>
+      <w:r>
+        <w:t xml:space="preserve"> </w:t>
+      </w:r>
+      <w:r>
+        <w:rPr>
+          <w:b/>
+          <w:bCs/>
+        </w:rPr>
+        <w:t>Initial test reception:</w:t>
+      </w:r>
+      <w:r>
+        <w:br/>
+        <w:t xml:space="preserve">Run </w:t>
+      </w:r>
+      <w:proofErr w:type="spellStart"/>
+      <w:r>
+        <w:t>gqrx</w:t>
+      </w:r>
+      <w:proofErr w:type="spellEnd"/>
+      <w:r>
+        <w:t xml:space="preserve"> → tune to a local broadcast FM station to verify signal reception.</w:t>
+      </w:r>
+    </w:p>
+    <w:p>
+      <w:r>
+        <w:pict w14:anchorId="4D2088B3">
+          <v:rect id="_x0000_i1110" style="width:0;height:1.5pt" o:hralign="center" o:hrstd="t" o:hr="t" fillcolor="#a0a0a0" stroked="f"/>
+        </w:pict>
+      </w:r>
+    </w:p>
+    <w:p>
+      <w:pPr>
+        <w:rPr>
+          <w:b/>
+          <w:bCs/>
+        </w:rPr>
+      </w:pPr>
+      <w:r>
+        <w:rPr>
+          <w:rFonts w:ascii="Segoe UI Emoji" w:hAnsi="Segoe UI Emoji" w:cs="Segoe UI Emoji"/>
+          <w:b/>
+          <w:bCs/>
+        </w:rPr>
+        <w:t>🛰️</w:t>
+      </w:r>
+      <w:r>
+        <w:rPr>
+          <w:b/>
+          <w:bCs/>
+        </w:rPr>
+        <w:t xml:space="preserve"> 2️</w:t>
+      </w:r>
+      <w:r>
+        <w:rPr>
+          <w:rFonts w:ascii="Segoe UI Symbol" w:hAnsi="Segoe UI Symbol" w:cs="Segoe UI Symbol"/>
+          <w:b/>
+          <w:bCs/>
+        </w:rPr>
+        <w:t>⃣</w:t>
+      </w:r>
+      <w:r>
+        <w:rPr>
+          <w:b/>
+          <w:bCs/>
+        </w:rPr>
+        <w:t xml:space="preserve"> Satellite Tracking &amp; Doppler Correction</w:t>
+      </w:r>
+    </w:p>
+    <w:p>
+      <w:r>
+        <w:t xml:space="preserve">Install </w:t>
+      </w:r>
+      <w:proofErr w:type="spellStart"/>
+      <w:r>
+        <w:rPr>
+          <w:b/>
+          <w:bCs/>
+        </w:rPr>
+        <w:t>Gpredict</w:t>
+      </w:r>
+      <w:proofErr w:type="spellEnd"/>
+      <w:r>
+        <w:t xml:space="preserve"> (done above) for pass prediction &amp; Doppler frequency tracking:</w:t>
+      </w:r>
+    </w:p>
+    <w:p>
+      <w:pPr>
+        <w:numPr>
+          <w:ilvl w:val="0"/>
+          <w:numId w:val="3"/>
+        </w:numPr>
+      </w:pPr>
+      <w:r>
+        <w:lastRenderedPageBreak/>
+        <w:t xml:space="preserve">Launch </w:t>
+      </w:r>
+      <w:proofErr w:type="spellStart"/>
+      <w:r>
+        <w:t>gpredict</w:t>
+      </w:r>
+      <w:proofErr w:type="spellEnd"/>
+    </w:p>
+    <w:p>
+      <w:pPr>
+        <w:numPr>
+          <w:ilvl w:val="0"/>
+          <w:numId w:val="3"/>
+        </w:numPr>
+      </w:pPr>
+      <w:r>
+        <w:t xml:space="preserve">Configure </w:t>
+      </w:r>
+      <w:r>
+        <w:rPr>
+          <w:b/>
+          <w:bCs/>
+        </w:rPr>
+        <w:t>TLEs</w:t>
+      </w:r>
+      <w:r>
+        <w:t xml:space="preserve"> (update orbital elements)</w:t>
+      </w:r>
+    </w:p>
+    <w:p>
+      <w:pPr>
+        <w:numPr>
+          <w:ilvl w:val="0"/>
+          <w:numId w:val="3"/>
+        </w:numPr>
+      </w:pPr>
+      <w:r>
+        <w:t>Add desired satellites (e.g., AO-91, SO-50, ISS)</w:t>
+      </w:r>
+    </w:p>
+    <w:p>
+      <w:pPr>
+        <w:numPr>
+          <w:ilvl w:val="0"/>
+          <w:numId w:val="3"/>
+        </w:numPr>
+      </w:pPr>
+      <w:r>
+        <w:t xml:space="preserve">Create a </w:t>
+      </w:r>
+      <w:r>
+        <w:rPr>
+          <w:b/>
+          <w:bCs/>
+        </w:rPr>
+        <w:t>ground station profile</w:t>
+      </w:r>
+      <w:r>
+        <w:t xml:space="preserve"> (enter your coordinates)</w:t>
+      </w:r>
+    </w:p>
+    <w:p>
+      <w:r>
+        <w:rPr>
+          <w:rFonts w:ascii="Segoe UI Emoji" w:hAnsi="Segoe UI Emoji" w:cs="Segoe UI Emoji"/>
+        </w:rPr>
+        <w:t>👉</w:t>
+      </w:r>
+      <w:r>
+        <w:t xml:space="preserve"> While manual frequency correction is okay for now, </w:t>
+      </w:r>
+      <w:proofErr w:type="spellStart"/>
+      <w:r>
+        <w:rPr>
+          <w:b/>
+          <w:bCs/>
+        </w:rPr>
+        <w:t>Gpredict</w:t>
+      </w:r>
+      <w:proofErr w:type="spellEnd"/>
+      <w:r>
+        <w:rPr>
+          <w:b/>
+          <w:bCs/>
+        </w:rPr>
+        <w:t xml:space="preserve"> can control </w:t>
+      </w:r>
+      <w:proofErr w:type="spellStart"/>
+      <w:r>
+        <w:rPr>
+          <w:b/>
+          <w:bCs/>
+        </w:rPr>
+        <w:t>gqrx</w:t>
+      </w:r>
+      <w:proofErr w:type="spellEnd"/>
+      <w:r>
+        <w:rPr>
+          <w:b/>
+          <w:bCs/>
+        </w:rPr>
+        <w:t>/</w:t>
+      </w:r>
+      <w:proofErr w:type="spellStart"/>
+      <w:r>
+        <w:rPr>
+          <w:b/>
+          <w:bCs/>
+        </w:rPr>
+        <w:t>rigctl</w:t>
+      </w:r>
+      <w:proofErr w:type="spellEnd"/>
+      <w:r>
+        <w:rPr>
+          <w:b/>
+          <w:bCs/>
+        </w:rPr>
+        <w:t xml:space="preserve"> over network for Doppler correction</w:t>
+      </w:r>
+      <w:r>
+        <w:t xml:space="preserve"> → future enhancement.</w:t>
+      </w:r>
+    </w:p>
+    <w:p>
+      <w:r>
+        <w:pict w14:anchorId="7429140A">
+          <v:rect id="_x0000_i1111" style="width:0;height:1.5pt" o:hralign="center" o:hrstd="t" o:hr="t" fillcolor="#a0a0a0" stroked="f"/>
+        </w:pict>
+      </w:r>
+    </w:p>
+    <w:p>
+      <w:pPr>
+        <w:rPr>
+          <w:b/>
+          <w:bCs/>
+        </w:rPr>
+      </w:pPr>
+      <w:r>
+        <w:rPr>
+          <w:rFonts w:ascii="Segoe UI Emoji" w:hAnsi="Segoe UI Emoji" w:cs="Segoe UI Emoji"/>
+          <w:b/>
+          <w:bCs/>
+        </w:rPr>
+        <w:t>🎧</w:t>
+      </w:r>
+      <w:r>
+        <w:rPr>
+          <w:b/>
+          <w:bCs/>
+        </w:rPr>
+        <w:t xml:space="preserve"> 3️</w:t>
+      </w:r>
+      <w:r>
+        <w:rPr>
+          <w:rFonts w:ascii="Segoe UI Symbol" w:hAnsi="Segoe UI Symbol" w:cs="Segoe UI Symbol"/>
+          <w:b/>
+          <w:bCs/>
+        </w:rPr>
+        <w:t>⃣</w:t>
+      </w:r>
+      <w:r>
+        <w:rPr>
+          <w:b/>
+          <w:bCs/>
+        </w:rPr>
+        <w:t xml:space="preserve"> Listening to Voice Comms (FM/SSB)</w:t>
+      </w:r>
+    </w:p>
+    <w:p>
+      <w:r>
+        <w:t xml:space="preserve">Use </w:t>
+      </w:r>
+      <w:r>
+        <w:rPr>
+          <w:b/>
+          <w:bCs/>
+        </w:rPr>
+        <w:t>GQRX</w:t>
+      </w:r>
+      <w:r>
+        <w:t xml:space="preserve"> to:</w:t>
+      </w:r>
+    </w:p>
+    <w:p>
+      <w:pPr>
+        <w:numPr>
+          <w:ilvl w:val="0"/>
+          <w:numId w:val="4"/>
+        </w:numPr>
+      </w:pPr>
+      <w:r>
+        <w:t>Manually tune to the satellite downlink frequency</w:t>
+      </w:r>
+    </w:p>
+    <w:p>
+      <w:pPr>
+        <w:numPr>
+          <w:ilvl w:val="0"/>
+          <w:numId w:val="4"/>
+        </w:numPr>
+      </w:pPr>
+      <w:r>
+        <w:t>Set mode (FM Narrow for AO-91/92/SO-50; USB/LSB for others)</w:t>
+      </w:r>
+    </w:p>
+    <w:p>
+      <w:pPr>
+        <w:numPr>
+          <w:ilvl w:val="0"/>
+          <w:numId w:val="4"/>
+        </w:numPr>
+      </w:pPr>
+      <w:r>
+        <w:t>Adjust squelch &amp; filter settings</w:t>
+      </w:r>
+    </w:p>
+    <w:p>
+      <w:pPr>
+        <w:numPr>
+          <w:ilvl w:val="0"/>
+          <w:numId w:val="4"/>
+        </w:numPr>
+      </w:pPr>
+      <w:r>
+        <w:t xml:space="preserve">Record audio via </w:t>
+      </w:r>
+      <w:r>
+        <w:rPr>
+          <w:b/>
+          <w:bCs/>
+        </w:rPr>
+        <w:t>GQRX’s built-in recorder</w:t>
+      </w:r>
+      <w:r>
+        <w:t xml:space="preserve"> (select WAV or RAW)</w:t>
+      </w:r>
+    </w:p>
+    <w:p>
+      <w:r>
+        <w:rPr>
+          <w:rFonts w:ascii="Segoe UI Emoji" w:hAnsi="Segoe UI Emoji" w:cs="Segoe UI Emoji"/>
+        </w:rPr>
+        <w:t>✅</w:t>
+      </w:r>
+      <w:r>
+        <w:t xml:space="preserve"> </w:t>
+      </w:r>
+      <w:r>
+        <w:rPr>
+          <w:b/>
+          <w:bCs/>
+        </w:rPr>
+        <w:t>File naming suggestion:</w:t>
+      </w:r>
+      <w:r>
+        <w:br/>
+        <w:t>Name recordings like:</w:t>
+      </w:r>
+    </w:p>
+    <w:p>
+      <w:r>
+        <w:t>AO91_20250503_1430UTC.wav</w:t>
+      </w:r>
+    </w:p>
+    <w:p>
+      <w:r>
+        <w:rPr>
+          <w:rFonts w:ascii="Segoe UI Emoji" w:hAnsi="Segoe UI Emoji" w:cs="Segoe UI Emoji"/>
+        </w:rPr>
+        <w:t>➡️</w:t>
+      </w:r>
+      <w:r>
+        <w:t xml:space="preserve"> Include UTC timestamp in filename for later correlation.</w:t>
+      </w:r>
+    </w:p>
+    <w:p>
+      <w:r>
+        <w:pict w14:anchorId="66F2BBBE">
+          <v:rect id="_x0000_i1112" style="width:0;height:1.5pt" o:hralign="center" o:hrstd="t" o:hr="t" fillcolor="#a0a0a0" stroked="f"/>
+        </w:pict>
+      </w:r>
+    </w:p>
+    <w:p>
+      <w:pPr>
+        <w:rPr>
+          <w:b/>
+          <w:bCs/>
+        </w:rPr>
+      </w:pPr>
+      <w:r>
+        <w:rPr>
+          <w:rFonts w:ascii="Segoe UI Emoji" w:hAnsi="Segoe UI Emoji" w:cs="Segoe UI Emoji"/>
+          <w:b/>
+          <w:bCs/>
+        </w:rPr>
+        <w:t>📡</w:t>
+      </w:r>
+      <w:r>
+        <w:rPr>
+          <w:b/>
+          <w:bCs/>
+        </w:rPr>
+        <w:t xml:space="preserve"> 4️</w:t>
+      </w:r>
+      <w:r>
+        <w:rPr>
+          <w:rFonts w:ascii="Segoe UI Symbol" w:hAnsi="Segoe UI Symbol" w:cs="Segoe UI Symbol"/>
+          <w:b/>
+          <w:bCs/>
+        </w:rPr>
+        <w:t>⃣</w:t>
+      </w:r>
+      <w:r>
+        <w:rPr>
+          <w:b/>
+          <w:bCs/>
+        </w:rPr>
+        <w:t xml:space="preserve"> Decoding AX.25 Packet Data (APRS, Telemetry)</w:t>
+      </w:r>
+    </w:p>
+    <w:p>
+      <w:r>
+        <w:t xml:space="preserve">For </w:t>
+      </w:r>
+      <w:r>
+        <w:rPr>
+          <w:b/>
+          <w:bCs/>
+        </w:rPr>
+        <w:t>AX.25 packet decoding:</w:t>
+      </w:r>
+    </w:p>
+    <w:p>
+      <w:pPr>
+        <w:rPr>
+          <w:b/>
+          <w:bCs/>
+        </w:rPr>
+      </w:pPr>
+      <w:r>
+        <w:rPr>
+          <w:b/>
+          <w:bCs/>
+        </w:rPr>
+        <w:t xml:space="preserve">Option A: </w:t>
+      </w:r>
+      <w:proofErr w:type="spellStart"/>
+      <w:r>
+        <w:rPr>
+          <w:b/>
+          <w:bCs/>
+        </w:rPr>
+        <w:t>Direwolf</w:t>
+      </w:r>
+      <w:proofErr w:type="spellEnd"/>
+    </w:p>
+    <w:p>
+      <w:r>
+        <w:t xml:space="preserve">Use </w:t>
+      </w:r>
+      <w:proofErr w:type="spellStart"/>
+      <w:r>
+        <w:rPr>
+          <w:b/>
+          <w:bCs/>
+        </w:rPr>
+        <w:t>Direwolf</w:t>
+      </w:r>
+      <w:proofErr w:type="spellEnd"/>
+      <w:r>
+        <w:t xml:space="preserve"> to decode audio from a file or live input:</w:t>
+      </w:r>
+    </w:p>
+    <w:p>
+      <w:proofErr w:type="spellStart"/>
+      <w:r>
+        <w:t>direwolf</w:t>
+      </w:r>
+      <w:proofErr w:type="spellEnd"/>
+      <w:r>
+        <w:t xml:space="preserve"> -r 48000 -t 0 -d 1 -a 4 -c /dev/null -r 48000 -B 1200 -n 1</w:t>
+      </w:r>
+    </w:p>
+    <w:p>
+      <w:r>
+        <w:rPr>
+          <w:rFonts w:ascii="Segoe UI Emoji" w:hAnsi="Segoe UI Emoji" w:cs="Segoe UI Emoji"/>
+        </w:rPr>
+        <w:t>👉</w:t>
+      </w:r>
+      <w:r>
+        <w:t xml:space="preserve"> If decoding from a saved WAV file:</w:t>
+      </w:r>
+    </w:p>
+    <w:p>
+      <w:proofErr w:type="spellStart"/>
+      <w:r>
+        <w:t>aplay</w:t>
+      </w:r>
+      <w:proofErr w:type="spellEnd"/>
+      <w:r>
+        <w:t xml:space="preserve"> -r 48000 -f S16_LE -c 1 &lt; AO91_20250503_1430UTC.wav | </w:t>
+      </w:r>
+      <w:proofErr w:type="spellStart"/>
+      <w:r>
+        <w:t>direwolf</w:t>
+      </w:r>
+      <w:proofErr w:type="spellEnd"/>
+      <w:r>
+        <w:t xml:space="preserve"> -r 48000 -t 0 -d 1</w:t>
+      </w:r>
+    </w:p>
+    <w:p>
+      <w:r>
+        <w:rPr>
+          <w:rFonts w:ascii="Segoe UI Emoji" w:hAnsi="Segoe UI Emoji" w:cs="Segoe UI Emoji"/>
+        </w:rPr>
+        <w:t>✅</w:t>
+      </w:r>
+      <w:r>
+        <w:t xml:space="preserve"> </w:t>
+      </w:r>
+      <w:proofErr w:type="spellStart"/>
+      <w:r>
+        <w:rPr>
+          <w:b/>
+          <w:bCs/>
+        </w:rPr>
+        <w:t>Direwolf</w:t>
+      </w:r>
+      <w:proofErr w:type="spellEnd"/>
+      <w:r>
+        <w:rPr>
+          <w:b/>
+          <w:bCs/>
+        </w:rPr>
+        <w:t xml:space="preserve"> output logs decoded packets with timestamps automatically.</w:t>
+      </w:r>
+    </w:p>
+    <w:p>
+      <w:r>
+        <w:lastRenderedPageBreak/>
+        <w:pict w14:anchorId="09194876">
+          <v:rect id="_x0000_i1113" style="width:0;height:1.5pt" o:hralign="center" o:hrstd="t" o:hr="t" fillcolor="#a0a0a0" stroked="f"/>
+        </w:pict>
+      </w:r>
+    </w:p>
+    <w:p>
+      <w:pPr>
+        <w:rPr>
+          <w:b/>
+          <w:bCs/>
+        </w:rPr>
+      </w:pPr>
+      <w:r>
+        <w:rPr>
+          <w:b/>
+          <w:bCs/>
+        </w:rPr>
+        <w:t xml:space="preserve">Option B: </w:t>
+      </w:r>
+      <w:proofErr w:type="spellStart"/>
+      <w:r>
+        <w:rPr>
+          <w:b/>
+          <w:bCs/>
+        </w:rPr>
+        <w:t>multimon</w:t>
+      </w:r>
+      <w:proofErr w:type="spellEnd"/>
+      <w:r>
+        <w:rPr>
+          <w:b/>
+          <w:bCs/>
+        </w:rPr>
+        <w:t>-ng</w:t>
+      </w:r>
+    </w:p>
+    <w:p>
+      <w:r>
+        <w:t>For basic AX.25 decoding:</w:t>
+      </w:r>
+    </w:p>
+    <w:p>
+      <w:proofErr w:type="spellStart"/>
+      <w:r>
+        <w:t>multimon</w:t>
+      </w:r>
+      <w:proofErr w:type="spellEnd"/>
+      <w:r>
+        <w:t>-ng -t wav -a AFSK1200 AO91_20250503_1430UTC.wav</w:t>
+      </w:r>
+    </w:p>
+    <w:p>
+      <w:r>
+        <w:rPr>
+          <w:rFonts w:ascii="Segoe UI Emoji" w:hAnsi="Segoe UI Emoji" w:cs="Segoe UI Emoji"/>
+        </w:rPr>
+        <w:t>⚠️</w:t>
+      </w:r>
+      <w:r>
+        <w:t xml:space="preserve"> </w:t>
+      </w:r>
+      <w:proofErr w:type="spellStart"/>
+      <w:r>
+        <w:t>Multimon</w:t>
+      </w:r>
+      <w:proofErr w:type="spellEnd"/>
+      <w:r>
+        <w:t xml:space="preserve">-ng doesn’t log timestamps as well as </w:t>
+      </w:r>
+      <w:proofErr w:type="spellStart"/>
+      <w:r>
+        <w:t>Direwolf</w:t>
+      </w:r>
+      <w:proofErr w:type="spellEnd"/>
+      <w:r>
+        <w:t xml:space="preserve"> → prefer </w:t>
+      </w:r>
+      <w:proofErr w:type="spellStart"/>
+      <w:r>
+        <w:t>Direwolf</w:t>
+      </w:r>
+      <w:proofErr w:type="spellEnd"/>
+      <w:r>
+        <w:t xml:space="preserve"> for detailed logging.</w:t>
+      </w:r>
+    </w:p>
+    <w:p>
+      <w:r>
+        <w:pict w14:anchorId="29FD8194">
+          <v:rect id="_x0000_i1114" style="width:0;height:1.5pt" o:hralign="center" o:hrstd="t" o:hr="t" fillcolor="#a0a0a0" stroked="f"/>
+        </w:pict>
+      </w:r>
+    </w:p>
+    <w:p>
+      <w:pPr>
+        <w:rPr>
+          <w:b/>
+          <w:bCs/>
+        </w:rPr>
+      </w:pPr>
+      <w:r>
+        <w:rPr>
+          <w:rFonts w:ascii="Segoe UI Emoji" w:hAnsi="Segoe UI Emoji" w:cs="Segoe UI Emoji"/>
+          <w:b/>
+          <w:bCs/>
+        </w:rPr>
+        <w:t>🔊</w:t>
+      </w:r>
+      <w:r>
+        <w:rPr>
+          <w:b/>
+          <w:bCs/>
+        </w:rPr>
+        <w:t xml:space="preserve"> 5️</w:t>
+      </w:r>
+      <w:r>
+        <w:rPr>
+          <w:rFonts w:ascii="Segoe UI Symbol" w:hAnsi="Segoe UI Symbol" w:cs="Segoe UI Symbol"/>
+          <w:b/>
+          <w:bCs/>
+        </w:rPr>
+        <w:t>⃣</w:t>
+      </w:r>
+      <w:r>
+        <w:rPr>
+          <w:b/>
+          <w:bCs/>
+        </w:rPr>
+        <w:t xml:space="preserve"> Recording Signal Strength Over Time</w:t>
+      </w:r>
+    </w:p>
+    <w:p>
+      <w:r>
+        <w:t>We have two main approaches:</w:t>
+      </w:r>
+    </w:p>
+    <w:p>
+      <w:pPr>
+        <w:rPr>
+          <w:b/>
+          <w:bCs/>
+        </w:rPr>
+      </w:pPr>
+      <w:r>
+        <w:rPr>
+          <w:rFonts w:ascii="Segoe UI Emoji" w:hAnsi="Segoe UI Emoji" w:cs="Segoe UI Emoji"/>
+          <w:b/>
+          <w:bCs/>
+        </w:rPr>
+        <w:t>✅</w:t>
+      </w:r>
+      <w:r>
+        <w:rPr>
+          <w:b/>
+          <w:bCs/>
+        </w:rPr>
+        <w:t xml:space="preserve"> A. </w:t>
+      </w:r>
+      <w:proofErr w:type="spellStart"/>
+      <w:r>
+        <w:rPr>
+          <w:b/>
+          <w:bCs/>
+        </w:rPr>
+        <w:t>rtl_power</w:t>
+      </w:r>
+      <w:proofErr w:type="spellEnd"/>
+      <w:r>
+        <w:rPr>
+          <w:b/>
+          <w:bCs/>
+        </w:rPr>
+        <w:t xml:space="preserve"> (simple, logs signal over frequency/time)</w:t>
+      </w:r>
+    </w:p>
+    <w:p>
+      <w:proofErr w:type="spellStart"/>
+      <w:r>
+        <w:t>rtl_power</w:t>
+      </w:r>
+      <w:proofErr w:type="spellEnd"/>
+      <w:r>
+        <w:t xml:space="preserve"> -f 144M:148M:10k -</w:t>
+      </w:r>
+      <w:proofErr w:type="spellStart"/>
+      <w:r>
+        <w:t>i</w:t>
+      </w:r>
+      <w:proofErr w:type="spellEnd"/>
+      <w:r>
+        <w:t xml:space="preserve"> 10 -e 1h output.csv</w:t>
+      </w:r>
+    </w:p>
+    <w:p>
+      <w:r>
+        <w:t>This logs every 10 seconds over 1 hour, scanning 144–148 MHz in 10kHz steps.</w:t>
+      </w:r>
+    </w:p>
+    <w:p>
+      <w:r>
+        <w:t xml:space="preserve">You can later </w:t>
+      </w:r>
+      <w:r>
+        <w:rPr>
+          <w:b/>
+          <w:bCs/>
+        </w:rPr>
+        <w:t>filter by frequency</w:t>
+      </w:r>
+      <w:r>
+        <w:t xml:space="preserve"> or plot in Excel/</w:t>
+      </w:r>
+      <w:proofErr w:type="spellStart"/>
+      <w:r>
+        <w:t>GNUplot</w:t>
+      </w:r>
+      <w:proofErr w:type="spellEnd"/>
+      <w:r>
+        <w:t>.</w:t>
+      </w:r>
+    </w:p>
+    <w:p>
+      <w:r>
+        <w:rPr>
+          <w:rFonts w:ascii="Segoe UI Emoji" w:hAnsi="Segoe UI Emoji" w:cs="Segoe UI Emoji"/>
+        </w:rPr>
+        <w:t>📝</w:t>
+      </w:r>
+      <w:r>
+        <w:t xml:space="preserve"> Limitation: </w:t>
+      </w:r>
+      <w:proofErr w:type="spellStart"/>
+      <w:r>
+        <w:t>rtl_power</w:t>
+      </w:r>
+      <w:proofErr w:type="spellEnd"/>
+      <w:r>
+        <w:t xml:space="preserve"> gives </w:t>
+      </w:r>
+      <w:r>
+        <w:rPr>
+          <w:b/>
+          <w:bCs/>
+        </w:rPr>
+        <w:t>power spectrum snapshots</w:t>
+      </w:r>
+      <w:r>
+        <w:t xml:space="preserve"> but not continuous strength of one frequency.</w:t>
+      </w:r>
+    </w:p>
+    <w:p>
+      <w:r>
+        <w:pict w14:anchorId="7D60D2C5">
+          <v:rect id="_x0000_i1115" style="width:0;height:1.5pt" o:hralign="center" o:hrstd="t" o:hr="t" fillcolor="#a0a0a0" stroked="f"/>
+        </w:pict>
+      </w:r>
+    </w:p>
+    <w:p>
+      <w:pPr>
+        <w:rPr>
+          <w:b/>
+          <w:bCs/>
+        </w:rPr>
+      </w:pPr>
+      <w:r>
+        <w:rPr>
+          <w:rFonts w:ascii="Segoe UI Emoji" w:hAnsi="Segoe UI Emoji" w:cs="Segoe UI Emoji"/>
+          <w:b/>
+          <w:bCs/>
+        </w:rPr>
+        <w:t>✅</w:t>
+      </w:r>
+      <w:r>
+        <w:rPr>
+          <w:b/>
+          <w:bCs/>
+        </w:rPr>
+        <w:t xml:space="preserve"> B. GQRX Signal Meter Plugin (GUI-based)</w:t>
+      </w:r>
+    </w:p>
+    <w:p>
+      <w:r>
+        <w:t xml:space="preserve">Enable the </w:t>
+      </w:r>
+      <w:r>
+        <w:rPr>
+          <w:b/>
+          <w:bCs/>
+        </w:rPr>
+        <w:t>signal meter</w:t>
+      </w:r>
+      <w:r>
+        <w:t xml:space="preserve"> plugin in GQRX to log signal strength to file over time.</w:t>
+      </w:r>
+    </w:p>
+    <w:p>
+      <w:r>
+        <w:t xml:space="preserve">→ Output is a simple CSV of </w:t>
+      </w:r>
+      <w:r>
+        <w:rPr>
+          <w:b/>
+          <w:bCs/>
+        </w:rPr>
+        <w:t>timestamp + signal strength</w:t>
+      </w:r>
+      <w:r>
+        <w:t>.</w:t>
+      </w:r>
+    </w:p>
+    <w:p>
+      <w:r>
+        <w:pict w14:anchorId="0682BEC4">
+          <v:rect id="_x0000_i1116" style="width:0;height:1.5pt" o:hralign="center" o:hrstd="t" o:hr="t" fillcolor="#a0a0a0" stroked="f"/>
+        </w:pict>
+      </w:r>
+    </w:p>
+    <w:p>
+      <w:pPr>
+        <w:rPr>
+          <w:b/>
+          <w:bCs/>
+        </w:rPr>
+      </w:pPr>
+      <w:r>
+        <w:rPr>
+          <w:rFonts w:ascii="Segoe UI Emoji" w:hAnsi="Segoe UI Emoji" w:cs="Segoe UI Emoji"/>
+          <w:b/>
+          <w:bCs/>
+        </w:rPr>
+        <w:t>📈</w:t>
+      </w:r>
+      <w:r>
+        <w:rPr>
+          <w:b/>
+          <w:bCs/>
+        </w:rPr>
+        <w:t xml:space="preserve"> 6️</w:t>
+      </w:r>
+      <w:r>
+        <w:rPr>
+          <w:rFonts w:ascii="Segoe UI Symbol" w:hAnsi="Segoe UI Symbol" w:cs="Segoe UI Symbol"/>
+          <w:b/>
+          <w:bCs/>
+        </w:rPr>
+        <w:t>⃣</w:t>
+      </w:r>
+      <w:r>
+        <w:rPr>
+          <w:b/>
+          <w:bCs/>
+        </w:rPr>
+        <w:t xml:space="preserve"> Doppler Shift Logging</w:t>
+      </w:r>
+    </w:p>
+    <w:p>
+      <w:r>
+        <w:t xml:space="preserve">Initially, we can log </w:t>
+      </w:r>
+      <w:r>
+        <w:rPr>
+          <w:b/>
+          <w:bCs/>
+        </w:rPr>
+        <w:t xml:space="preserve">Doppler predictions from </w:t>
+      </w:r>
+      <w:proofErr w:type="spellStart"/>
+      <w:r>
+        <w:rPr>
+          <w:b/>
+          <w:bCs/>
+        </w:rPr>
+        <w:t>Gpredict</w:t>
+      </w:r>
+      <w:proofErr w:type="spellEnd"/>
+      <w:r>
+        <w:t>:</w:t>
+      </w:r>
+    </w:p>
+    <w:p>
+      <w:pPr>
+        <w:numPr>
+          <w:ilvl w:val="0"/>
+          <w:numId w:val="5"/>
+        </w:numPr>
+      </w:pPr>
+      <w:r>
+        <w:t>Right-click satellite → “</w:t>
+      </w:r>
+      <w:r>
+        <w:rPr>
+          <w:b/>
+          <w:bCs/>
+        </w:rPr>
+        <w:t>Doppler tab</w:t>
+      </w:r>
+      <w:r>
+        <w:t>”</w:t>
+      </w:r>
+    </w:p>
+    <w:p>
+      <w:pPr>
+        <w:numPr>
+          <w:ilvl w:val="0"/>
+          <w:numId w:val="5"/>
+        </w:numPr>
+      </w:pPr>
+      <w:r>
+        <w:t>Export Doppler correction vs time → CSV/log file</w:t>
+      </w:r>
+    </w:p>
+    <w:p>
+      <w:r>
+        <w:rPr>
+          <w:rFonts w:ascii="Segoe UI Emoji" w:hAnsi="Segoe UI Emoji" w:cs="Segoe UI Emoji"/>
+        </w:rPr>
+        <w:t>✅</w:t>
+      </w:r>
+      <w:r>
+        <w:t xml:space="preserve"> Later enhancement: Build a </w:t>
+      </w:r>
+      <w:r>
+        <w:rPr>
+          <w:b/>
+          <w:bCs/>
+        </w:rPr>
+        <w:t xml:space="preserve">Python or </w:t>
+      </w:r>
+      <w:proofErr w:type="spellStart"/>
+      <w:r>
+        <w:rPr>
+          <w:b/>
+          <w:bCs/>
+        </w:rPr>
+        <w:t>GNURadio</w:t>
+      </w:r>
+      <w:proofErr w:type="spellEnd"/>
+      <w:r>
+        <w:rPr>
+          <w:b/>
+          <w:bCs/>
+        </w:rPr>
+        <w:t xml:space="preserve"> script</w:t>
+      </w:r>
+      <w:r>
+        <w:t xml:space="preserve"> to track center frequency drift from FFT peaks → real-time Doppler measurement.</w:t>
+      </w:r>
+    </w:p>
+    <w:p>
+      <w:r>
+        <w:lastRenderedPageBreak/>
+        <w:pict w14:anchorId="60DD0798">
+          <v:rect id="_x0000_i1117" style="width:0;height:1.5pt" o:hralign="center" o:hrstd="t" o:hr="t" fillcolor="#a0a0a0" stroked="f"/>
+        </w:pict>
+      </w:r>
+    </w:p>
+    <w:p>
+      <w:pPr>
+        <w:rPr>
+          <w:b/>
+          <w:bCs/>
+        </w:rPr>
+      </w:pPr>
+      <w:r>
+        <w:rPr>
+          <w:rFonts w:ascii="Segoe UI Emoji" w:hAnsi="Segoe UI Emoji" w:cs="Segoe UI Emoji"/>
+          <w:b/>
+          <w:bCs/>
+        </w:rPr>
+        <w:t>🔂</w:t>
+      </w:r>
+      <w:r>
+        <w:rPr>
+          <w:b/>
+          <w:bCs/>
+        </w:rPr>
+        <w:t xml:space="preserve"> 7️</w:t>
+      </w:r>
+      <w:r>
+        <w:rPr>
+          <w:rFonts w:ascii="Segoe UI Symbol" w:hAnsi="Segoe UI Symbol" w:cs="Segoe UI Symbol"/>
+          <w:b/>
+          <w:bCs/>
+        </w:rPr>
+        <w:t>⃣</w:t>
+      </w:r>
+      <w:r>
+        <w:rPr>
+          <w:b/>
+          <w:bCs/>
+        </w:rPr>
+        <w:t xml:space="preserve"> Workflow Summary (Initial Phase)</w:t>
+      </w:r>
+    </w:p>
+    <w:p>
+      <w:pPr>
+        <w:rPr>
+          <w:b/>
+          <w:bCs/>
+        </w:rPr>
+      </w:pPr>
+      <w:r>
+        <w:rPr>
+          <w:b/>
+          <w:bCs/>
+        </w:rPr>
+        <w:t>For each satellite pass:</w:t>
+      </w:r>
+    </w:p>
+    <w:p>
+      <w:r>
+        <w:rPr>
+          <w:rFonts w:ascii="Segoe UI Emoji" w:hAnsi="Segoe UI Emoji" w:cs="Segoe UI Emoji"/>
+        </w:rPr>
+        <w:t>✅</w:t>
+      </w:r>
+      <w:r>
+        <w:t xml:space="preserve"> Track pass in </w:t>
+      </w:r>
+      <w:proofErr w:type="spellStart"/>
+      <w:r>
+        <w:rPr>
+          <w:b/>
+          <w:bCs/>
+        </w:rPr>
+        <w:t>Gpredict</w:t>
+      </w:r>
+      <w:proofErr w:type="spellEnd"/>
+      <w:r>
+        <w:br/>
+      </w:r>
+      <w:r>
+        <w:rPr>
+          <w:rFonts w:ascii="Segoe UI Emoji" w:hAnsi="Segoe UI Emoji" w:cs="Segoe UI Emoji"/>
+        </w:rPr>
+        <w:t>✅</w:t>
+      </w:r>
+      <w:r>
+        <w:t xml:space="preserve"> Manually tune GQRX </w:t>
+      </w:r>
+      <w:r>
+        <w:rPr>
+          <w:rFonts w:ascii="Aptos" w:hAnsi="Aptos" w:cs="Aptos"/>
+        </w:rPr>
+        <w:t>→</w:t>
+      </w:r>
+      <w:r>
+        <w:t xml:space="preserve"> follow Doppler manually (or preset frequency steps)</w:t>
+      </w:r>
+      <w:r>
+        <w:br/>
+      </w:r>
+      <w:r>
+        <w:rPr>
+          <w:rFonts w:ascii="Segoe UI Emoji" w:hAnsi="Segoe UI Emoji" w:cs="Segoe UI Emoji"/>
+        </w:rPr>
+        <w:t>✅</w:t>
+      </w:r>
+      <w:r>
+        <w:t xml:space="preserve"> Record audio </w:t>
+      </w:r>
+      <w:r>
+        <w:rPr>
+          <w:rFonts w:ascii="Aptos" w:hAnsi="Aptos" w:cs="Aptos"/>
+        </w:rPr>
+        <w:t>→</w:t>
+      </w:r>
+      <w:r>
+        <w:t xml:space="preserve"> WAV file with UTC timestamp filename</w:t>
+      </w:r>
+      <w:r>
+        <w:br/>
+      </w:r>
+      <w:r>
+        <w:rPr>
+          <w:rFonts w:ascii="Segoe UI Emoji" w:hAnsi="Segoe UI Emoji" w:cs="Segoe UI Emoji"/>
+        </w:rPr>
+        <w:t>✅</w:t>
+      </w:r>
+      <w:r>
+        <w:t xml:space="preserve"> Decode audio </w:t>
+      </w:r>
+      <w:r>
+        <w:rPr>
+          <w:rFonts w:ascii="Aptos" w:hAnsi="Aptos" w:cs="Aptos"/>
+        </w:rPr>
+        <w:t>→</w:t>
+      </w:r>
+      <w:r>
+        <w:t xml:space="preserve"> </w:t>
+      </w:r>
+      <w:proofErr w:type="spellStart"/>
+      <w:r>
+        <w:rPr>
+          <w:b/>
+          <w:bCs/>
+        </w:rPr>
+        <w:t>Direwolf</w:t>
+      </w:r>
+      <w:proofErr w:type="spellEnd"/>
+      <w:r>
+        <w:t xml:space="preserve"> or </w:t>
+      </w:r>
+      <w:proofErr w:type="spellStart"/>
+      <w:r>
+        <w:rPr>
+          <w:b/>
+          <w:bCs/>
+        </w:rPr>
+        <w:t>multimon</w:t>
+      </w:r>
+      <w:proofErr w:type="spellEnd"/>
+      <w:r>
+        <w:rPr>
+          <w:b/>
+          <w:bCs/>
+        </w:rPr>
+        <w:t>-ng</w:t>
+      </w:r>
+      <w:r>
+        <w:br/>
+      </w:r>
+      <w:r>
+        <w:rPr>
+          <w:rFonts w:ascii="Segoe UI Emoji" w:hAnsi="Segoe UI Emoji" w:cs="Segoe UI Emoji"/>
+        </w:rPr>
+        <w:t>✅</w:t>
+      </w:r>
+      <w:r>
+        <w:t xml:space="preserve"> Save decoded text logs</w:t>
+      </w:r>
+      <w:r>
+        <w:br/>
+      </w:r>
+      <w:r>
+        <w:rPr>
+          <w:rFonts w:ascii="Segoe UI Emoji" w:hAnsi="Segoe UI Emoji" w:cs="Segoe UI Emoji"/>
+        </w:rPr>
+        <w:t>✅</w:t>
+      </w:r>
+      <w:r>
+        <w:t xml:space="preserve"> Log signal strength via GQRX or </w:t>
+      </w:r>
+      <w:proofErr w:type="spellStart"/>
+      <w:r>
+        <w:t>rtl_power</w:t>
+      </w:r>
+      <w:proofErr w:type="spellEnd"/>
+      <w:r>
+        <w:br/>
+      </w:r>
+      <w:r>
+        <w:rPr>
+          <w:rFonts w:ascii="Segoe UI Emoji" w:hAnsi="Segoe UI Emoji" w:cs="Segoe UI Emoji"/>
+        </w:rPr>
+        <w:t>✅</w:t>
+      </w:r>
+      <w:r>
+        <w:t xml:space="preserve"> Export Doppler prediction table from </w:t>
+      </w:r>
+      <w:proofErr w:type="spellStart"/>
+      <w:r>
+        <w:t>Gpredict</w:t>
+      </w:r>
+      <w:proofErr w:type="spellEnd"/>
+    </w:p>
+    <w:p>
+      <w:r>
+        <w:pict w14:anchorId="1A793A5F">
+          <v:rect id="_x0000_i1118" style="width:0;height:1.5pt" o:hralign="center" o:hrstd="t" o:hr="t" fillcolor="#a0a0a0" stroked="f"/>
+        </w:pict>
+      </w:r>
+    </w:p>
+    <w:p>
+      <w:pPr>
+        <w:rPr>
+          <w:b/>
+          <w:bCs/>
+        </w:rPr>
+      </w:pPr>
+      <w:r>
+        <w:rPr>
+          <w:rFonts w:ascii="Segoe UI Emoji" w:hAnsi="Segoe UI Emoji" w:cs="Segoe UI Emoji"/>
+          <w:b/>
+          <w:bCs/>
+        </w:rPr>
+        <w:t>📝</w:t>
+      </w:r>
+      <w:r>
+        <w:rPr>
+          <w:b/>
+          <w:bCs/>
+        </w:rPr>
+        <w:t xml:space="preserve"> Example Data Folder Structure:</w:t>
+      </w:r>
+    </w:p>
+    <w:p>
+      <w:r>
+        <w:t>/data/AO-91/20250503/</w:t>
+      </w:r>
+    </w:p>
+    <w:p>
+      <w:r>
+        <w:t xml:space="preserve">    AO91_20250503_1430UTC.wav</w:t>
+      </w:r>
+    </w:p>
+    <w:p>
+      <w:r>
+        <w:t xml:space="preserve">    AO91_20250503_1430UTC_decoded.txt</w:t>
+      </w:r>
+    </w:p>
+    <w:p>
+      <w:r>
+        <w:t xml:space="preserve">    AO91_20250503_1430UTC_sigstrength.csv</w:t>
+      </w:r>
+    </w:p>
+    <w:p>
+      <w:r>
+        <w:t xml:space="preserve">    AO91_20250503_1430UTC_doppler.csv</w:t>
+      </w:r>
+    </w:p>
+    <w:p>
+      <w:r>
+        <w:pict w14:anchorId="37C1146C">
+          <v:rect id="_x0000_i1119" style="width:0;height:1.5pt" o:hralign="center" o:hrstd="t" o:hr="t" fillcolor="#a0a0a0" stroked="f"/>
+        </w:pict>
+      </w:r>
+    </w:p>
+    <w:p>
+      <w:pPr>
+        <w:rPr>
+          <w:b/>
+          <w:bCs/>
+        </w:rPr>
+      </w:pPr>
+      <w:r>
+        <w:rPr>
+          <w:rFonts w:ascii="Segoe UI Emoji" w:hAnsi="Segoe UI Emoji" w:cs="Segoe UI Emoji"/>
+          <w:b/>
+          <w:bCs/>
+        </w:rPr>
+        <w:t>⚙️</w:t>
+      </w:r>
+      <w:r>
+        <w:rPr>
+          <w:b/>
+          <w:bCs/>
+        </w:rPr>
+        <w:t xml:space="preserve"> 8️</w:t>
+      </w:r>
+      <w:r>
+        <w:rPr>
+          <w:rFonts w:ascii="Segoe UI Symbol" w:hAnsi="Segoe UI Symbol" w:cs="Segoe UI Symbol"/>
+          <w:b/>
+          <w:bCs/>
+        </w:rPr>
+        <w:t>⃣</w:t>
+      </w:r>
+      <w:r>
+        <w:rPr>
+          <w:b/>
+          <w:bCs/>
+        </w:rPr>
+        <w:t xml:space="preserve"> Next Steps &amp; Iterative Improvements</w:t>
+      </w:r>
+    </w:p>
+    <w:p>
+      <w:r>
+        <w:rPr>
+          <w:rFonts w:ascii="Segoe UI Emoji" w:hAnsi="Segoe UI Emoji" w:cs="Segoe UI Emoji"/>
+        </w:rPr>
+        <w:t>✅</w:t>
+      </w:r>
+      <w:r>
+        <w:t xml:space="preserve"> Start with </w:t>
+      </w:r>
+      <w:r>
+        <w:rPr>
+          <w:b/>
+          <w:bCs/>
+        </w:rPr>
+        <w:t>voice &amp; AX.25 decode → confirm signal detection &amp; decoding</w:t>
+      </w:r>
+      <w:r>
+        <w:br/>
+      </w:r>
+      <w:r>
+        <w:rPr>
+          <w:rFonts w:ascii="Segoe UI Emoji" w:hAnsi="Segoe UI Emoji" w:cs="Segoe UI Emoji"/>
+        </w:rPr>
+        <w:t>✅</w:t>
+      </w:r>
+      <w:r>
+        <w:t xml:space="preserve"> Then experiment adding:</w:t>
+      </w:r>
+    </w:p>
+    <w:p>
+      <w:pPr>
+        <w:numPr>
+          <w:ilvl w:val="0"/>
+          <w:numId w:val="6"/>
+        </w:numPr>
+      </w:pPr>
+      <w:r>
+        <w:rPr>
+          <w:b/>
+          <w:bCs/>
+        </w:rPr>
+        <w:t>Automatic Doppler correction (</w:t>
+      </w:r>
+      <w:proofErr w:type="spellStart"/>
+      <w:r>
+        <w:rPr>
+          <w:b/>
+          <w:bCs/>
+        </w:rPr>
+        <w:t>Gpredict</w:t>
+      </w:r>
+      <w:proofErr w:type="spellEnd"/>
+      <w:r>
+        <w:rPr>
+          <w:b/>
+          <w:bCs/>
+        </w:rPr>
+        <w:t xml:space="preserve"> </w:t>
+      </w:r>
+      <w:proofErr w:type="spellStart"/>
+      <w:r>
+        <w:rPr>
+          <w:b/>
+          <w:bCs/>
+        </w:rPr>
+        <w:t>rigctl</w:t>
+      </w:r>
+      <w:proofErr w:type="spellEnd"/>
+      <w:r>
+        <w:rPr>
+          <w:b/>
+          <w:bCs/>
+        </w:rPr>
+        <w:t>)</w:t>
+      </w:r>
+    </w:p>
+    <w:p>
+      <w:pPr>
+        <w:numPr>
+          <w:ilvl w:val="0"/>
+          <w:numId w:val="6"/>
+        </w:numPr>
+      </w:pPr>
+      <w:r>
+        <w:rPr>
+          <w:b/>
+          <w:bCs/>
+        </w:rPr>
+        <w:t>Scripted/automated recording &amp; logging</w:t>
+      </w:r>
+    </w:p>
+    <w:p>
+      <w:pPr>
+        <w:numPr>
+          <w:ilvl w:val="0"/>
+          <w:numId w:val="6"/>
+        </w:numPr>
+      </w:pPr>
+      <w:r>
+        <w:rPr>
+          <w:b/>
+          <w:bCs/>
+        </w:rPr>
+        <w:t>Antenna improvements → higher gain or directional</w:t>
+      </w:r>
+    </w:p>
+    <w:p>
+      <w:r>
+        <w:pict w14:anchorId="053938C6">
+          <v:rect id="_x0000_i1120" style="width:0;height:1.5pt" o:hralign="center" o:hrstd="t" o:hr="t" fillcolor="#a0a0a0" stroked="f"/>
+        </w:pict>
+      </w:r>
+    </w:p>
+    <w:p>
+      <w:pPr>
+        <w:rPr>
+          <w:b/>
+          <w:bCs/>
+        </w:rPr>
+      </w:pPr>
+      <w:r>
+        <w:rPr>
+          <w:rFonts w:ascii="Segoe UI Emoji" w:hAnsi="Segoe UI Emoji" w:cs="Segoe UI Emoji"/>
+          <w:b/>
+          <w:bCs/>
+        </w:rPr>
+        <w:t>🚩</w:t>
+      </w:r>
+      <w:r>
+        <w:rPr>
+          <w:b/>
+          <w:bCs/>
+        </w:rPr>
+        <w:t xml:space="preserve"> Questions to guide setup:</w:t>
+      </w:r>
+    </w:p>
+    <w:p>
+      <w:pPr>
+        <w:numPr>
+          <w:ilvl w:val="0"/>
+          <w:numId w:val="7"/>
+        </w:numPr>
+      </w:pPr>
+      <w:r>
+        <w:t>Do you plan to remote-control the Pi (headless) or use it with a monitor/keyboard?</w:t>
+      </w:r>
+    </w:p>
+    <w:p>
+      <w:pPr>
+        <w:numPr>
+          <w:ilvl w:val="0"/>
+          <w:numId w:val="7"/>
+        </w:numPr>
+      </w:pPr>
+      <w:r>
+        <w:lastRenderedPageBreak/>
+        <w:t>Do you have a starting list of target satellites (or want recommendations for active ones)?</w:t>
+      </w:r>
+    </w:p>
+    <w:p>
+      <w:pPr>
+        <w:numPr>
+          <w:ilvl w:val="0"/>
+          <w:numId w:val="7"/>
+        </w:numPr>
+      </w:pPr>
+      <w:r>
+        <w:t>Will the antenna remain outdoors permanently or temporarily deployed per pass?</w:t>
+      </w:r>
+    </w:p>
+    <w:p>
+      <w:r>
+        <w:t xml:space="preserve">This is going to be a fun and educational radio adventure—where would you like to focus first? </w:t>
+      </w:r>
+      <w:r>
+        <w:rPr>
+          <w:rFonts w:ascii="Segoe UI Emoji" w:hAnsi="Segoe UI Emoji" w:cs="Segoe UI Emoji"/>
+        </w:rPr>
+        <w:t>🎙️📡</w:t>
+      </w:r>
+    </w:p>
+    <w:p/>
     <w:p/>
     <w:p>
       <w:pPr>
@@ -186,6 +2088,268 @@
 <file path=word/numbering.xml><?xml version="1.0" encoding="utf-8"?>
 <w:numbering xmlns:wpc="http://schemas.microsoft.com/office/word/2010/wordprocessingCanvas" xmlns:cx="http://schemas.microsoft.com/office/drawing/2014/chartex" xmlns:cx1="http://schemas.microsoft.com/office/drawing/2015/9/8/chartex" xmlns:cx2="http://schemas.microsoft.com/office/drawing/2015/10/21/chartex" xmlns:cx3="http://schemas.microsoft.com/office/drawing/2016/5/9/chartex" xmlns:cx4="http://schemas.microsoft.com/office/drawing/2016/5/10/chartex" xmlns:cx5="http://schemas.microsoft.com/office/drawing/2016/5/11/chartex" xmlns:cx6="http://schemas.microsoft.com/office/drawing/2016/5/12/chartex" xmlns:cx7="http://schemas.microsoft.com/office/drawing/2016/5/13/chartex" xmlns:cx8="http://schemas.microsoft.com/office/drawing/2016/5/14/chartex" xmlns:mc="http://schemas.openxmlformats.org/markup-compatibility/2006" xmlns:aink="http://schemas.microsoft.com/office/drawing/2016/ink" xmlns:am3d="http://schemas.microsoft.com/office/drawing/2017/model3d" xmlns:o="urn:schemas-microsoft-com:office:office" xmlns:oel="http://schemas.microsoft.com/office/2019/extlst" xmlns:r="http://schemas.openxmlformats.org/officeDocument/2006/relationships" xmlns:m="http://schemas.openxmlformats.org/officeDocument/2006/math" xmlns:v="urn:schemas-microsoft-com:vml" xmlns:wp14="http://schemas.microsoft.com/office/word/2010/wordprocessingDrawing" xmlns:wp="http://schemas.openxmlformats.org/drawingml/2006/wordprocessingDrawing" xmlns:w10="urn:schemas-microsoft-com:office:word" xmlns:w="http://schemas.openxmlformats.org/wordprocessingml/2006/main" xmlns:w14="http://schemas.microsoft.com/office/word/2010/wordml" xmlns:w15="http://schemas.microsoft.com/office/word/2012/wordml" xmlns:w16cex="http://schemas.microsoft.com/office/word/2018/wordml/cex" xmlns:w16cid="http://schemas.microsoft.com/office/word/2016/wordml/cid" xmlns:w16="http://schemas.microsoft.com/office/word/2018/wordml" xmlns:w16du="http://schemas.microsoft.com/office/word/2023/wordml/word16du" xmlns:w16sdtdh="http://schemas.microsoft.com/office/word/2020/wordml/sdtdatahash" xmlns:w16sdtfl="http://schemas.microsoft.com/office/word/2024/wordml/sdtformatlock" xmlns:w16se="http://schemas.microsoft.com/office/word/2015/wordml/symex" xmlns:wpg="http://schemas.microsoft.com/office/word/2010/wordprocessingGroup" xmlns:wpi="http://schemas.microsoft.com/office/word/2010/wordprocessingInk" xmlns:wne="http://schemas.microsoft.com/office/word/2006/wordml" xmlns:wps="http://schemas.microsoft.com/office/word/2010/wordprocessingShape" mc:Ignorable="w14 w15 w16se w16cid w16 w16cex w16sdtdh w16sdtfl w16du wp14">
   <w:abstractNum w:abstractNumId="0" w15:restartNumberingAfterBreak="0">
+    <w:nsid w:val="00D473E3"/>
+    <w:multiLevelType w:val="multilevel"/>
+    <w:tmpl w:val="555AC184"/>
+    <w:lvl w:ilvl="0">
+      <w:start w:val="1"/>
+      <w:numFmt w:val="decimal"/>
+      <w:lvlText w:val="%1."/>
+      <w:lvlJc w:val="left"/>
+      <w:pPr>
+        <w:tabs>
+          <w:tab w:val="num" w:pos="720"/>
+        </w:tabs>
+        <w:ind w:left="720" w:hanging="360"/>
+      </w:pPr>
+    </w:lvl>
+    <w:lvl w:ilvl="1" w:tentative="1">
+      <w:start w:val="1"/>
+      <w:numFmt w:val="decimal"/>
+      <w:lvlText w:val="%2."/>
+      <w:lvlJc w:val="left"/>
+      <w:pPr>
+        <w:tabs>
+          <w:tab w:val="num" w:pos="1440"/>
+        </w:tabs>
+        <w:ind w:left="1440" w:hanging="360"/>
+      </w:pPr>
+    </w:lvl>
+    <w:lvl w:ilvl="2" w:tentative="1">
+      <w:start w:val="1"/>
+      <w:numFmt w:val="decimal"/>
+      <w:lvlText w:val="%3."/>
+      <w:lvlJc w:val="left"/>
+      <w:pPr>
+        <w:tabs>
+          <w:tab w:val="num" w:pos="2160"/>
+        </w:tabs>
+        <w:ind w:left="2160" w:hanging="360"/>
+      </w:pPr>
+    </w:lvl>
+    <w:lvl w:ilvl="3" w:tentative="1">
+      <w:start w:val="1"/>
+      <w:numFmt w:val="decimal"/>
+      <w:lvlText w:val="%4."/>
+      <w:lvlJc w:val="left"/>
+      <w:pPr>
+        <w:tabs>
+          <w:tab w:val="num" w:pos="2880"/>
+        </w:tabs>
+        <w:ind w:left="2880" w:hanging="360"/>
+      </w:pPr>
+    </w:lvl>
+    <w:lvl w:ilvl="4" w:tentative="1">
+      <w:start w:val="1"/>
+      <w:numFmt w:val="decimal"/>
+      <w:lvlText w:val="%5."/>
+      <w:lvlJc w:val="left"/>
+      <w:pPr>
+        <w:tabs>
+          <w:tab w:val="num" w:pos="3600"/>
+        </w:tabs>
+        <w:ind w:left="3600" w:hanging="360"/>
+      </w:pPr>
+    </w:lvl>
+    <w:lvl w:ilvl="5" w:tentative="1">
+      <w:start w:val="1"/>
+      <w:numFmt w:val="decimal"/>
+      <w:lvlText w:val="%6."/>
+      <w:lvlJc w:val="left"/>
+      <w:pPr>
+        <w:tabs>
+          <w:tab w:val="num" w:pos="4320"/>
+        </w:tabs>
+        <w:ind w:left="4320" w:hanging="360"/>
+      </w:pPr>
+    </w:lvl>
+    <w:lvl w:ilvl="6" w:tentative="1">
+      <w:start w:val="1"/>
+      <w:numFmt w:val="decimal"/>
+      <w:lvlText w:val="%7."/>
+      <w:lvlJc w:val="left"/>
+      <w:pPr>
+        <w:tabs>
+          <w:tab w:val="num" w:pos="5040"/>
+        </w:tabs>
+        <w:ind w:left="5040" w:hanging="360"/>
+      </w:pPr>
+    </w:lvl>
+    <w:lvl w:ilvl="7" w:tentative="1">
+      <w:start w:val="1"/>
+      <w:numFmt w:val="decimal"/>
+      <w:lvlText w:val="%8."/>
+      <w:lvlJc w:val="left"/>
+      <w:pPr>
+        <w:tabs>
+          <w:tab w:val="num" w:pos="5760"/>
+        </w:tabs>
+        <w:ind w:left="5760" w:hanging="360"/>
+      </w:pPr>
+    </w:lvl>
+    <w:lvl w:ilvl="8" w:tentative="1">
+      <w:start w:val="1"/>
+      <w:numFmt w:val="decimal"/>
+      <w:lvlText w:val="%9."/>
+      <w:lvlJc w:val="left"/>
+      <w:pPr>
+        <w:tabs>
+          <w:tab w:val="num" w:pos="6480"/>
+        </w:tabs>
+        <w:ind w:left="6480" w:hanging="360"/>
+      </w:pPr>
+    </w:lvl>
+  </w:abstractNum>
+  <w:abstractNum w:abstractNumId="1" w15:restartNumberingAfterBreak="0">
+    <w:nsid w:val="0EA76013"/>
+    <w:multiLevelType w:val="multilevel"/>
+    <w:tmpl w:val="1B0C15BE"/>
+    <w:lvl w:ilvl="0">
+      <w:start w:val="1"/>
+      <w:numFmt w:val="bullet"/>
+      <w:lvlText w:val=""/>
+      <w:lvlJc w:val="left"/>
+      <w:pPr>
+        <w:tabs>
+          <w:tab w:val="num" w:pos="720"/>
+        </w:tabs>
+        <w:ind w:left="720" w:hanging="360"/>
+      </w:pPr>
+      <w:rPr>
+        <w:rFonts w:ascii="Symbol" w:hAnsi="Symbol" w:hint="default"/>
+        <w:sz w:val="20"/>
+      </w:rPr>
+    </w:lvl>
+    <w:lvl w:ilvl="1" w:tentative="1">
+      <w:start w:val="1"/>
+      <w:numFmt w:val="bullet"/>
+      <w:lvlText w:val="o"/>
+      <w:lvlJc w:val="left"/>
+      <w:pPr>
+        <w:tabs>
+          <w:tab w:val="num" w:pos="1440"/>
+        </w:tabs>
+        <w:ind w:left="1440" w:hanging="360"/>
+      </w:pPr>
+      <w:rPr>
+        <w:rFonts w:ascii="Courier New" w:hAnsi="Courier New" w:hint="default"/>
+        <w:sz w:val="20"/>
+      </w:rPr>
+    </w:lvl>
+    <w:lvl w:ilvl="2" w:tentative="1">
+      <w:start w:val="1"/>
+      <w:numFmt w:val="bullet"/>
+      <w:lvlText w:val=""/>
+      <w:lvlJc w:val="left"/>
+      <w:pPr>
+        <w:tabs>
+          <w:tab w:val="num" w:pos="2160"/>
+        </w:tabs>
+        <w:ind w:left="2160" w:hanging="360"/>
+      </w:pPr>
+      <w:rPr>
+        <w:rFonts w:ascii="Wingdings" w:hAnsi="Wingdings" w:hint="default"/>
+        <w:sz w:val="20"/>
+      </w:rPr>
+    </w:lvl>
+    <w:lvl w:ilvl="3" w:tentative="1">
+      <w:start w:val="1"/>
+      <w:numFmt w:val="bullet"/>
+      <w:lvlText w:val=""/>
+      <w:lvlJc w:val="left"/>
+      <w:pPr>
+        <w:tabs>
+          <w:tab w:val="num" w:pos="2880"/>
+        </w:tabs>
+        <w:ind w:left="2880" w:hanging="360"/>
+      </w:pPr>
+      <w:rPr>
+        <w:rFonts w:ascii="Wingdings" w:hAnsi="Wingdings" w:hint="default"/>
+        <w:sz w:val="20"/>
+      </w:rPr>
+    </w:lvl>
+    <w:lvl w:ilvl="4" w:tentative="1">
+      <w:start w:val="1"/>
+      <w:numFmt w:val="bullet"/>
+      <w:lvlText w:val=""/>
+      <w:lvlJc w:val="left"/>
+      <w:pPr>
+        <w:tabs>
+          <w:tab w:val="num" w:pos="3600"/>
+        </w:tabs>
+        <w:ind w:left="3600" w:hanging="360"/>
+      </w:pPr>
+      <w:rPr>
+        <w:rFonts w:ascii="Wingdings" w:hAnsi="Wingdings" w:hint="default"/>
+        <w:sz w:val="20"/>
+      </w:rPr>
+    </w:lvl>
+    <w:lvl w:ilvl="5" w:tentative="1">
+      <w:start w:val="1"/>
+      <w:numFmt w:val="bullet"/>
+      <w:lvlText w:val=""/>
+      <w:lvlJc w:val="left"/>
+      <w:pPr>
+        <w:tabs>
+          <w:tab w:val="num" w:pos="4320"/>
+        </w:tabs>
+        <w:ind w:left="4320" w:hanging="360"/>
+      </w:pPr>
+      <w:rPr>
+        <w:rFonts w:ascii="Wingdings" w:hAnsi="Wingdings" w:hint="default"/>
+        <w:sz w:val="20"/>
+      </w:rPr>
+    </w:lvl>
+    <w:lvl w:ilvl="6" w:tentative="1">
+      <w:start w:val="1"/>
+      <w:numFmt w:val="bullet"/>
+      <w:lvlText w:val=""/>
+      <w:lvlJc w:val="left"/>
+      <w:pPr>
+        <w:tabs>
+          <w:tab w:val="num" w:pos="5040"/>
+        </w:tabs>
+        <w:ind w:left="5040" w:hanging="360"/>
+      </w:pPr>
+      <w:rPr>
+        <w:rFonts w:ascii="Wingdings" w:hAnsi="Wingdings" w:hint="default"/>
+        <w:sz w:val="20"/>
+      </w:rPr>
+    </w:lvl>
+    <w:lvl w:ilvl="7" w:tentative="1">
+      <w:start w:val="1"/>
+      <w:numFmt w:val="bullet"/>
+      <w:lvlText w:val=""/>
+      <w:lvlJc w:val="left"/>
+      <w:pPr>
+        <w:tabs>
+          <w:tab w:val="num" w:pos="5760"/>
+        </w:tabs>
+        <w:ind w:left="5760" w:hanging="360"/>
+      </w:pPr>
+      <w:rPr>
+        <w:rFonts w:ascii="Wingdings" w:hAnsi="Wingdings" w:hint="default"/>
+        <w:sz w:val="20"/>
+      </w:rPr>
+    </w:lvl>
+    <w:lvl w:ilvl="8" w:tentative="1">
+      <w:start w:val="1"/>
+      <w:numFmt w:val="bullet"/>
+      <w:lvlText w:val=""/>
+      <w:lvlJc w:val="left"/>
+      <w:pPr>
+        <w:tabs>
+          <w:tab w:val="num" w:pos="6480"/>
+        </w:tabs>
+        <w:ind w:left="6480" w:hanging="360"/>
+      </w:pPr>
+      <w:rPr>
+        <w:rFonts w:ascii="Wingdings" w:hAnsi="Wingdings" w:hint="default"/>
+        <w:sz w:val="20"/>
+      </w:rPr>
+    </w:lvl>
+  </w:abstractNum>
+  <w:abstractNum w:abstractNumId="2" w15:restartNumberingAfterBreak="0">
     <w:nsid w:val="19F9222D"/>
     <w:multiLevelType w:val="multilevel"/>
     <w:tmpl w:val="AFDE767E"/>
@@ -334,7 +2498,120 @@
       </w:rPr>
     </w:lvl>
   </w:abstractNum>
-  <w:abstractNum w:abstractNumId="1" w15:restartNumberingAfterBreak="0">
+  <w:abstractNum w:abstractNumId="3" w15:restartNumberingAfterBreak="0">
+    <w:nsid w:val="1C372A9D"/>
+    <w:multiLevelType w:val="multilevel"/>
+    <w:tmpl w:val="11A41FA8"/>
+    <w:lvl w:ilvl="0">
+      <w:start w:val="1"/>
+      <w:numFmt w:val="decimal"/>
+      <w:lvlText w:val="%1."/>
+      <w:lvlJc w:val="left"/>
+      <w:pPr>
+        <w:tabs>
+          <w:tab w:val="num" w:pos="720"/>
+        </w:tabs>
+        <w:ind w:left="720" w:hanging="360"/>
+      </w:pPr>
+    </w:lvl>
+    <w:lvl w:ilvl="1" w:tentative="1">
+      <w:start w:val="1"/>
+      <w:numFmt w:val="decimal"/>
+      <w:lvlText w:val="%2."/>
+      <w:lvlJc w:val="left"/>
+      <w:pPr>
+        <w:tabs>
+          <w:tab w:val="num" w:pos="1440"/>
+        </w:tabs>
+        <w:ind w:left="1440" w:hanging="360"/>
+      </w:pPr>
+    </w:lvl>
+    <w:lvl w:ilvl="2" w:tentative="1">
+      <w:start w:val="1"/>
+      <w:numFmt w:val="decimal"/>
+      <w:lvlText w:val="%3."/>
+      <w:lvlJc w:val="left"/>
+      <w:pPr>
+        <w:tabs>
+          <w:tab w:val="num" w:pos="2160"/>
+        </w:tabs>
+        <w:ind w:left="2160" w:hanging="360"/>
+      </w:pPr>
+    </w:lvl>
+    <w:lvl w:ilvl="3" w:tentative="1">
+      <w:start w:val="1"/>
+      <w:numFmt w:val="decimal"/>
+      <w:lvlText w:val="%4."/>
+      <w:lvlJc w:val="left"/>
+      <w:pPr>
+        <w:tabs>
+          <w:tab w:val="num" w:pos="2880"/>
+        </w:tabs>
+        <w:ind w:left="2880" w:hanging="360"/>
+      </w:pPr>
+    </w:lvl>
+    <w:lvl w:ilvl="4" w:tentative="1">
+      <w:start w:val="1"/>
+      <w:numFmt w:val="decimal"/>
+      <w:lvlText w:val="%5."/>
+      <w:lvlJc w:val="left"/>
+      <w:pPr>
+        <w:tabs>
+          <w:tab w:val="num" w:pos="3600"/>
+        </w:tabs>
+        <w:ind w:left="3600" w:hanging="360"/>
+      </w:pPr>
+    </w:lvl>
+    <w:lvl w:ilvl="5" w:tentative="1">
+      <w:start w:val="1"/>
+      <w:numFmt w:val="decimal"/>
+      <w:lvlText w:val="%6."/>
+      <w:lvlJc w:val="left"/>
+      <w:pPr>
+        <w:tabs>
+          <w:tab w:val="num" w:pos="4320"/>
+        </w:tabs>
+        <w:ind w:left="4320" w:hanging="360"/>
+      </w:pPr>
+    </w:lvl>
+    <w:lvl w:ilvl="6" w:tentative="1">
+      <w:start w:val="1"/>
+      <w:numFmt w:val="decimal"/>
+      <w:lvlText w:val="%7."/>
+      <w:lvlJc w:val="left"/>
+      <w:pPr>
+        <w:tabs>
+          <w:tab w:val="num" w:pos="5040"/>
+        </w:tabs>
+        <w:ind w:left="5040" w:hanging="360"/>
+      </w:pPr>
+    </w:lvl>
+    <w:lvl w:ilvl="7" w:tentative="1">
+      <w:start w:val="1"/>
+      <w:numFmt w:val="decimal"/>
+      <w:lvlText w:val="%8."/>
+      <w:lvlJc w:val="left"/>
+      <w:pPr>
+        <w:tabs>
+          <w:tab w:val="num" w:pos="5760"/>
+        </w:tabs>
+        <w:ind w:left="5760" w:hanging="360"/>
+      </w:pPr>
+    </w:lvl>
+    <w:lvl w:ilvl="8" w:tentative="1">
+      <w:start w:val="1"/>
+      <w:numFmt w:val="decimal"/>
+      <w:lvlText w:val="%9."/>
+      <w:lvlJc w:val="left"/>
+      <w:pPr>
+        <w:tabs>
+          <w:tab w:val="num" w:pos="6480"/>
+        </w:tabs>
+        <w:ind w:left="6480" w:hanging="360"/>
+      </w:pPr>
+    </w:lvl>
+  </w:abstractNum>
+  <w:abstractNum w:abstractNumId="4" w15:restartNumberingAfterBreak="0">
     <w:nsid w:val="22275E6F"/>
     <w:multiLevelType w:val="multilevel"/>
     <w:tmpl w:val="4566D74C"/>
@@ -483,11 +2760,252 @@
       </w:rPr>
     </w:lvl>
   </w:abstractNum>
+  <w:abstractNum w:abstractNumId="5" w15:restartNumberingAfterBreak="0">
+    <w:nsid w:val="63A44C32"/>
+    <w:multiLevelType w:val="multilevel"/>
+    <w:tmpl w:val="9A3208F6"/>
+    <w:lvl w:ilvl="0">
+      <w:start w:val="1"/>
+      <w:numFmt w:val="decimal"/>
+      <w:lvlText w:val="%1."/>
+      <w:lvlJc w:val="left"/>
+      <w:pPr>
+        <w:tabs>
+          <w:tab w:val="num" w:pos="720"/>
+        </w:tabs>
+        <w:ind w:left="720" w:hanging="360"/>
+      </w:pPr>
+    </w:lvl>
+    <w:lvl w:ilvl="1" w:tentative="1">
+      <w:start w:val="1"/>
+      <w:numFmt w:val="decimal"/>
+      <w:lvlText w:val="%2."/>
+      <w:lvlJc w:val="left"/>
+      <w:pPr>
+        <w:tabs>
+          <w:tab w:val="num" w:pos="1440"/>
+        </w:tabs>
+        <w:ind w:left="1440" w:hanging="360"/>
+      </w:pPr>
+    </w:lvl>
+    <w:lvl w:ilvl="2" w:tentative="1">
+      <w:start w:val="1"/>
+      <w:numFmt w:val="decimal"/>
+      <w:lvlText w:val="%3."/>
+      <w:lvlJc w:val="left"/>
+      <w:pPr>
+        <w:tabs>
+          <w:tab w:val="num" w:pos="2160"/>
+        </w:tabs>
+        <w:ind w:left="2160" w:hanging="360"/>
+      </w:pPr>
+    </w:lvl>
+    <w:lvl w:ilvl="3" w:tentative="1">
+      <w:start w:val="1"/>
+      <w:numFmt w:val="decimal"/>
+      <w:lvlText w:val="%4."/>
+      <w:lvlJc w:val="left"/>
+      <w:pPr>
+        <w:tabs>
+          <w:tab w:val="num" w:pos="2880"/>
+        </w:tabs>
+        <w:ind w:left="2880" w:hanging="360"/>
+      </w:pPr>
+    </w:lvl>
+    <w:lvl w:ilvl="4" w:tentative="1">
+      <w:start w:val="1"/>
+      <w:numFmt w:val="decimal"/>
+      <w:lvlText w:val="%5."/>
+      <w:lvlJc w:val="left"/>
+      <w:pPr>
+        <w:tabs>
+          <w:tab w:val="num" w:pos="3600"/>
+        </w:tabs>
+        <w:ind w:left="3600" w:hanging="360"/>
+      </w:pPr>
+    </w:lvl>
+    <w:lvl w:ilvl="5" w:tentative="1">
+      <w:start w:val="1"/>
+      <w:numFmt w:val="decimal"/>
+      <w:lvlText w:val="%6."/>
+      <w:lvlJc w:val="left"/>
+      <w:pPr>
+        <w:tabs>
+          <w:tab w:val="num" w:pos="4320"/>
+        </w:tabs>
+        <w:ind w:left="4320" w:hanging="360"/>
+      </w:pPr>
+    </w:lvl>
+    <w:lvl w:ilvl="6" w:tentative="1">
+      <w:start w:val="1"/>
+      <w:numFmt w:val="decimal"/>
+      <w:lvlText w:val="%7."/>
+      <w:lvlJc w:val="left"/>
+      <w:pPr>
+        <w:tabs>
+          <w:tab w:val="num" w:pos="5040"/>
+        </w:tabs>
+        <w:ind w:left="5040" w:hanging="360"/>
+      </w:pPr>
+    </w:lvl>
+    <w:lvl w:ilvl="7" w:tentative="1">
+      <w:start w:val="1"/>
+      <w:numFmt w:val="decimal"/>
+      <w:lvlText w:val="%8."/>
+      <w:lvlJc w:val="left"/>
+      <w:pPr>
+        <w:tabs>
+          <w:tab w:val="num" w:pos="5760"/>
+        </w:tabs>
+        <w:ind w:left="5760" w:hanging="360"/>
+      </w:pPr>
+    </w:lvl>
+    <w:lvl w:ilvl="8" w:tentative="1">
+      <w:start w:val="1"/>
+      <w:numFmt w:val="decimal"/>
+      <w:lvlText w:val="%9."/>
+      <w:lvlJc w:val="left"/>
+      <w:pPr>
+        <w:tabs>
+          <w:tab w:val="num" w:pos="6480"/>
+        </w:tabs>
+        <w:ind w:left="6480" w:hanging="360"/>
+      </w:pPr>
+    </w:lvl>
+  </w:abstractNum>
+  <w:abstractNum w:abstractNumId="6" w15:restartNumberingAfterBreak="0">
+    <w:nsid w:val="73846669"/>
+    <w:multiLevelType w:val="multilevel"/>
+    <w:tmpl w:val="420E8CAA"/>
+    <w:lvl w:ilvl="0">
+      <w:start w:val="1"/>
+      <w:numFmt w:val="decimal"/>
+      <w:lvlText w:val="%1."/>
+      <w:lvlJc w:val="left"/>
+      <w:pPr>
+        <w:tabs>
+          <w:tab w:val="num" w:pos="720"/>
+        </w:tabs>
+        <w:ind w:left="720" w:hanging="360"/>
+      </w:pPr>
+    </w:lvl>
+    <w:lvl w:ilvl="1" w:tentative="1">
+      <w:start w:val="1"/>
+      <w:numFmt w:val="decimal"/>
+      <w:lvlText w:val="%2."/>
+      <w:lvlJc w:val="left"/>
+      <w:pPr>
+        <w:tabs>
+          <w:tab w:val="num" w:pos="1440"/>
+        </w:tabs>
+        <w:ind w:left="1440" w:hanging="360"/>
+      </w:pPr>
+    </w:lvl>
+    <w:lvl w:ilvl="2" w:tentative="1">
+      <w:start w:val="1"/>
+      <w:numFmt w:val="decimal"/>
+      <w:lvlText w:val="%3."/>
+      <w:lvlJc w:val="left"/>
+      <w:pPr>
+        <w:tabs>
+          <w:tab w:val="num" w:pos="2160"/>
+        </w:tabs>
+        <w:ind w:left="2160" w:hanging="360"/>
+      </w:pPr>
+    </w:lvl>
+    <w:lvl w:ilvl="3" w:tentative="1">
+      <w:start w:val="1"/>
+      <w:numFmt w:val="decimal"/>
+      <w:lvlText w:val="%4."/>
+      <w:lvlJc w:val="left"/>
+      <w:pPr>
+        <w:tabs>
+          <w:tab w:val="num" w:pos="2880"/>
+        </w:tabs>
+        <w:ind w:left="2880" w:hanging="360"/>
+      </w:pPr>
+    </w:lvl>
+    <w:lvl w:ilvl="4" w:tentative="1">
+      <w:start w:val="1"/>
+      <w:numFmt w:val="decimal"/>
+      <w:lvlText w:val="%5."/>
+      <w:lvlJc w:val="left"/>
+      <w:pPr>
+        <w:tabs>
+          <w:tab w:val="num" w:pos="3600"/>
+        </w:tabs>
+        <w:ind w:left="3600" w:hanging="360"/>
+      </w:pPr>
+    </w:lvl>
+    <w:lvl w:ilvl="5" w:tentative="1">
+      <w:start w:val="1"/>
+      <w:numFmt w:val="decimal"/>
+      <w:lvlText w:val="%6."/>
+      <w:lvlJc w:val="left"/>
+      <w:pPr>
+        <w:tabs>
+          <w:tab w:val="num" w:pos="4320"/>
+        </w:tabs>
+        <w:ind w:left="4320" w:hanging="360"/>
+      </w:pPr>
+    </w:lvl>
+    <w:lvl w:ilvl="6" w:tentative="1">
+      <w:start w:val="1"/>
+      <w:numFmt w:val="decimal"/>
+      <w:lvlText w:val="%7."/>
+      <w:lvlJc w:val="left"/>
+      <w:pPr>
+        <w:tabs>
+          <w:tab w:val="num" w:pos="5040"/>
+        </w:tabs>
+        <w:ind w:left="5040" w:hanging="360"/>
+      </w:pPr>
+    </w:lvl>
+    <w:lvl w:ilvl="7" w:tentative="1">
+      <w:start w:val="1"/>
+      <w:numFmt w:val="decimal"/>
+      <w:lvlText w:val="%8."/>
+      <w:lvlJc w:val="left"/>
+      <w:pPr>
+        <w:tabs>
+          <w:tab w:val="num" w:pos="5760"/>
+        </w:tabs>
+        <w:ind w:left="5760" w:hanging="360"/>
+      </w:pPr>
+    </w:lvl>
+    <w:lvl w:ilvl="8" w:tentative="1">
+      <w:start w:val="1"/>
+      <w:numFmt w:val="decimal"/>
+      <w:lvlText w:val="%9."/>
+      <w:lvlJc w:val="left"/>
+      <w:pPr>
+        <w:tabs>
+          <w:tab w:val="num" w:pos="6480"/>
+        </w:tabs>
+        <w:ind w:left="6480" w:hanging="360"/>
+      </w:pPr>
+    </w:lvl>
+  </w:abstractNum>
   <w:num w:numId="1" w16cid:durableId="431819586">
+    <w:abstractNumId w:val="4"/>
+  </w:num>
+  <w:num w:numId="2" w16cid:durableId="814302208">
+    <w:abstractNumId w:val="2"/>
+  </w:num>
+  <w:num w:numId="3" w16cid:durableId="465396635">
+    <w:abstractNumId w:val="5"/>
+  </w:num>
+  <w:num w:numId="4" w16cid:durableId="942617742">
+    <w:abstractNumId w:val="0"/>
+  </w:num>
+  <w:num w:numId="5" w16cid:durableId="1993413269">
+    <w:abstractNumId w:val="6"/>
+  </w:num>
+  <w:num w:numId="6" w16cid:durableId="1063260284">
     <w:abstractNumId w:val="1"/>
   </w:num>
-  <w:num w:numId="2" w16cid:durableId="814302208">
-    <w:abstractNumId w:val="0"/>
+  <w:num w:numId="7" w16cid:durableId="1992785064">
+    <w:abstractNumId w:val="3"/>
   </w:num>
 </w:numbering>
 </file>
@@ -1095,7 +3613,6 @@
   <w:style w:type="character" w:default="1" w:styleId="DefaultParagraphFont">
     <w:name w:val="Default Paragraph Font"/>
     <w:uiPriority w:val="1"/>
-    <w:semiHidden/>
     <w:unhideWhenUsed/>
   </w:style>
   <w:style w:type="table" w:default="1" w:styleId="TableNormal">

--- a/Project_Management/Satellite_Listening.docx
+++ b/Project_Management/Satellite_Listening.docx
@@ -225,7 +225,23 @@
       </w:r>
     </w:p>
     <w:p>
-      <w:r>
+      <w:pPr>
+        <w:rPr>
+          <w:b/>
+          <w:bCs/>
+          <w:sz w:val="40"/>
+          <w:szCs w:val="40"/>
+          <w:u w:val="single"/>
+        </w:rPr>
+      </w:pPr>
+      <w:r>
+        <w:rPr>
+          <w:b/>
+          <w:bCs/>
+          <w:sz w:val="40"/>
+          <w:szCs w:val="40"/>
+          <w:u w:val="single"/>
+        </w:rPr>
         <w:lastRenderedPageBreak/>
         <w:t>5/3/2025</w:t>
       </w:r>
@@ -279,7 +295,7 @@
     <w:p>
       <w:r>
         <w:pict w14:anchorId="64348007">
-          <v:rect id="_x0000_i1109" style="width:0;height:1.5pt" o:hralign="center" o:hrstd="t" o:hr="t" fillcolor="#a0a0a0" stroked="f"/>
+          <v:rect id="_x0000_i1025" style="width:0;height:1.5pt" o:hralign="center" o:hrstd="t" o:hr="t" fillcolor="#a0a0a0" stroked="f"/>
         </w:pict>
       </w:r>
     </w:p>
@@ -601,7 +617,7 @@
     <w:p>
       <w:r>
         <w:pict w14:anchorId="4D2088B3">
-          <v:rect id="_x0000_i1110" style="width:0;height:1.5pt" o:hralign="center" o:hrstd="t" o:hr="t" fillcolor="#a0a0a0" stroked="f"/>
+          <v:rect id="_x0000_i1026" style="width:0;height:1.5pt" o:hralign="center" o:hrstd="t" o:hr="t" fillcolor="#a0a0a0" stroked="f"/>
         </w:pict>
       </w:r>
     </w:p>
@@ -645,6 +661,7 @@
     </w:p>
     <w:p>
       <w:r>
+        <w:lastRenderedPageBreak/>
         <w:t xml:space="preserve">Install </w:t>
       </w:r>
       <w:proofErr w:type="spellStart"/>
@@ -668,7 +685,6 @@
         </w:numPr>
       </w:pPr>
       <w:r>
-        <w:lastRenderedPageBreak/>
         <w:t xml:space="preserve">Launch </w:t>
       </w:r>
       <w:proofErr w:type="spellStart"/>
@@ -795,7 +811,7 @@
     <w:p>
       <w:r>
         <w:pict w14:anchorId="7429140A">
-          <v:rect id="_x0000_i1111" style="width:0;height:1.5pt" o:hralign="center" o:hrstd="t" o:hr="t" fillcolor="#a0a0a0" stroked="f"/>
+          <v:rect id="_x0000_i1027" style="width:0;height:1.5pt" o:hralign="center" o:hrstd="t" o:hr="t" fillcolor="#a0a0a0" stroked="f"/>
         </w:pict>
       </w:r>
     </w:p>
@@ -947,7 +963,7 @@
     <w:p>
       <w:r>
         <w:pict w14:anchorId="66F2BBBE">
-          <v:rect id="_x0000_i1112" style="width:0;height:1.5pt" o:hralign="center" o:hrstd="t" o:hr="t" fillcolor="#a0a0a0" stroked="f"/>
+          <v:rect id="_x0000_i1028" style="width:0;height:1.5pt" o:hralign="center" o:hrstd="t" o:hr="t" fillcolor="#a0a0a0" stroked="f"/>
         </w:pict>
       </w:r>
     </w:p>
@@ -1086,6 +1102,7 @@
         <w:rPr>
           <w:rFonts w:ascii="Segoe UI Emoji" w:hAnsi="Segoe UI Emoji" w:cs="Segoe UI Emoji"/>
         </w:rPr>
+        <w:lastRenderedPageBreak/>
         <w:t>✅</w:t>
       </w:r>
       <w:r>
@@ -1110,9 +1127,8 @@
     </w:p>
     <w:p>
       <w:r>
-        <w:lastRenderedPageBreak/>
         <w:pict w14:anchorId="09194876">
-          <v:rect id="_x0000_i1113" style="width:0;height:1.5pt" o:hralign="center" o:hrstd="t" o:hr="t" fillcolor="#a0a0a0" stroked="f"/>
+          <v:rect id="_x0000_i1029" style="width:0;height:1.5pt" o:hralign="center" o:hrstd="t" o:hr="t" fillcolor="#a0a0a0" stroked="f"/>
         </w:pict>
       </w:r>
     </w:p>
@@ -1200,7 +1216,7 @@
     <w:p>
       <w:r>
         <w:pict w14:anchorId="29FD8194">
-          <v:rect id="_x0000_i1114" style="width:0;height:1.5pt" o:hralign="center" o:hrstd="t" o:hr="t" fillcolor="#a0a0a0" stroked="f"/>
+          <v:rect id="_x0000_i1030" style="width:0;height:1.5pt" o:hralign="center" o:hrstd="t" o:hr="t" fillcolor="#a0a0a0" stroked="f"/>
         </w:pict>
       </w:r>
     </w:p>
@@ -1364,7 +1380,7 @@
     <w:p>
       <w:r>
         <w:pict w14:anchorId="7D60D2C5">
-          <v:rect id="_x0000_i1115" style="width:0;height:1.5pt" o:hralign="center" o:hrstd="t" o:hr="t" fillcolor="#a0a0a0" stroked="f"/>
+          <v:rect id="_x0000_i1031" style="width:0;height:1.5pt" o:hralign="center" o:hrstd="t" o:hr="t" fillcolor="#a0a0a0" stroked="f"/>
         </w:pict>
       </w:r>
     </w:p>
@@ -1424,7 +1440,7 @@
     <w:p>
       <w:r>
         <w:pict w14:anchorId="0682BEC4">
-          <v:rect id="_x0000_i1116" style="width:0;height:1.5pt" o:hralign="center" o:hrstd="t" o:hr="t" fillcolor="#a0a0a0" stroked="f"/>
+          <v:rect id="_x0000_i1032" style="width:0;height:1.5pt" o:hralign="center" o:hrstd="t" o:hr="t" fillcolor="#a0a0a0" stroked="f"/>
         </w:pict>
       </w:r>
     </w:p>
@@ -1527,6 +1543,7 @@
         <w:rPr>
           <w:rFonts w:ascii="Segoe UI Emoji" w:hAnsi="Segoe UI Emoji" w:cs="Segoe UI Emoji"/>
         </w:rPr>
+        <w:lastRenderedPageBreak/>
         <w:t>✅</w:t>
       </w:r>
       <w:r>
@@ -1561,9 +1578,8 @@
     </w:p>
     <w:p>
       <w:r>
-        <w:lastRenderedPageBreak/>
         <w:pict w14:anchorId="60DD0798">
-          <v:rect id="_x0000_i1117" style="width:0;height:1.5pt" o:hralign="center" o:hrstd="t" o:hr="t" fillcolor="#a0a0a0" stroked="f"/>
+          <v:rect id="_x0000_i1033" style="width:0;height:1.5pt" o:hralign="center" o:hrstd="t" o:hr="t" fillcolor="#a0a0a0" stroked="f"/>
         </w:pict>
       </w:r>
     </w:p>
@@ -1780,7 +1796,7 @@
     <w:p>
       <w:r>
         <w:pict w14:anchorId="1A793A5F">
-          <v:rect id="_x0000_i1118" style="width:0;height:1.5pt" o:hralign="center" o:hrstd="t" o:hr="t" fillcolor="#a0a0a0" stroked="f"/>
+          <v:rect id="_x0000_i1034" style="width:0;height:1.5pt" o:hralign="center" o:hrstd="t" o:hr="t" fillcolor="#a0a0a0" stroked="f"/>
         </w:pict>
       </w:r>
     </w:p>
@@ -1835,7 +1851,7 @@
     <w:p>
       <w:r>
         <w:pict w14:anchorId="37C1146C">
-          <v:rect id="_x0000_i1119" style="width:0;height:1.5pt" o:hralign="center" o:hrstd="t" o:hr="t" fillcolor="#a0a0a0" stroked="f"/>
+          <v:rect id="_x0000_i1035" style="width:0;height:1.5pt" o:hralign="center" o:hrstd="t" o:hr="t" fillcolor="#a0a0a0" stroked="f"/>
         </w:pict>
       </w:r>
     </w:p>
@@ -1987,7 +2003,7 @@
     <w:p>
       <w:r>
         <w:pict w14:anchorId="053938C6">
-          <v:rect id="_x0000_i1120" style="width:0;height:1.5pt" o:hralign="center" o:hrstd="t" o:hr="t" fillcolor="#a0a0a0" stroked="f"/>
+          <v:rect id="_x0000_i1036" style="width:0;height:1.5pt" o:hralign="center" o:hrstd="t" o:hr="t" fillcolor="#a0a0a0" stroked="f"/>
         </w:pict>
       </w:r>
     </w:p>
@@ -2004,6 +2020,7 @@
           <w:b/>
           <w:bCs/>
         </w:rPr>
+        <w:lastRenderedPageBreak/>
         <w:t>🚩</w:t>
       </w:r>
       <w:r>
@@ -2033,7 +2050,6 @@
         </w:numPr>
       </w:pPr>
       <w:r>
-        <w:lastRenderedPageBreak/>
         <w:t>Do you have a starting list of target satellites (or want recommendations for active ones)?</w:t>
       </w:r>
     </w:p>
@@ -2064,6 +2080,1698 @@
     <w:p>
       <w:pPr>
         <w:jc w:val="center"/>
+        <w:rPr>
+          <w:b/>
+          <w:bCs/>
+          <w:color w:val="FF0000"/>
+          <w:sz w:val="40"/>
+          <w:szCs w:val="40"/>
+        </w:rPr>
+      </w:pPr>
+    </w:p>
+    <w:p>
+      <w:pPr>
+        <w:jc w:val="center"/>
+        <w:rPr>
+          <w:b/>
+          <w:bCs/>
+          <w:color w:val="FF0000"/>
+          <w:sz w:val="40"/>
+          <w:szCs w:val="40"/>
+        </w:rPr>
+      </w:pPr>
+    </w:p>
+    <w:p>
+      <w:pPr>
+        <w:rPr>
+          <w:b/>
+          <w:bCs/>
+          <w:color w:val="FF0000"/>
+          <w:sz w:val="40"/>
+          <w:szCs w:val="40"/>
+        </w:rPr>
+      </w:pPr>
+      <w:r>
+        <w:rPr>
+          <w:b/>
+          <w:bCs/>
+          <w:color w:val="FF0000"/>
+          <w:sz w:val="40"/>
+          <w:szCs w:val="40"/>
+        </w:rPr>
+        <w:br w:type="page"/>
+      </w:r>
+    </w:p>
+    <w:p>
+      <w:pPr>
+        <w:rPr>
+          <w:b/>
+          <w:bCs/>
+          <w:sz w:val="40"/>
+          <w:szCs w:val="40"/>
+          <w:u w:val="single"/>
+        </w:rPr>
+      </w:pPr>
+      <w:r>
+        <w:rPr>
+          <w:b/>
+          <w:bCs/>
+          <w:sz w:val="40"/>
+          <w:szCs w:val="40"/>
+          <w:u w:val="single"/>
+        </w:rPr>
+        <w:lastRenderedPageBreak/>
+        <w:t>5/</w:t>
+      </w:r>
+      <w:r>
+        <w:rPr>
+          <w:b/>
+          <w:bCs/>
+          <w:sz w:val="40"/>
+          <w:szCs w:val="40"/>
+          <w:u w:val="single"/>
+        </w:rPr>
+        <w:t>4</w:t>
+      </w:r>
+      <w:r>
+        <w:rPr>
+          <w:b/>
+          <w:bCs/>
+          <w:sz w:val="40"/>
+          <w:szCs w:val="40"/>
+          <w:u w:val="single"/>
+        </w:rPr>
+        <w:t>/2025</w:t>
+      </w:r>
+    </w:p>
+    <w:p>
+      <w:pPr>
+        <w:rPr>
+          <w:b/>
+          <w:bCs/>
+          <w:color w:val="FF0000"/>
+          <w:sz w:val="40"/>
+          <w:szCs w:val="40"/>
+        </w:rPr>
+      </w:pPr>
+    </w:p>
+    <w:p>
+      <w:r>
+        <w:t xml:space="preserve">Excellent choices! Starting with the </w:t>
+      </w:r>
+      <w:r>
+        <w:rPr>
+          <w:b/>
+          <w:bCs/>
+        </w:rPr>
+        <w:t>ISS FM voice repeater</w:t>
+      </w:r>
+      <w:r>
+        <w:t xml:space="preserve"> and </w:t>
+      </w:r>
+      <w:r>
+        <w:rPr>
+          <w:b/>
+          <w:bCs/>
+        </w:rPr>
+        <w:t>ISS packet digipeater (APRS at 145.825 MHz)</w:t>
+      </w:r>
+      <w:r>
+        <w:t xml:space="preserve"> is smart: they’re </w:t>
+      </w:r>
+      <w:r>
+        <w:rPr>
+          <w:b/>
+          <w:bCs/>
+        </w:rPr>
+        <w:t>strong signals, active, and great for verifying your setup</w:t>
+      </w:r>
+      <w:r>
+        <w:t xml:space="preserve">. Thanks for clarifying that the Pi will be </w:t>
+      </w:r>
+      <w:r>
+        <w:rPr>
+          <w:b/>
+          <w:bCs/>
+        </w:rPr>
+        <w:t>headless and remotely accessed</w:t>
+      </w:r>
+      <w:r>
+        <w:t>—I'll tailor this for command-line &amp; SSH workflows.</w:t>
+      </w:r>
+    </w:p>
+    <w:p>
+      <w:r>
+        <w:t>Here’s a focused, step-by-step plan for your situation:</w:t>
+      </w:r>
+    </w:p>
+    <w:p>
+      <w:r>
+        <w:pict w14:anchorId="4613C2D6">
+          <v:rect id="_x0000_i1207" style="width:0;height:1.5pt" o:hralign="center" o:hrstd="t" o:hr="t" fillcolor="#a0a0a0" stroked="f"/>
+        </w:pict>
+      </w:r>
+    </w:p>
+    <w:p>
+      <w:pPr>
+        <w:rPr>
+          <w:b/>
+          <w:bCs/>
+        </w:rPr>
+      </w:pPr>
+      <w:r>
+        <w:rPr>
+          <w:rFonts w:ascii="Segoe UI Emoji" w:hAnsi="Segoe UI Emoji" w:cs="Segoe UI Emoji"/>
+          <w:b/>
+          <w:bCs/>
+        </w:rPr>
+        <w:t>🛰️</w:t>
+      </w:r>
+      <w:r>
+        <w:rPr>
+          <w:b/>
+          <w:bCs/>
+        </w:rPr>
+        <w:t xml:space="preserve"> Refined Plan: ISS FM Voice + Packet Digipeater on RTL-SDR v4 + Raspberry Pi 4 (Headless)</w:t>
+      </w:r>
+    </w:p>
+    <w:p>
+      <w:pPr>
+        <w:rPr>
+          <w:b/>
+          <w:bCs/>
+        </w:rPr>
+      </w:pPr>
+      <w:r>
+        <w:rPr>
+          <w:rFonts w:ascii="Segoe UI Emoji" w:hAnsi="Segoe UI Emoji" w:cs="Segoe UI Emoji"/>
+          <w:b/>
+          <w:bCs/>
+        </w:rPr>
+        <w:t>🎯</w:t>
+      </w:r>
+      <w:r>
+        <w:rPr>
+          <w:b/>
+          <w:bCs/>
+        </w:rPr>
+        <w:t xml:space="preserve"> Goal:</w:t>
+      </w:r>
+    </w:p>
+    <w:p>
+      <w:r>
+        <w:rPr>
+          <w:rFonts w:ascii="Segoe UI Emoji" w:hAnsi="Segoe UI Emoji" w:cs="Segoe UI Emoji"/>
+        </w:rPr>
+        <w:t>✅</w:t>
+      </w:r>
+      <w:r>
+        <w:t xml:space="preserve"> Listen for &amp; record ISS FM voice repeater</w:t>
+      </w:r>
+      <w:r>
+        <w:br/>
+      </w:r>
+      <w:r>
+        <w:rPr>
+          <w:rFonts w:ascii="Segoe UI Emoji" w:hAnsi="Segoe UI Emoji" w:cs="Segoe UI Emoji"/>
+        </w:rPr>
+        <w:t>✅</w:t>
+      </w:r>
+      <w:r>
+        <w:t xml:space="preserve"> Decode ISS APRS packet digipeater (AX.25 @ 145.825 MHz)</w:t>
+      </w:r>
+      <w:r>
+        <w:br/>
+      </w:r>
+      <w:r>
+        <w:rPr>
+          <w:rFonts w:ascii="Segoe UI Emoji" w:hAnsi="Segoe UI Emoji" w:cs="Segoe UI Emoji"/>
+        </w:rPr>
+        <w:t>✅</w:t>
+      </w:r>
+      <w:r>
+        <w:t xml:space="preserve"> Log audio &amp; decoded text with timestamps</w:t>
+      </w:r>
+      <w:r>
+        <w:br/>
+      </w:r>
+      <w:r>
+        <w:rPr>
+          <w:rFonts w:ascii="Segoe UI Emoji" w:hAnsi="Segoe UI Emoji" w:cs="Segoe UI Emoji"/>
+        </w:rPr>
+        <w:t>✅</w:t>
+      </w:r>
+      <w:r>
+        <w:t xml:space="preserve"> Log signal strength over time</w:t>
+      </w:r>
+    </w:p>
+    <w:p>
+      <w:r>
+        <w:pict w14:anchorId="7F265FBC">
+          <v:rect id="_x0000_i1208" style="width:0;height:1.5pt" o:hralign="center" o:hrstd="t" o:hr="t" fillcolor="#a0a0a0" stroked="f"/>
+        </w:pict>
+      </w:r>
+    </w:p>
+    <w:p>
+      <w:pPr>
+        <w:rPr>
+          <w:b/>
+          <w:bCs/>
+        </w:rPr>
+      </w:pPr>
+      <w:r>
+        <w:rPr>
+          <w:rFonts w:ascii="Segoe UI Emoji" w:hAnsi="Segoe UI Emoji" w:cs="Segoe UI Emoji"/>
+          <w:b/>
+          <w:bCs/>
+        </w:rPr>
+        <w:t>🏗️</w:t>
+      </w:r>
+      <w:r>
+        <w:rPr>
+          <w:b/>
+          <w:bCs/>
+        </w:rPr>
+        <w:t xml:space="preserve"> 1️</w:t>
+      </w:r>
+      <w:r>
+        <w:rPr>
+          <w:rFonts w:ascii="Segoe UI Symbol" w:hAnsi="Segoe UI Symbol" w:cs="Segoe UI Symbol"/>
+          <w:b/>
+          <w:bCs/>
+        </w:rPr>
+        <w:t>⃣</w:t>
+      </w:r>
+      <w:r>
+        <w:rPr>
+          <w:b/>
+          <w:bCs/>
+        </w:rPr>
+        <w:t xml:space="preserve"> System Setup (Headless Pi)</w:t>
+      </w:r>
+    </w:p>
+    <w:p>
+      <w:r>
+        <w:t>All via SSH:</w:t>
+      </w:r>
+    </w:p>
+    <w:p>
+      <w:pPr>
+        <w:rPr>
+          <w:b/>
+          <w:bCs/>
+        </w:rPr>
+      </w:pPr>
+      <w:r>
+        <w:rPr>
+          <w:rFonts w:ascii="Segoe UI Emoji" w:hAnsi="Segoe UI Emoji" w:cs="Segoe UI Emoji"/>
+          <w:b/>
+          <w:bCs/>
+        </w:rPr>
+        <w:t>✅</w:t>
+      </w:r>
+      <w:r>
+        <w:rPr>
+          <w:b/>
+          <w:bCs/>
+        </w:rPr>
+        <w:t xml:space="preserve"> Install Core Software</w:t>
+      </w:r>
+    </w:p>
+    <w:p>
+      <w:proofErr w:type="spellStart"/>
+      <w:r>
+        <w:t>sudo</w:t>
+      </w:r>
+      <w:proofErr w:type="spellEnd"/>
+      <w:r>
+        <w:t xml:space="preserve"> apt update &amp;&amp; </w:t>
+      </w:r>
+      <w:proofErr w:type="spellStart"/>
+      <w:r>
+        <w:t>sudo</w:t>
+      </w:r>
+      <w:proofErr w:type="spellEnd"/>
+      <w:r>
+        <w:t xml:space="preserve"> apt upgrade</w:t>
+      </w:r>
+    </w:p>
+    <w:p>
+      <w:proofErr w:type="spellStart"/>
+      <w:r>
+        <w:t>sudo</w:t>
+      </w:r>
+      <w:proofErr w:type="spellEnd"/>
+      <w:r>
+        <w:t xml:space="preserve"> apt install </w:t>
+      </w:r>
+      <w:proofErr w:type="spellStart"/>
+      <w:r>
+        <w:t>rtl-sdr</w:t>
+      </w:r>
+      <w:proofErr w:type="spellEnd"/>
+      <w:r>
+        <w:t xml:space="preserve"> sox </w:t>
+      </w:r>
+      <w:proofErr w:type="spellStart"/>
+      <w:r>
+        <w:t>gpredict</w:t>
+      </w:r>
+      <w:proofErr w:type="spellEnd"/>
+      <w:r>
+        <w:t xml:space="preserve"> </w:t>
+      </w:r>
+      <w:proofErr w:type="spellStart"/>
+      <w:r>
+        <w:t>direwolf</w:t>
+      </w:r>
+      <w:proofErr w:type="spellEnd"/>
+      <w:r>
+        <w:t xml:space="preserve"> </w:t>
+      </w:r>
+      <w:proofErr w:type="spellStart"/>
+      <w:r>
+        <w:t>multimon</w:t>
+      </w:r>
+      <w:proofErr w:type="spellEnd"/>
+      <w:r>
+        <w:t>-ng</w:t>
+      </w:r>
+    </w:p>
+    <w:p>
+      <w:r>
+        <w:t xml:space="preserve">You </w:t>
+      </w:r>
+      <w:r>
+        <w:rPr>
+          <w:b/>
+          <w:bCs/>
+        </w:rPr>
+        <w:t>don’t need GUI apps like GQRX on headless</w:t>
+      </w:r>
+      <w:r>
+        <w:t xml:space="preserve"> → will use </w:t>
+      </w:r>
+      <w:r>
+        <w:rPr>
+          <w:b/>
+          <w:bCs/>
+        </w:rPr>
+        <w:t>command-line tools</w:t>
+      </w:r>
+      <w:r>
+        <w:t>.</w:t>
+      </w:r>
+    </w:p>
+    <w:p>
+      <w:r>
+        <w:rPr>
+          <w:rFonts w:ascii="Segoe UI Emoji" w:hAnsi="Segoe UI Emoji" w:cs="Segoe UI Emoji"/>
+        </w:rPr>
+        <w:t>✅</w:t>
+      </w:r>
+      <w:r>
+        <w:t xml:space="preserve"> Confirm SDR works:</w:t>
+      </w:r>
+    </w:p>
+    <w:p>
+      <w:proofErr w:type="spellStart"/>
+      <w:r>
+        <w:t>rtl_test</w:t>
+      </w:r>
+      <w:proofErr w:type="spellEnd"/>
+    </w:p>
+    <w:p>
+      <w:r>
+        <w:t>Expect output like:</w:t>
+      </w:r>
+    </w:p>
+    <w:p>
+      <w:r>
+        <w:t>Found 1 device(s):</w:t>
+      </w:r>
+    </w:p>
+    <w:p>
+      <w:r>
+        <w:t xml:space="preserve">  0:  Realtek, RTL2838UHIDIR, SN: 00000001</w:t>
+      </w:r>
+    </w:p>
+    <w:p>
+      <w:r>
+        <w:lastRenderedPageBreak/>
+        <w:pict w14:anchorId="7E33A0E2">
+          <v:rect id="_x0000_i1209" style="width:0;height:1.5pt" o:hralign="center" o:hrstd="t" o:hr="t" fillcolor="#a0a0a0" stroked="f"/>
+        </w:pict>
+      </w:r>
+    </w:p>
+    <w:p>
+      <w:pPr>
+        <w:rPr>
+          <w:b/>
+          <w:bCs/>
+        </w:rPr>
+      </w:pPr>
+      <w:r>
+        <w:rPr>
+          <w:rFonts w:ascii="Segoe UI Emoji" w:hAnsi="Segoe UI Emoji" w:cs="Segoe UI Emoji"/>
+          <w:b/>
+          <w:bCs/>
+        </w:rPr>
+        <w:t>📡</w:t>
+      </w:r>
+      <w:r>
+        <w:rPr>
+          <w:b/>
+          <w:bCs/>
+        </w:rPr>
+        <w:t xml:space="preserve"> 2️</w:t>
+      </w:r>
+      <w:r>
+        <w:rPr>
+          <w:rFonts w:ascii="Segoe UI Symbol" w:hAnsi="Segoe UI Symbol" w:cs="Segoe UI Symbol"/>
+          <w:b/>
+          <w:bCs/>
+        </w:rPr>
+        <w:t>⃣</w:t>
+      </w:r>
+      <w:r>
+        <w:rPr>
+          <w:b/>
+          <w:bCs/>
+        </w:rPr>
+        <w:t xml:space="preserve"> Tracking the ISS</w:t>
+      </w:r>
+    </w:p>
+    <w:p>
+      <w:r>
+        <w:t xml:space="preserve">Use </w:t>
+      </w:r>
+      <w:proofErr w:type="spellStart"/>
+      <w:r>
+        <w:rPr>
+          <w:b/>
+          <w:bCs/>
+        </w:rPr>
+        <w:t>Gpredict</w:t>
+      </w:r>
+      <w:proofErr w:type="spellEnd"/>
+      <w:r>
+        <w:t xml:space="preserve"> for real-time satellite tracking &amp; Doppler prediction (run on another PC or use CLI export):</w:t>
+      </w:r>
+    </w:p>
+    <w:p>
+      <w:r>
+        <w:t xml:space="preserve">Alternatively install </w:t>
+      </w:r>
+      <w:r>
+        <w:rPr>
+          <w:b/>
+          <w:bCs/>
+        </w:rPr>
+        <w:t>predict</w:t>
+      </w:r>
+      <w:r>
+        <w:t xml:space="preserve"> (CLI satellite tracker):</w:t>
+      </w:r>
+    </w:p>
+    <w:p>
+      <w:proofErr w:type="spellStart"/>
+      <w:r>
+        <w:t>sudo</w:t>
+      </w:r>
+      <w:proofErr w:type="spellEnd"/>
+      <w:r>
+        <w:t xml:space="preserve"> apt install predict</w:t>
+      </w:r>
+    </w:p>
+    <w:p>
+      <w:r>
+        <w:t>→ Example pass prediction:</w:t>
+      </w:r>
+    </w:p>
+    <w:p>
+      <w:r>
+        <w:t>predict -p ISS</w:t>
+      </w:r>
+    </w:p>
+    <w:p>
+      <w:r>
+        <w:t>Or output Doppler shift data:</w:t>
+      </w:r>
+    </w:p>
+    <w:p>
+      <w:r>
+        <w:t>predict -f ISS</w:t>
+      </w:r>
+    </w:p>
+    <w:p>
+      <w:r>
+        <w:rPr>
+          <w:rFonts w:ascii="Segoe UI Emoji" w:hAnsi="Segoe UI Emoji" w:cs="Segoe UI Emoji"/>
+        </w:rPr>
+        <w:t>✅</w:t>
+      </w:r>
+      <w:r>
+        <w:t xml:space="preserve"> You can use this data to </w:t>
+      </w:r>
+      <w:r>
+        <w:rPr>
+          <w:b/>
+          <w:bCs/>
+        </w:rPr>
+        <w:t>manually adjust receive frequency</w:t>
+      </w:r>
+      <w:r>
+        <w:t xml:space="preserve"> in your SDR commands.</w:t>
+      </w:r>
+    </w:p>
+    <w:p>
+      <w:r>
+        <w:pict w14:anchorId="1DB00C65">
+          <v:rect id="_x0000_i1210" style="width:0;height:1.5pt" o:hralign="center" o:hrstd="t" o:hr="t" fillcolor="#a0a0a0" stroked="f"/>
+        </w:pict>
+      </w:r>
+    </w:p>
+    <w:p>
+      <w:pPr>
+        <w:rPr>
+          <w:b/>
+          <w:bCs/>
+        </w:rPr>
+      </w:pPr>
+      <w:r>
+        <w:rPr>
+          <w:rFonts w:ascii="Segoe UI Emoji" w:hAnsi="Segoe UI Emoji" w:cs="Segoe UI Emoji"/>
+          <w:b/>
+          <w:bCs/>
+        </w:rPr>
+        <w:t>🎧</w:t>
+      </w:r>
+      <w:r>
+        <w:rPr>
+          <w:b/>
+          <w:bCs/>
+        </w:rPr>
+        <w:t xml:space="preserve"> 3️</w:t>
+      </w:r>
+      <w:r>
+        <w:rPr>
+          <w:rFonts w:ascii="Segoe UI Symbol" w:hAnsi="Segoe UI Symbol" w:cs="Segoe UI Symbol"/>
+          <w:b/>
+          <w:bCs/>
+        </w:rPr>
+        <w:t>⃣</w:t>
+      </w:r>
+      <w:r>
+        <w:rPr>
+          <w:b/>
+          <w:bCs/>
+        </w:rPr>
+        <w:t xml:space="preserve"> Listening &amp; Recording FM Voice Repeater</w:t>
+      </w:r>
+    </w:p>
+    <w:p>
+      <w:r>
+        <w:t>ISS FM repeater uses:</w:t>
+      </w:r>
+    </w:p>
+    <w:tbl>
+      <w:tblPr>
+        <w:tblW w:w="0" w:type="auto"/>
+        <w:tblCellSpacing w:w="15" w:type="dxa"/>
+        <w:tblCellMar>
+          <w:top w:w="15" w:type="dxa"/>
+          <w:left w:w="15" w:type="dxa"/>
+          <w:bottom w:w="15" w:type="dxa"/>
+          <w:right w:w="15" w:type="dxa"/>
+        </w:tblCellMar>
+        <w:tblLook w:val="04A0" w:firstRow="1" w:lastRow="0" w:firstColumn="1" w:lastColumn="0" w:noHBand="0" w:noVBand="1"/>
+      </w:tblPr>
+      <w:tblGrid>
+        <w:gridCol w:w="1105"/>
+        <w:gridCol w:w="2618"/>
+      </w:tblGrid>
+      <w:tr>
+        <w:trPr>
+          <w:tblHeader/>
+          <w:tblCellSpacing w:w="15" w:type="dxa"/>
+        </w:trPr>
+        <w:tc>
+          <w:tcPr>
+            <w:tcW w:w="0" w:type="auto"/>
+            <w:vAlign w:val="center"/>
+            <w:hideMark/>
+          </w:tcPr>
+          <w:p>
+            <w:pPr>
+              <w:rPr>
+                <w:b/>
+                <w:bCs/>
+              </w:rPr>
+            </w:pPr>
+            <w:r>
+              <w:rPr>
+                <w:b/>
+                <w:bCs/>
+              </w:rPr>
+              <w:t>Downlink</w:t>
+            </w:r>
+          </w:p>
+        </w:tc>
+        <w:tc>
+          <w:tcPr>
+            <w:tcW w:w="0" w:type="auto"/>
+            <w:vAlign w:val="center"/>
+            <w:hideMark/>
+          </w:tcPr>
+          <w:p>
+            <w:pPr>
+              <w:rPr>
+                <w:b/>
+                <w:bCs/>
+              </w:rPr>
+            </w:pPr>
+            <w:r>
+              <w:rPr>
+                <w:b/>
+                <w:bCs/>
+              </w:rPr>
+              <w:t>145.800 MHz</w:t>
+            </w:r>
+          </w:p>
+        </w:tc>
+      </w:tr>
+      <w:tr>
+        <w:trPr>
+          <w:tblCellSpacing w:w="15" w:type="dxa"/>
+        </w:trPr>
+        <w:tc>
+          <w:tcPr>
+            <w:tcW w:w="0" w:type="auto"/>
+            <w:vAlign w:val="center"/>
+            <w:hideMark/>
+          </w:tcPr>
+          <w:p>
+            <w:r>
+              <w:rPr>
+                <w:b/>
+                <w:bCs/>
+              </w:rPr>
+              <w:t>Mode</w:t>
+            </w:r>
+          </w:p>
+        </w:tc>
+        <w:tc>
+          <w:tcPr>
+            <w:tcW w:w="0" w:type="auto"/>
+            <w:vAlign w:val="center"/>
+            <w:hideMark/>
+          </w:tcPr>
+          <w:p>
+            <w:r>
+              <w:t>Narrowband FM (NFM)**</w:t>
+            </w:r>
+          </w:p>
+        </w:tc>
+      </w:tr>
+    </w:tbl>
+    <w:p>
+      <w:r>
+        <w:t xml:space="preserve">Use </w:t>
+      </w:r>
+      <w:proofErr w:type="spellStart"/>
+      <w:r>
+        <w:t>rtl_fm</w:t>
+      </w:r>
+      <w:proofErr w:type="spellEnd"/>
+      <w:r>
+        <w:t xml:space="preserve"> for command-line tuning &amp; recording:</w:t>
+      </w:r>
+    </w:p>
+    <w:p>
+      <w:proofErr w:type="spellStart"/>
+      <w:r>
+        <w:t>rtl_fm</w:t>
+      </w:r>
+      <w:proofErr w:type="spellEnd"/>
+      <w:r>
+        <w:t xml:space="preserve"> -f 145800000 -M </w:t>
+      </w:r>
+      <w:proofErr w:type="spellStart"/>
+      <w:r>
+        <w:t>fm</w:t>
+      </w:r>
+      <w:proofErr w:type="spellEnd"/>
+      <w:r>
+        <w:t xml:space="preserve"> -s 22050 -g 35 - | sox -t raw -r 22050 -e signed -b 16 -c 1 - ISS_FM_$(date -u +%Y%m%d_%H%M%S).wav</w:t>
+      </w:r>
+    </w:p>
+    <w:p>
+      <w:r>
+        <w:rPr>
+          <w:rFonts w:ascii="Segoe UI Emoji" w:hAnsi="Segoe UI Emoji" w:cs="Segoe UI Emoji"/>
+        </w:rPr>
+        <w:t>✅</w:t>
+      </w:r>
+      <w:r>
+        <w:t xml:space="preserve"> This will:</w:t>
+      </w:r>
+    </w:p>
+    <w:p>
+      <w:pPr>
+        <w:numPr>
+          <w:ilvl w:val="0"/>
+          <w:numId w:val="13"/>
+        </w:numPr>
+      </w:pPr>
+      <w:r>
+        <w:t>Tune to 145.800 MHz</w:t>
+      </w:r>
+    </w:p>
+    <w:p>
+      <w:pPr>
+        <w:numPr>
+          <w:ilvl w:val="0"/>
+          <w:numId w:val="13"/>
+        </w:numPr>
+      </w:pPr>
+      <w:r>
+        <w:t>Set FM demodulation</w:t>
+      </w:r>
+    </w:p>
+    <w:p>
+      <w:pPr>
+        <w:numPr>
+          <w:ilvl w:val="0"/>
+          <w:numId w:val="13"/>
+        </w:numPr>
+      </w:pPr>
+      <w:r>
+        <w:t>Save timestamped audio file</w:t>
+      </w:r>
+    </w:p>
+    <w:p>
+      <w:pPr>
+        <w:numPr>
+          <w:ilvl w:val="0"/>
+          <w:numId w:val="13"/>
+        </w:numPr>
+      </w:pPr>
+      <w:r>
+        <w:t>Gain value -g 35 → adjust depending on noise floor</w:t>
+      </w:r>
+    </w:p>
+    <w:p>
+      <w:r>
+        <w:rPr>
+          <w:rFonts w:ascii="Segoe UI Emoji" w:hAnsi="Segoe UI Emoji" w:cs="Segoe UI Emoji"/>
+        </w:rPr>
+        <w:t>🎯</w:t>
+      </w:r>
+      <w:r>
+        <w:t xml:space="preserve"> </w:t>
+      </w:r>
+      <w:r>
+        <w:rPr>
+          <w:b/>
+          <w:bCs/>
+        </w:rPr>
+        <w:t>Test it during a pass → play back audio on another device to confirm reception.</w:t>
+      </w:r>
+    </w:p>
+    <w:p>
+      <w:r>
+        <w:pict w14:anchorId="05D82FC6">
+          <v:rect id="_x0000_i1211" style="width:0;height:1.5pt" o:hralign="center" o:hrstd="t" o:hr="t" fillcolor="#a0a0a0" stroked="f"/>
+        </w:pict>
+      </w:r>
+    </w:p>
+    <w:p>
+      <w:pPr>
+        <w:rPr>
+          <w:b/>
+          <w:bCs/>
+        </w:rPr>
+      </w:pPr>
+      <w:r>
+        <w:rPr>
+          <w:rFonts w:ascii="Segoe UI Emoji" w:hAnsi="Segoe UI Emoji" w:cs="Segoe UI Emoji"/>
+          <w:b/>
+          <w:bCs/>
+        </w:rPr>
+        <w:lastRenderedPageBreak/>
+        <w:t>📝</w:t>
+      </w:r>
+      <w:r>
+        <w:rPr>
+          <w:b/>
+          <w:bCs/>
+        </w:rPr>
+        <w:t xml:space="preserve"> 4️</w:t>
+      </w:r>
+      <w:r>
+        <w:rPr>
+          <w:rFonts w:ascii="Segoe UI Symbol" w:hAnsi="Segoe UI Symbol" w:cs="Segoe UI Symbol"/>
+          <w:b/>
+          <w:bCs/>
+        </w:rPr>
+        <w:t>⃣</w:t>
+      </w:r>
+      <w:r>
+        <w:rPr>
+          <w:b/>
+          <w:bCs/>
+        </w:rPr>
+        <w:t xml:space="preserve"> Decoding ISS APRS (145.825 MHz AX.25 Packet Digipeater)</w:t>
+      </w:r>
+    </w:p>
+    <w:p>
+      <w:r>
+        <w:t>ISS APRS digipeater frequency:</w:t>
+      </w:r>
+    </w:p>
+    <w:tbl>
+      <w:tblPr>
+        <w:tblW w:w="0" w:type="auto"/>
+        <w:tblCellSpacing w:w="15" w:type="dxa"/>
+        <w:tblCellMar>
+          <w:top w:w="15" w:type="dxa"/>
+          <w:left w:w="15" w:type="dxa"/>
+          <w:bottom w:w="15" w:type="dxa"/>
+          <w:right w:w="15" w:type="dxa"/>
+        </w:tblCellMar>
+        <w:tblLook w:val="04A0" w:firstRow="1" w:lastRow="0" w:firstColumn="1" w:lastColumn="0" w:noHBand="0" w:noVBand="1"/>
+      </w:tblPr>
+      <w:tblGrid>
+        <w:gridCol w:w="1105"/>
+        <w:gridCol w:w="1449"/>
+      </w:tblGrid>
+      <w:tr>
+        <w:trPr>
+          <w:tblHeader/>
+          <w:tblCellSpacing w:w="15" w:type="dxa"/>
+        </w:trPr>
+        <w:tc>
+          <w:tcPr>
+            <w:tcW w:w="0" w:type="auto"/>
+            <w:vAlign w:val="center"/>
+            <w:hideMark/>
+          </w:tcPr>
+          <w:p>
+            <w:pPr>
+              <w:rPr>
+                <w:b/>
+                <w:bCs/>
+              </w:rPr>
+            </w:pPr>
+            <w:r>
+              <w:rPr>
+                <w:b/>
+                <w:bCs/>
+              </w:rPr>
+              <w:t>Downlink</w:t>
+            </w:r>
+          </w:p>
+        </w:tc>
+        <w:tc>
+          <w:tcPr>
+            <w:tcW w:w="0" w:type="auto"/>
+            <w:vAlign w:val="center"/>
+            <w:hideMark/>
+          </w:tcPr>
+          <w:p>
+            <w:pPr>
+              <w:rPr>
+                <w:b/>
+                <w:bCs/>
+              </w:rPr>
+            </w:pPr>
+            <w:r>
+              <w:rPr>
+                <w:b/>
+                <w:bCs/>
+              </w:rPr>
+              <w:t>145.825 MHz</w:t>
+            </w:r>
+          </w:p>
+        </w:tc>
+      </w:tr>
+    </w:tbl>
+    <w:p>
+      <w:r>
+        <w:t xml:space="preserve">Use </w:t>
+      </w:r>
+      <w:proofErr w:type="spellStart"/>
+      <w:r>
+        <w:t>rtl_fm</w:t>
+      </w:r>
+      <w:proofErr w:type="spellEnd"/>
+      <w:r>
+        <w:t xml:space="preserve"> to capture the AX.25 packet audio:</w:t>
+      </w:r>
+    </w:p>
+    <w:p>
+      <w:proofErr w:type="spellStart"/>
+      <w:r>
+        <w:t>rtl_fm</w:t>
+      </w:r>
+      <w:proofErr w:type="spellEnd"/>
+      <w:r>
+        <w:t xml:space="preserve"> -f 145825000 -M </w:t>
+      </w:r>
+      <w:proofErr w:type="spellStart"/>
+      <w:r>
+        <w:t>fm</w:t>
+      </w:r>
+      <w:proofErr w:type="spellEnd"/>
+      <w:r>
+        <w:t xml:space="preserve"> -s 48000 -g 35 - | </w:t>
+      </w:r>
+      <w:proofErr w:type="spellStart"/>
+      <w:r>
+        <w:t>direwolf</w:t>
+      </w:r>
+      <w:proofErr w:type="spellEnd"/>
+      <w:r>
+        <w:t xml:space="preserve"> -r 48000 -D 1 -t 0 -c /dev/null -</w:t>
+      </w:r>
+    </w:p>
+    <w:p>
+      <w:r>
+        <w:rPr>
+          <w:rFonts w:ascii="Segoe UI Emoji" w:hAnsi="Segoe UI Emoji" w:cs="Segoe UI Emoji"/>
+        </w:rPr>
+        <w:t>✅</w:t>
+      </w:r>
+      <w:r>
+        <w:t xml:space="preserve"> This pipes live SDR audio directly into </w:t>
+      </w:r>
+      <w:proofErr w:type="spellStart"/>
+      <w:r>
+        <w:rPr>
+          <w:b/>
+          <w:bCs/>
+        </w:rPr>
+        <w:t>Direwolf</w:t>
+      </w:r>
+      <w:proofErr w:type="spellEnd"/>
+      <w:r>
+        <w:t>, which:</w:t>
+      </w:r>
+    </w:p>
+    <w:p>
+      <w:pPr>
+        <w:numPr>
+          <w:ilvl w:val="0"/>
+          <w:numId w:val="14"/>
+        </w:numPr>
+      </w:pPr>
+      <w:r>
+        <w:t>Decodes AX.25 APRS packets</w:t>
+      </w:r>
+    </w:p>
+    <w:p>
+      <w:pPr>
+        <w:numPr>
+          <w:ilvl w:val="0"/>
+          <w:numId w:val="14"/>
+        </w:numPr>
+      </w:pPr>
+      <w:r>
+        <w:t>Outputs decoded packets to the terminal</w:t>
+      </w:r>
+    </w:p>
+    <w:p>
+      <w:pPr>
+        <w:numPr>
+          <w:ilvl w:val="0"/>
+          <w:numId w:val="14"/>
+        </w:numPr>
+      </w:pPr>
+      <w:r>
+        <w:t>Includes timestamps automatically</w:t>
+      </w:r>
+    </w:p>
+    <w:p>
+      <w:r>
+        <w:t xml:space="preserve">You can also </w:t>
+      </w:r>
+      <w:r>
+        <w:rPr>
+          <w:b/>
+          <w:bCs/>
+        </w:rPr>
+        <w:t>log decoded packets to file:</w:t>
+      </w:r>
+    </w:p>
+    <w:p>
+      <w:proofErr w:type="spellStart"/>
+      <w:r>
+        <w:t>rtl_fm</w:t>
+      </w:r>
+      <w:proofErr w:type="spellEnd"/>
+      <w:r>
+        <w:t xml:space="preserve"> -f 145825000 -M </w:t>
+      </w:r>
+      <w:proofErr w:type="spellStart"/>
+      <w:r>
+        <w:t>fm</w:t>
+      </w:r>
+      <w:proofErr w:type="spellEnd"/>
+      <w:r>
+        <w:t xml:space="preserve"> -s 48000 -g 35 - | </w:t>
+      </w:r>
+      <w:proofErr w:type="spellStart"/>
+      <w:r>
+        <w:t>direwolf</w:t>
+      </w:r>
+      <w:proofErr w:type="spellEnd"/>
+      <w:r>
+        <w:t xml:space="preserve"> -r 48000 -D 1 -t 0 -c /dev/null - &gt; ISS_APRS_$(date -u +%Y%m%d_%H%M%S).log</w:t>
+      </w:r>
+    </w:p>
+    <w:p>
+      <w:r>
+        <w:rPr>
+          <w:rFonts w:ascii="Segoe UI Emoji" w:hAnsi="Segoe UI Emoji" w:cs="Segoe UI Emoji"/>
+        </w:rPr>
+        <w:t>🎯</w:t>
+      </w:r>
+      <w:r>
+        <w:t xml:space="preserve"> This command creates a timestamped log of all decoded packets.</w:t>
+      </w:r>
+    </w:p>
+    <w:p>
+      <w:r>
+        <w:pict w14:anchorId="51AD716E">
+          <v:rect id="_x0000_i1212" style="width:0;height:1.5pt" o:hralign="center" o:hrstd="t" o:hr="t" fillcolor="#a0a0a0" stroked="f"/>
+        </w:pict>
+      </w:r>
+    </w:p>
+    <w:p>
+      <w:pPr>
+        <w:rPr>
+          <w:b/>
+          <w:bCs/>
+        </w:rPr>
+      </w:pPr>
+      <w:r>
+        <w:rPr>
+          <w:rFonts w:ascii="Segoe UI Emoji" w:hAnsi="Segoe UI Emoji" w:cs="Segoe UI Emoji"/>
+          <w:b/>
+          <w:bCs/>
+        </w:rPr>
+        <w:t>📈</w:t>
+      </w:r>
+      <w:r>
+        <w:rPr>
+          <w:b/>
+          <w:bCs/>
+        </w:rPr>
+        <w:t xml:space="preserve"> 5️</w:t>
+      </w:r>
+      <w:r>
+        <w:rPr>
+          <w:rFonts w:ascii="Segoe UI Symbol" w:hAnsi="Segoe UI Symbol" w:cs="Segoe UI Symbol"/>
+          <w:b/>
+          <w:bCs/>
+        </w:rPr>
+        <w:t>⃣</w:t>
+      </w:r>
+      <w:r>
+        <w:rPr>
+          <w:b/>
+          <w:bCs/>
+        </w:rPr>
+        <w:t xml:space="preserve"> Logging Signal Strength Over Time</w:t>
+      </w:r>
+    </w:p>
+    <w:p>
+      <w:r>
+        <w:t xml:space="preserve">Use </w:t>
+      </w:r>
+      <w:proofErr w:type="spellStart"/>
+      <w:r>
+        <w:t>rtl_power</w:t>
+      </w:r>
+      <w:proofErr w:type="spellEnd"/>
+      <w:r>
+        <w:t xml:space="preserve"> to measure signal strength (power) at 145.800/145.825 MHz:</w:t>
+      </w:r>
+    </w:p>
+    <w:p>
+      <w:proofErr w:type="spellStart"/>
+      <w:r>
+        <w:t>rtl_power</w:t>
+      </w:r>
+      <w:proofErr w:type="spellEnd"/>
+      <w:r>
+        <w:t xml:space="preserve"> -f 145.800M:145.800M:1k -</w:t>
+      </w:r>
+      <w:proofErr w:type="spellStart"/>
+      <w:r>
+        <w:t>i</w:t>
+      </w:r>
+      <w:proofErr w:type="spellEnd"/>
+      <w:r>
+        <w:t xml:space="preserve"> 10 -e 20m </w:t>
+      </w:r>
+      <w:proofErr w:type="spellStart"/>
+      <w:r>
+        <w:t>ISS_FM_sigstrength</w:t>
+      </w:r>
+      <w:proofErr w:type="spellEnd"/>
+      <w:r>
+        <w:t>_$(date -u +%Y%m%d_%H%M%S).csv</w:t>
+      </w:r>
+    </w:p>
+    <w:p>
+      <w:r>
+        <w:t>Explanation:</w:t>
+      </w:r>
+    </w:p>
+    <w:p>
+      <w:pPr>
+        <w:numPr>
+          <w:ilvl w:val="0"/>
+          <w:numId w:val="15"/>
+        </w:numPr>
+      </w:pPr>
+      <w:r>
+        <w:t>Logs power every 10 seconds</w:t>
+      </w:r>
+    </w:p>
+    <w:p>
+      <w:pPr>
+        <w:numPr>
+          <w:ilvl w:val="0"/>
+          <w:numId w:val="15"/>
+        </w:numPr>
+      </w:pPr>
+      <w:r>
+        <w:t>For 20 minutes</w:t>
+      </w:r>
+    </w:p>
+    <w:p>
+      <w:pPr>
+        <w:numPr>
+          <w:ilvl w:val="0"/>
+          <w:numId w:val="15"/>
+        </w:numPr>
+      </w:pPr>
+      <w:r>
+        <w:t>At 1kHz resolution</w:t>
+      </w:r>
+    </w:p>
+    <w:p>
+      <w:pPr>
+        <w:numPr>
+          <w:ilvl w:val="0"/>
+          <w:numId w:val="15"/>
+        </w:numPr>
+      </w:pPr>
+      <w:r>
+        <w:t>Outputs CSV file</w:t>
+      </w:r>
+    </w:p>
+    <w:p>
+      <w:r>
+        <w:t xml:space="preserve">You can do the same for 145.825 </w:t>
+      </w:r>
+      <w:proofErr w:type="spellStart"/>
+      <w:r>
+        <w:t>MHz.</w:t>
+      </w:r>
+      <w:proofErr w:type="spellEnd"/>
+    </w:p>
+    <w:p>
+      <w:r>
+        <w:rPr>
+          <w:rFonts w:ascii="Segoe UI Emoji" w:hAnsi="Segoe UI Emoji" w:cs="Segoe UI Emoji"/>
+        </w:rPr>
+        <w:t>✅</w:t>
+      </w:r>
+      <w:r>
+        <w:t xml:space="preserve"> Open CSV later in spreadsheet or plot in </w:t>
+      </w:r>
+      <w:proofErr w:type="spellStart"/>
+      <w:r>
+        <w:t>GNUPlot</w:t>
+      </w:r>
+      <w:proofErr w:type="spellEnd"/>
+      <w:r>
+        <w:t>.</w:t>
+      </w:r>
+    </w:p>
+    <w:p>
+      <w:r>
+        <w:pict w14:anchorId="05E57323">
+          <v:rect id="_x0000_i1213" style="width:0;height:1.5pt" o:hralign="center" o:hrstd="t" o:hr="t" fillcolor="#a0a0a0" stroked="f"/>
+        </w:pict>
+      </w:r>
+    </w:p>
+    <w:p>
+      <w:pPr>
+        <w:rPr>
+          <w:b/>
+          <w:bCs/>
+        </w:rPr>
+      </w:pPr>
+      <w:r>
+        <w:rPr>
+          <w:rFonts w:ascii="Segoe UI Emoji" w:hAnsi="Segoe UI Emoji" w:cs="Segoe UI Emoji"/>
+          <w:b/>
+          <w:bCs/>
+        </w:rPr>
+        <w:lastRenderedPageBreak/>
+        <w:t>📝</w:t>
+      </w:r>
+      <w:r>
+        <w:rPr>
+          <w:b/>
+          <w:bCs/>
+        </w:rPr>
+        <w:t xml:space="preserve"> 6️</w:t>
+      </w:r>
+      <w:r>
+        <w:rPr>
+          <w:rFonts w:ascii="Segoe UI Symbol" w:hAnsi="Segoe UI Symbol" w:cs="Segoe UI Symbol"/>
+          <w:b/>
+          <w:bCs/>
+        </w:rPr>
+        <w:t>⃣</w:t>
+      </w:r>
+      <w:r>
+        <w:rPr>
+          <w:b/>
+          <w:bCs/>
+        </w:rPr>
+        <w:t xml:space="preserve"> File Organization Example:</w:t>
+      </w:r>
+    </w:p>
+    <w:p>
+      <w:r>
+        <w:t>/data/ISS/20250503/</w:t>
+      </w:r>
+    </w:p>
+    <w:p>
+      <w:r>
+        <w:t xml:space="preserve">    ISS_FM_20250503_1430UTC.wav</w:t>
+      </w:r>
+    </w:p>
+    <w:p>
+      <w:r>
+        <w:t xml:space="preserve">    ISS_APRS_20250503_1430UTC.log</w:t>
+      </w:r>
+    </w:p>
+    <w:p>
+      <w:r>
+        <w:t xml:space="preserve">    ISS_FM_sigstrength_20250503_1430UTC.csv</w:t>
+      </w:r>
+    </w:p>
+    <w:p>
+      <w:r>
+        <w:pict w14:anchorId="4E7EC7F3">
+          <v:rect id="_x0000_i1214" style="width:0;height:1.5pt" o:hralign="center" o:hrstd="t" o:hr="t" fillcolor="#a0a0a0" stroked="f"/>
+        </w:pict>
+      </w:r>
+    </w:p>
+    <w:p>
+      <w:pPr>
+        <w:rPr>
+          <w:b/>
+          <w:bCs/>
+        </w:rPr>
+      </w:pPr>
+      <w:r>
+        <w:rPr>
+          <w:rFonts w:ascii="Segoe UI Emoji" w:hAnsi="Segoe UI Emoji" w:cs="Segoe UI Emoji"/>
+          <w:b/>
+          <w:bCs/>
+        </w:rPr>
+        <w:t>🔂</w:t>
+      </w:r>
+      <w:r>
+        <w:rPr>
+          <w:b/>
+          <w:bCs/>
+        </w:rPr>
+        <w:t xml:space="preserve"> 7️</w:t>
+      </w:r>
+      <w:r>
+        <w:rPr>
+          <w:rFonts w:ascii="Segoe UI Symbol" w:hAnsi="Segoe UI Symbol" w:cs="Segoe UI Symbol"/>
+          <w:b/>
+          <w:bCs/>
+        </w:rPr>
+        <w:t>⃣</w:t>
+      </w:r>
+      <w:r>
+        <w:rPr>
+          <w:b/>
+          <w:bCs/>
+        </w:rPr>
+        <w:t xml:space="preserve"> Example Session Workflow:</w:t>
+      </w:r>
+    </w:p>
+    <w:p>
+      <w:r>
+        <w:t>For each ISS pass:</w:t>
+      </w:r>
+    </w:p>
+    <w:p>
+      <w:pPr>
+        <w:numPr>
+          <w:ilvl w:val="0"/>
+          <w:numId w:val="16"/>
+        </w:numPr>
+      </w:pPr>
+      <w:r>
+        <w:t xml:space="preserve">Track ISS pass &amp; Doppler shift using predict or external </w:t>
+      </w:r>
+      <w:proofErr w:type="spellStart"/>
+      <w:r>
+        <w:t>Gpredict</w:t>
+      </w:r>
+      <w:proofErr w:type="spellEnd"/>
+    </w:p>
+    <w:p>
+      <w:pPr>
+        <w:numPr>
+          <w:ilvl w:val="0"/>
+          <w:numId w:val="16"/>
+        </w:numPr>
+      </w:pPr>
+      <w:r>
+        <w:t>Start audio recording 5 minutes before AOS:</w:t>
+      </w:r>
+    </w:p>
+    <w:p>
+      <w:pPr>
+        <w:numPr>
+          <w:ilvl w:val="0"/>
+          <w:numId w:val="16"/>
+        </w:numPr>
+        <w:tabs>
+          <w:tab w:val="clear" w:pos="720"/>
+        </w:tabs>
+      </w:pPr>
+      <w:proofErr w:type="spellStart"/>
+      <w:r>
+        <w:t>rtl_fm</w:t>
+      </w:r>
+      <w:proofErr w:type="spellEnd"/>
+      <w:r>
+        <w:t xml:space="preserve"> [command above for FM voice]</w:t>
+      </w:r>
+    </w:p>
+    <w:p>
+      <w:pPr>
+        <w:numPr>
+          <w:ilvl w:val="0"/>
+          <w:numId w:val="16"/>
+        </w:numPr>
+      </w:pPr>
+      <w:r>
+        <w:t>Start packet decoding at same time (separate terminal):</w:t>
+      </w:r>
+    </w:p>
+    <w:p>
+      <w:pPr>
+        <w:numPr>
+          <w:ilvl w:val="0"/>
+          <w:numId w:val="16"/>
+        </w:numPr>
+        <w:tabs>
+          <w:tab w:val="clear" w:pos="720"/>
+        </w:tabs>
+      </w:pPr>
+      <w:proofErr w:type="spellStart"/>
+      <w:r>
+        <w:t>rtl_fm</w:t>
+      </w:r>
+      <w:proofErr w:type="spellEnd"/>
+      <w:r>
+        <w:t xml:space="preserve"> [command above for AX.25] | </w:t>
+      </w:r>
+      <w:proofErr w:type="spellStart"/>
+      <w:r>
+        <w:t>direwolf</w:t>
+      </w:r>
+      <w:proofErr w:type="spellEnd"/>
+      <w:r>
+        <w:t xml:space="preserve"> [...]</w:t>
+      </w:r>
+    </w:p>
+    <w:p>
+      <w:pPr>
+        <w:numPr>
+          <w:ilvl w:val="0"/>
+          <w:numId w:val="16"/>
+        </w:numPr>
+      </w:pPr>
+      <w:r>
+        <w:t xml:space="preserve">Optionally log signal strength with </w:t>
+      </w:r>
+      <w:proofErr w:type="spellStart"/>
+      <w:r>
+        <w:t>rtl_power</w:t>
+      </w:r>
+      <w:proofErr w:type="spellEnd"/>
+    </w:p>
+    <w:p>
+      <w:pPr>
+        <w:numPr>
+          <w:ilvl w:val="0"/>
+          <w:numId w:val="16"/>
+        </w:numPr>
+      </w:pPr>
+      <w:r>
+        <w:t>Stop all after LOS</w:t>
+      </w:r>
+    </w:p>
+    <w:p>
+      <w:r>
+        <w:rPr>
+          <w:rFonts w:ascii="Segoe UI Emoji" w:hAnsi="Segoe UI Emoji" w:cs="Segoe UI Emoji"/>
+        </w:rPr>
+        <w:t>✅</w:t>
+      </w:r>
+      <w:r>
+        <w:t xml:space="preserve"> Move recorded files into /data/ISS/DATE/</w:t>
+      </w:r>
+    </w:p>
+    <w:p>
+      <w:r>
+        <w:pict w14:anchorId="70C9A4FE">
+          <v:rect id="_x0000_i1215" style="width:0;height:1.5pt" o:hralign="center" o:hrstd="t" o:hr="t" fillcolor="#a0a0a0" stroked="f"/>
+        </w:pict>
+      </w:r>
+    </w:p>
+    <w:p>
+      <w:pPr>
+        <w:rPr>
+          <w:b/>
+          <w:bCs/>
+        </w:rPr>
+      </w:pPr>
+      <w:r>
+        <w:rPr>
+          <w:rFonts w:ascii="Segoe UI Emoji" w:hAnsi="Segoe UI Emoji" w:cs="Segoe UI Emoji"/>
+          <w:b/>
+          <w:bCs/>
+        </w:rPr>
+        <w:t>🚀</w:t>
+      </w:r>
+      <w:r>
+        <w:rPr>
+          <w:b/>
+          <w:bCs/>
+        </w:rPr>
+        <w:t xml:space="preserve"> 8️</w:t>
+      </w:r>
+      <w:r>
+        <w:rPr>
+          <w:rFonts w:ascii="Segoe UI Symbol" w:hAnsi="Segoe UI Symbol" w:cs="Segoe UI Symbol"/>
+          <w:b/>
+          <w:bCs/>
+        </w:rPr>
+        <w:t>⃣</w:t>
+      </w:r>
+      <w:r>
+        <w:rPr>
+          <w:b/>
+          <w:bCs/>
+        </w:rPr>
+        <w:t xml:space="preserve"> Future Enhancements:</w:t>
+      </w:r>
+    </w:p>
+    <w:p>
+      <w:r>
+        <w:rPr>
+          <w:rFonts w:ascii="Segoe UI Emoji" w:hAnsi="Segoe UI Emoji" w:cs="Segoe UI Emoji"/>
+        </w:rPr>
+        <w:t>🔧</w:t>
+      </w:r>
+      <w:r>
+        <w:t xml:space="preserve"> Script everything into a single start_iss_pass.sh for automated session</w:t>
+      </w:r>
+      <w:r>
+        <w:br/>
+      </w:r>
+      <w:r>
+        <w:rPr>
+          <w:rFonts w:ascii="Segoe UI Emoji" w:hAnsi="Segoe UI Emoji" w:cs="Segoe UI Emoji"/>
+        </w:rPr>
+        <w:t>🔧</w:t>
+      </w:r>
+      <w:r>
+        <w:t xml:space="preserve"> Integrate </w:t>
+      </w:r>
+      <w:proofErr w:type="spellStart"/>
+      <w:r>
+        <w:t>rigctl</w:t>
+      </w:r>
+      <w:proofErr w:type="spellEnd"/>
+      <w:r>
+        <w:t xml:space="preserve"> or Python-based Doppler correction</w:t>
+      </w:r>
+      <w:r>
+        <w:br/>
+      </w:r>
+      <w:r>
+        <w:rPr>
+          <w:rFonts w:ascii="Segoe UI Emoji" w:hAnsi="Segoe UI Emoji" w:cs="Segoe UI Emoji"/>
+        </w:rPr>
+        <w:t>🔧</w:t>
+      </w:r>
+      <w:r>
+        <w:t xml:space="preserve"> Add GQRX/SDR# + remote desktop if moving to GUI workflow</w:t>
+      </w:r>
+      <w:r>
+        <w:br/>
+      </w:r>
+      <w:r>
+        <w:rPr>
+          <w:rFonts w:ascii="Segoe UI Emoji" w:hAnsi="Segoe UI Emoji" w:cs="Segoe UI Emoji"/>
+        </w:rPr>
+        <w:t>🔧</w:t>
+      </w:r>
+      <w:r>
+        <w:t xml:space="preserve"> Upgrade antenna/rotator for higher passes</w:t>
+      </w:r>
+    </w:p>
+    <w:p>
+      <w:r>
+        <w:pict w14:anchorId="02CB9DD0">
+          <v:rect id="_x0000_i1216" style="width:0;height:1.5pt" o:hralign="center" o:hrstd="t" o:hr="t" fillcolor="#a0a0a0" stroked="f"/>
+        </w:pict>
+      </w:r>
+    </w:p>
+    <w:p>
+      <w:pPr>
+        <w:rPr>
+          <w:b/>
+          <w:bCs/>
+        </w:rPr>
+      </w:pPr>
+      <w:r>
+        <w:rPr>
+          <w:rFonts w:ascii="Segoe UI Emoji" w:hAnsi="Segoe UI Emoji" w:cs="Segoe UI Emoji"/>
+          <w:b/>
+          <w:bCs/>
+        </w:rPr>
+        <w:t>✅</w:t>
+      </w:r>
+      <w:r>
+        <w:rPr>
+          <w:b/>
+          <w:bCs/>
+        </w:rPr>
+        <w:t xml:space="preserve"> Your immediate next steps:</w:t>
+      </w:r>
+    </w:p>
+    <w:p>
+      <w:pPr>
+        <w:numPr>
+          <w:ilvl w:val="0"/>
+          <w:numId w:val="17"/>
+        </w:numPr>
+      </w:pPr>
+      <w:r>
+        <w:t xml:space="preserve">Confirm </w:t>
+      </w:r>
+      <w:proofErr w:type="spellStart"/>
+      <w:r>
+        <w:t>rtl_test</w:t>
+      </w:r>
+      <w:proofErr w:type="spellEnd"/>
+      <w:r>
+        <w:t xml:space="preserve"> works &amp; SDR detected</w:t>
+      </w:r>
+    </w:p>
+    <w:p>
+      <w:pPr>
+        <w:numPr>
+          <w:ilvl w:val="0"/>
+          <w:numId w:val="17"/>
+        </w:numPr>
+      </w:pPr>
+      <w:r>
+        <w:t xml:space="preserve">Test </w:t>
+      </w:r>
+      <w:proofErr w:type="spellStart"/>
+      <w:r>
+        <w:t>rtl_fm</w:t>
+      </w:r>
+      <w:proofErr w:type="spellEnd"/>
+      <w:r>
+        <w:t xml:space="preserve"> to pick up </w:t>
+      </w:r>
+      <w:r>
+        <w:rPr>
+          <w:b/>
+          <w:bCs/>
+        </w:rPr>
+        <w:t>local FM broadcast station</w:t>
+      </w:r>
+      <w:r>
+        <w:t xml:space="preserve"> (easy first test)</w:t>
+      </w:r>
+    </w:p>
+    <w:p>
+      <w:pPr>
+        <w:numPr>
+          <w:ilvl w:val="0"/>
+          <w:numId w:val="17"/>
+        </w:numPr>
+      </w:pPr>
+      <w:r>
+        <w:lastRenderedPageBreak/>
+        <w:t>Pick an upcoming ISS pass → try recording &amp; decoding</w:t>
+      </w:r>
+    </w:p>
+    <w:p>
+      <w:r>
+        <w:pict w14:anchorId="5871D9A7">
+          <v:rect id="_x0000_i1217" style="width:0;height:1.5pt" o:hralign="center" o:hrstd="t" o:hr="t" fillcolor="#a0a0a0" stroked="f"/>
+        </w:pict>
+      </w:r>
+    </w:p>
+    <w:p>
+      <w:r>
+        <w:t xml:space="preserve">Would you like a starter shell script to automate voice recording + packet decoding + logging for ISS passes? Or do you prefer to run each command manually at first? </w:t>
+      </w:r>
+      <w:r>
+        <w:rPr>
+          <w:rFonts w:ascii="Segoe UI Emoji" w:hAnsi="Segoe UI Emoji" w:cs="Segoe UI Emoji"/>
+        </w:rPr>
+        <w:t>🚀</w:t>
+      </w:r>
+    </w:p>
+    <w:p/>
+    <w:p>
+      <w:pPr>
         <w:rPr>
           <w:b/>
           <w:bCs/>
@@ -2201,6 +3909,155 @@
     </w:lvl>
   </w:abstractNum>
   <w:abstractNum w:abstractNumId="1" w15:restartNumberingAfterBreak="0">
+    <w:nsid w:val="060F1806"/>
+    <w:multiLevelType w:val="multilevel"/>
+    <w:tmpl w:val="9536D654"/>
+    <w:lvl w:ilvl="0">
+      <w:start w:val="1"/>
+      <w:numFmt w:val="bullet"/>
+      <w:lvlText w:val=""/>
+      <w:lvlJc w:val="left"/>
+      <w:pPr>
+        <w:tabs>
+          <w:tab w:val="num" w:pos="720"/>
+        </w:tabs>
+        <w:ind w:left="720" w:hanging="360"/>
+      </w:pPr>
+      <w:rPr>
+        <w:rFonts w:ascii="Symbol" w:hAnsi="Symbol" w:hint="default"/>
+        <w:sz w:val="20"/>
+      </w:rPr>
+    </w:lvl>
+    <w:lvl w:ilvl="1" w:tentative="1">
+      <w:start w:val="1"/>
+      <w:numFmt w:val="bullet"/>
+      <w:lvlText w:val="o"/>
+      <w:lvlJc w:val="left"/>
+      <w:pPr>
+        <w:tabs>
+          <w:tab w:val="num" w:pos="1440"/>
+        </w:tabs>
+        <w:ind w:left="1440" w:hanging="360"/>
+      </w:pPr>
+      <w:rPr>
+        <w:rFonts w:ascii="Courier New" w:hAnsi="Courier New" w:hint="default"/>
+        <w:sz w:val="20"/>
+      </w:rPr>
+    </w:lvl>
+    <w:lvl w:ilvl="2" w:tentative="1">
+      <w:start w:val="1"/>
+      <w:numFmt w:val="bullet"/>
+      <w:lvlText w:val=""/>
+      <w:lvlJc w:val="left"/>
+      <w:pPr>
+        <w:tabs>
+          <w:tab w:val="num" w:pos="2160"/>
+        </w:tabs>
+        <w:ind w:left="2160" w:hanging="360"/>
+      </w:pPr>
+      <w:rPr>
+        <w:rFonts w:ascii="Wingdings" w:hAnsi="Wingdings" w:hint="default"/>
+        <w:sz w:val="20"/>
+      </w:rPr>
+    </w:lvl>
+    <w:lvl w:ilvl="3" w:tentative="1">
+      <w:start w:val="1"/>
+      <w:numFmt w:val="bullet"/>
+      <w:lvlText w:val=""/>
+      <w:lvlJc w:val="left"/>
+      <w:pPr>
+        <w:tabs>
+          <w:tab w:val="num" w:pos="2880"/>
+        </w:tabs>
+        <w:ind w:left="2880" w:hanging="360"/>
+      </w:pPr>
+      <w:rPr>
+        <w:rFonts w:ascii="Wingdings" w:hAnsi="Wingdings" w:hint="default"/>
+        <w:sz w:val="20"/>
+      </w:rPr>
+    </w:lvl>
+    <w:lvl w:ilvl="4" w:tentative="1">
+      <w:start w:val="1"/>
+      <w:numFmt w:val="bullet"/>
+      <w:lvlText w:val=""/>
+      <w:lvlJc w:val="left"/>
+      <w:pPr>
+        <w:tabs>
+          <w:tab w:val="num" w:pos="3600"/>
+        </w:tabs>
+        <w:ind w:left="3600" w:hanging="360"/>
+      </w:pPr>
+      <w:rPr>
+        <w:rFonts w:ascii="Wingdings" w:hAnsi="Wingdings" w:hint="default"/>
+        <w:sz w:val="20"/>
+      </w:rPr>
+    </w:lvl>
+    <w:lvl w:ilvl="5" w:tentative="1">
+      <w:start w:val="1"/>
+      <w:numFmt w:val="bullet"/>
+      <w:lvlText w:val=""/>
+      <w:lvlJc w:val="left"/>
+      <w:pPr>
+        <w:tabs>
+          <w:tab w:val="num" w:pos="4320"/>
+        </w:tabs>
+        <w:ind w:left="4320" w:hanging="360"/>
+      </w:pPr>
+      <w:rPr>
+        <w:rFonts w:ascii="Wingdings" w:hAnsi="Wingdings" w:hint="default"/>
+        <w:sz w:val="20"/>
+      </w:rPr>
+    </w:lvl>
+    <w:lvl w:ilvl="6" w:tentative="1">
+      <w:start w:val="1"/>
+      <w:numFmt w:val="bullet"/>
+      <w:lvlText w:val=""/>
+      <w:lvlJc w:val="left"/>
+      <w:pPr>
+        <w:tabs>
+          <w:tab w:val="num" w:pos="5040"/>
+        </w:tabs>
+        <w:ind w:left="5040" w:hanging="360"/>
+      </w:pPr>
+      <w:rPr>
+        <w:rFonts w:ascii="Wingdings" w:hAnsi="Wingdings" w:hint="default"/>
+        <w:sz w:val="20"/>
+      </w:rPr>
+    </w:lvl>
+    <w:lvl w:ilvl="7" w:tentative="1">
+      <w:start w:val="1"/>
+      <w:numFmt w:val="bullet"/>
+      <w:lvlText w:val=""/>
+      <w:lvlJc w:val="left"/>
+      <w:pPr>
+        <w:tabs>
+          <w:tab w:val="num" w:pos="5760"/>
+        </w:tabs>
+        <w:ind w:left="5760" w:hanging="360"/>
+      </w:pPr>
+      <w:rPr>
+        <w:rFonts w:ascii="Wingdings" w:hAnsi="Wingdings" w:hint="default"/>
+        <w:sz w:val="20"/>
+      </w:rPr>
+    </w:lvl>
+    <w:lvl w:ilvl="8" w:tentative="1">
+      <w:start w:val="1"/>
+      <w:numFmt w:val="bullet"/>
+      <w:lvlText w:val=""/>
+      <w:lvlJc w:val="left"/>
+      <w:pPr>
+        <w:tabs>
+          <w:tab w:val="num" w:pos="6480"/>
+        </w:tabs>
+        <w:ind w:left="6480" w:hanging="360"/>
+      </w:pPr>
+      <w:rPr>
+        <w:rFonts w:ascii="Wingdings" w:hAnsi="Wingdings" w:hint="default"/>
+        <w:sz w:val="20"/>
+      </w:rPr>
+    </w:lvl>
+  </w:abstractNum>
+  <w:abstractNum w:abstractNumId="2" w15:restartNumberingAfterBreak="0">
     <w:nsid w:val="0EA76013"/>
     <w:multiLevelType w:val="multilevel"/>
     <w:tmpl w:val="1B0C15BE"/>
@@ -2349,7 +4206,156 @@
       </w:rPr>
     </w:lvl>
   </w:abstractNum>
-  <w:abstractNum w:abstractNumId="2" w15:restartNumberingAfterBreak="0">
+  <w:abstractNum w:abstractNumId="3" w15:restartNumberingAfterBreak="0">
+    <w:nsid w:val="138934A6"/>
+    <w:multiLevelType w:val="multilevel"/>
+    <w:tmpl w:val="0844638E"/>
+    <w:lvl w:ilvl="0">
+      <w:start w:val="1"/>
+      <w:numFmt w:val="bullet"/>
+      <w:lvlText w:val=""/>
+      <w:lvlJc w:val="left"/>
+      <w:pPr>
+        <w:tabs>
+          <w:tab w:val="num" w:pos="720"/>
+        </w:tabs>
+        <w:ind w:left="720" w:hanging="360"/>
+      </w:pPr>
+      <w:rPr>
+        <w:rFonts w:ascii="Symbol" w:hAnsi="Symbol" w:hint="default"/>
+        <w:sz w:val="20"/>
+      </w:rPr>
+    </w:lvl>
+    <w:lvl w:ilvl="1" w:tentative="1">
+      <w:start w:val="1"/>
+      <w:numFmt w:val="bullet"/>
+      <w:lvlText w:val="o"/>
+      <w:lvlJc w:val="left"/>
+      <w:pPr>
+        <w:tabs>
+          <w:tab w:val="num" w:pos="1440"/>
+        </w:tabs>
+        <w:ind w:left="1440" w:hanging="360"/>
+      </w:pPr>
+      <w:rPr>
+        <w:rFonts w:ascii="Courier New" w:hAnsi="Courier New" w:hint="default"/>
+        <w:sz w:val="20"/>
+      </w:rPr>
+    </w:lvl>
+    <w:lvl w:ilvl="2" w:tentative="1">
+      <w:start w:val="1"/>
+      <w:numFmt w:val="bullet"/>
+      <w:lvlText w:val=""/>
+      <w:lvlJc w:val="left"/>
+      <w:pPr>
+        <w:tabs>
+          <w:tab w:val="num" w:pos="2160"/>
+        </w:tabs>
+        <w:ind w:left="2160" w:hanging="360"/>
+      </w:pPr>
+      <w:rPr>
+        <w:rFonts w:ascii="Wingdings" w:hAnsi="Wingdings" w:hint="default"/>
+        <w:sz w:val="20"/>
+      </w:rPr>
+    </w:lvl>
+    <w:lvl w:ilvl="3" w:tentative="1">
+      <w:start w:val="1"/>
+      <w:numFmt w:val="bullet"/>
+      <w:lvlText w:val=""/>
+      <w:lvlJc w:val="left"/>
+      <w:pPr>
+        <w:tabs>
+          <w:tab w:val="num" w:pos="2880"/>
+        </w:tabs>
+        <w:ind w:left="2880" w:hanging="360"/>
+      </w:pPr>
+      <w:rPr>
+        <w:rFonts w:ascii="Wingdings" w:hAnsi="Wingdings" w:hint="default"/>
+        <w:sz w:val="20"/>
+      </w:rPr>
+    </w:lvl>
+    <w:lvl w:ilvl="4" w:tentative="1">
+      <w:start w:val="1"/>
+      <w:numFmt w:val="bullet"/>
+      <w:lvlText w:val=""/>
+      <w:lvlJc w:val="left"/>
+      <w:pPr>
+        <w:tabs>
+          <w:tab w:val="num" w:pos="3600"/>
+        </w:tabs>
+        <w:ind w:left="3600" w:hanging="360"/>
+      </w:pPr>
+      <w:rPr>
+        <w:rFonts w:ascii="Wingdings" w:hAnsi="Wingdings" w:hint="default"/>
+        <w:sz w:val="20"/>
+      </w:rPr>
+    </w:lvl>
+    <w:lvl w:ilvl="5" w:tentative="1">
+      <w:start w:val="1"/>
+      <w:numFmt w:val="bullet"/>
+      <w:lvlText w:val=""/>
+      <w:lvlJc w:val="left"/>
+      <w:pPr>
+        <w:tabs>
+          <w:tab w:val="num" w:pos="4320"/>
+        </w:tabs>
+        <w:ind w:left="4320" w:hanging="360"/>
+      </w:pPr>
+      <w:rPr>
+        <w:rFonts w:ascii="Wingdings" w:hAnsi="Wingdings" w:hint="default"/>
+        <w:sz w:val="20"/>
+      </w:rPr>
+    </w:lvl>
+    <w:lvl w:ilvl="6" w:tentative="1">
+      <w:start w:val="1"/>
+      <w:numFmt w:val="bullet"/>
+      <w:lvlText w:val=""/>
+      <w:lvlJc w:val="left"/>
+      <w:pPr>
+        <w:tabs>
+          <w:tab w:val="num" w:pos="5040"/>
+        </w:tabs>
+        <w:ind w:left="5040" w:hanging="360"/>
+      </w:pPr>
+      <w:rPr>
+        <w:rFonts w:ascii="Wingdings" w:hAnsi="Wingdings" w:hint="default"/>
+        <w:sz w:val="20"/>
+      </w:rPr>
+    </w:lvl>
+    <w:lvl w:ilvl="7" w:tentative="1">
+      <w:start w:val="1"/>
+      <w:numFmt w:val="bullet"/>
+      <w:lvlText w:val=""/>
+      <w:lvlJc w:val="left"/>
+      <w:pPr>
+        <w:tabs>
+          <w:tab w:val="num" w:pos="5760"/>
+        </w:tabs>
+        <w:ind w:left="5760" w:hanging="360"/>
+      </w:pPr>
+      <w:rPr>
+        <w:rFonts w:ascii="Wingdings" w:hAnsi="Wingdings" w:hint="default"/>
+        <w:sz w:val="20"/>
+      </w:rPr>
+    </w:lvl>
+    <w:lvl w:ilvl="8" w:tentative="1">
+      <w:start w:val="1"/>
+      <w:numFmt w:val="bullet"/>
+      <w:lvlText w:val=""/>
+      <w:lvlJc w:val="left"/>
+      <w:pPr>
+        <w:tabs>
+          <w:tab w:val="num" w:pos="6480"/>
+        </w:tabs>
+        <w:ind w:left="6480" w:hanging="360"/>
+      </w:pPr>
+      <w:rPr>
+        <w:rFonts w:ascii="Wingdings" w:hAnsi="Wingdings" w:hint="default"/>
+        <w:sz w:val="20"/>
+      </w:rPr>
+    </w:lvl>
+  </w:abstractNum>
+  <w:abstractNum w:abstractNumId="4" w15:restartNumberingAfterBreak="0">
     <w:nsid w:val="19F9222D"/>
     <w:multiLevelType w:val="multilevel"/>
     <w:tmpl w:val="AFDE767E"/>
@@ -2498,7 +4504,7 @@
       </w:rPr>
     </w:lvl>
   </w:abstractNum>
-  <w:abstractNum w:abstractNumId="3" w15:restartNumberingAfterBreak="0">
+  <w:abstractNum w:abstractNumId="5" w15:restartNumberingAfterBreak="0">
     <w:nsid w:val="1C372A9D"/>
     <w:multiLevelType w:val="multilevel"/>
     <w:tmpl w:val="11A41FA8"/>
@@ -2611,7 +4617,7 @@
       </w:pPr>
     </w:lvl>
   </w:abstractNum>
-  <w:abstractNum w:abstractNumId="4" w15:restartNumberingAfterBreak="0">
+  <w:abstractNum w:abstractNumId="6" w15:restartNumberingAfterBreak="0">
     <w:nsid w:val="22275E6F"/>
     <w:multiLevelType w:val="multilevel"/>
     <w:tmpl w:val="4566D74C"/>
@@ -2760,7 +4766,495 @@
       </w:rPr>
     </w:lvl>
   </w:abstractNum>
-  <w:abstractNum w:abstractNumId="5" w15:restartNumberingAfterBreak="0">
+  <w:abstractNum w:abstractNumId="7" w15:restartNumberingAfterBreak="0">
+    <w:nsid w:val="3A6447C1"/>
+    <w:multiLevelType w:val="multilevel"/>
+    <w:tmpl w:val="DA78D16A"/>
+    <w:lvl w:ilvl="0">
+      <w:start w:val="1"/>
+      <w:numFmt w:val="bullet"/>
+      <w:lvlText w:val=""/>
+      <w:lvlJc w:val="left"/>
+      <w:pPr>
+        <w:tabs>
+          <w:tab w:val="num" w:pos="720"/>
+        </w:tabs>
+        <w:ind w:left="720" w:hanging="360"/>
+      </w:pPr>
+      <w:rPr>
+        <w:rFonts w:ascii="Symbol" w:hAnsi="Symbol" w:hint="default"/>
+        <w:sz w:val="20"/>
+      </w:rPr>
+    </w:lvl>
+    <w:lvl w:ilvl="1" w:tentative="1">
+      <w:start w:val="1"/>
+      <w:numFmt w:val="bullet"/>
+      <w:lvlText w:val="o"/>
+      <w:lvlJc w:val="left"/>
+      <w:pPr>
+        <w:tabs>
+          <w:tab w:val="num" w:pos="1440"/>
+        </w:tabs>
+        <w:ind w:left="1440" w:hanging="360"/>
+      </w:pPr>
+      <w:rPr>
+        <w:rFonts w:ascii="Courier New" w:hAnsi="Courier New" w:hint="default"/>
+        <w:sz w:val="20"/>
+      </w:rPr>
+    </w:lvl>
+    <w:lvl w:ilvl="2" w:tentative="1">
+      <w:start w:val="1"/>
+      <w:numFmt w:val="bullet"/>
+      <w:lvlText w:val=""/>
+      <w:lvlJc w:val="left"/>
+      <w:pPr>
+        <w:tabs>
+          <w:tab w:val="num" w:pos="2160"/>
+        </w:tabs>
+        <w:ind w:left="2160" w:hanging="360"/>
+      </w:pPr>
+      <w:rPr>
+        <w:rFonts w:ascii="Wingdings" w:hAnsi="Wingdings" w:hint="default"/>
+        <w:sz w:val="20"/>
+      </w:rPr>
+    </w:lvl>
+    <w:lvl w:ilvl="3" w:tentative="1">
+      <w:start w:val="1"/>
+      <w:numFmt w:val="bullet"/>
+      <w:lvlText w:val=""/>
+      <w:lvlJc w:val="left"/>
+      <w:pPr>
+        <w:tabs>
+          <w:tab w:val="num" w:pos="2880"/>
+        </w:tabs>
+        <w:ind w:left="2880" w:hanging="360"/>
+      </w:pPr>
+      <w:rPr>
+        <w:rFonts w:ascii="Wingdings" w:hAnsi="Wingdings" w:hint="default"/>
+        <w:sz w:val="20"/>
+      </w:rPr>
+    </w:lvl>
+    <w:lvl w:ilvl="4" w:tentative="1">
+      <w:start w:val="1"/>
+      <w:numFmt w:val="bullet"/>
+      <w:lvlText w:val=""/>
+      <w:lvlJc w:val="left"/>
+      <w:pPr>
+        <w:tabs>
+          <w:tab w:val="num" w:pos="3600"/>
+        </w:tabs>
+        <w:ind w:left="3600" w:hanging="360"/>
+      </w:pPr>
+      <w:rPr>
+        <w:rFonts w:ascii="Wingdings" w:hAnsi="Wingdings" w:hint="default"/>
+        <w:sz w:val="20"/>
+      </w:rPr>
+    </w:lvl>
+    <w:lvl w:ilvl="5" w:tentative="1">
+      <w:start w:val="1"/>
+      <w:numFmt w:val="bullet"/>
+      <w:lvlText w:val=""/>
+      <w:lvlJc w:val="left"/>
+      <w:pPr>
+        <w:tabs>
+          <w:tab w:val="num" w:pos="4320"/>
+        </w:tabs>
+        <w:ind w:left="4320" w:hanging="360"/>
+      </w:pPr>
+      <w:rPr>
+        <w:rFonts w:ascii="Wingdings" w:hAnsi="Wingdings" w:hint="default"/>
+        <w:sz w:val="20"/>
+      </w:rPr>
+    </w:lvl>
+    <w:lvl w:ilvl="6" w:tentative="1">
+      <w:start w:val="1"/>
+      <w:numFmt w:val="bullet"/>
+      <w:lvlText w:val=""/>
+      <w:lvlJc w:val="left"/>
+      <w:pPr>
+        <w:tabs>
+          <w:tab w:val="num" w:pos="5040"/>
+        </w:tabs>
+        <w:ind w:left="5040" w:hanging="360"/>
+      </w:pPr>
+      <w:rPr>
+        <w:rFonts w:ascii="Wingdings" w:hAnsi="Wingdings" w:hint="default"/>
+        <w:sz w:val="20"/>
+      </w:rPr>
+    </w:lvl>
+    <w:lvl w:ilvl="7" w:tentative="1">
+      <w:start w:val="1"/>
+      <w:numFmt w:val="bullet"/>
+      <w:lvlText w:val=""/>
+      <w:lvlJc w:val="left"/>
+      <w:pPr>
+        <w:tabs>
+          <w:tab w:val="num" w:pos="5760"/>
+        </w:tabs>
+        <w:ind w:left="5760" w:hanging="360"/>
+      </w:pPr>
+      <w:rPr>
+        <w:rFonts w:ascii="Wingdings" w:hAnsi="Wingdings" w:hint="default"/>
+        <w:sz w:val="20"/>
+      </w:rPr>
+    </w:lvl>
+    <w:lvl w:ilvl="8" w:tentative="1">
+      <w:start w:val="1"/>
+      <w:numFmt w:val="bullet"/>
+      <w:lvlText w:val=""/>
+      <w:lvlJc w:val="left"/>
+      <w:pPr>
+        <w:tabs>
+          <w:tab w:val="num" w:pos="6480"/>
+        </w:tabs>
+        <w:ind w:left="6480" w:hanging="360"/>
+      </w:pPr>
+      <w:rPr>
+        <w:rFonts w:ascii="Wingdings" w:hAnsi="Wingdings" w:hint="default"/>
+        <w:sz w:val="20"/>
+      </w:rPr>
+    </w:lvl>
+  </w:abstractNum>
+  <w:abstractNum w:abstractNumId="8" w15:restartNumberingAfterBreak="0">
+    <w:nsid w:val="42267342"/>
+    <w:multiLevelType w:val="multilevel"/>
+    <w:tmpl w:val="F34A091C"/>
+    <w:lvl w:ilvl="0">
+      <w:start w:val="1"/>
+      <w:numFmt w:val="decimal"/>
+      <w:lvlText w:val="%1."/>
+      <w:lvlJc w:val="left"/>
+      <w:pPr>
+        <w:tabs>
+          <w:tab w:val="num" w:pos="720"/>
+        </w:tabs>
+        <w:ind w:left="720" w:hanging="360"/>
+      </w:pPr>
+    </w:lvl>
+    <w:lvl w:ilvl="1" w:tentative="1">
+      <w:start w:val="1"/>
+      <w:numFmt w:val="decimal"/>
+      <w:lvlText w:val="%2."/>
+      <w:lvlJc w:val="left"/>
+      <w:pPr>
+        <w:tabs>
+          <w:tab w:val="num" w:pos="1440"/>
+        </w:tabs>
+        <w:ind w:left="1440" w:hanging="360"/>
+      </w:pPr>
+    </w:lvl>
+    <w:lvl w:ilvl="2" w:tentative="1">
+      <w:start w:val="1"/>
+      <w:numFmt w:val="decimal"/>
+      <w:lvlText w:val="%3."/>
+      <w:lvlJc w:val="left"/>
+      <w:pPr>
+        <w:tabs>
+          <w:tab w:val="num" w:pos="2160"/>
+        </w:tabs>
+        <w:ind w:left="2160" w:hanging="360"/>
+      </w:pPr>
+    </w:lvl>
+    <w:lvl w:ilvl="3" w:tentative="1">
+      <w:start w:val="1"/>
+      <w:numFmt w:val="decimal"/>
+      <w:lvlText w:val="%4."/>
+      <w:lvlJc w:val="left"/>
+      <w:pPr>
+        <w:tabs>
+          <w:tab w:val="num" w:pos="2880"/>
+        </w:tabs>
+        <w:ind w:left="2880" w:hanging="360"/>
+      </w:pPr>
+    </w:lvl>
+    <w:lvl w:ilvl="4" w:tentative="1">
+      <w:start w:val="1"/>
+      <w:numFmt w:val="decimal"/>
+      <w:lvlText w:val="%5."/>
+      <w:lvlJc w:val="left"/>
+      <w:pPr>
+        <w:tabs>
+          <w:tab w:val="num" w:pos="3600"/>
+        </w:tabs>
+        <w:ind w:left="3600" w:hanging="360"/>
+      </w:pPr>
+    </w:lvl>
+    <w:lvl w:ilvl="5" w:tentative="1">
+      <w:start w:val="1"/>
+      <w:numFmt w:val="decimal"/>
+      <w:lvlText w:val="%6."/>
+      <w:lvlJc w:val="left"/>
+      <w:pPr>
+        <w:tabs>
+          <w:tab w:val="num" w:pos="4320"/>
+        </w:tabs>
+        <w:ind w:left="4320" w:hanging="360"/>
+      </w:pPr>
+    </w:lvl>
+    <w:lvl w:ilvl="6" w:tentative="1">
+      <w:start w:val="1"/>
+      <w:numFmt w:val="decimal"/>
+      <w:lvlText w:val="%7."/>
+      <w:lvlJc w:val="left"/>
+      <w:pPr>
+        <w:tabs>
+          <w:tab w:val="num" w:pos="5040"/>
+        </w:tabs>
+        <w:ind w:left="5040" w:hanging="360"/>
+      </w:pPr>
+    </w:lvl>
+    <w:lvl w:ilvl="7" w:tentative="1">
+      <w:start w:val="1"/>
+      <w:numFmt w:val="decimal"/>
+      <w:lvlText w:val="%8."/>
+      <w:lvlJc w:val="left"/>
+      <w:pPr>
+        <w:tabs>
+          <w:tab w:val="num" w:pos="5760"/>
+        </w:tabs>
+        <w:ind w:left="5760" w:hanging="360"/>
+      </w:pPr>
+    </w:lvl>
+    <w:lvl w:ilvl="8" w:tentative="1">
+      <w:start w:val="1"/>
+      <w:numFmt w:val="decimal"/>
+      <w:lvlText w:val="%9."/>
+      <w:lvlJc w:val="left"/>
+      <w:pPr>
+        <w:tabs>
+          <w:tab w:val="num" w:pos="6480"/>
+        </w:tabs>
+        <w:ind w:left="6480" w:hanging="360"/>
+      </w:pPr>
+    </w:lvl>
+  </w:abstractNum>
+  <w:abstractNum w:abstractNumId="9" w15:restartNumberingAfterBreak="0">
+    <w:nsid w:val="43722C11"/>
+    <w:multiLevelType w:val="multilevel"/>
+    <w:tmpl w:val="723E5812"/>
+    <w:lvl w:ilvl="0">
+      <w:start w:val="1"/>
+      <w:numFmt w:val="decimal"/>
+      <w:lvlText w:val="%1."/>
+      <w:lvlJc w:val="left"/>
+      <w:pPr>
+        <w:tabs>
+          <w:tab w:val="num" w:pos="720"/>
+        </w:tabs>
+        <w:ind w:left="720" w:hanging="360"/>
+      </w:pPr>
+    </w:lvl>
+    <w:lvl w:ilvl="1" w:tentative="1">
+      <w:start w:val="1"/>
+      <w:numFmt w:val="decimal"/>
+      <w:lvlText w:val="%2."/>
+      <w:lvlJc w:val="left"/>
+      <w:pPr>
+        <w:tabs>
+          <w:tab w:val="num" w:pos="1440"/>
+        </w:tabs>
+        <w:ind w:left="1440" w:hanging="360"/>
+      </w:pPr>
+    </w:lvl>
+    <w:lvl w:ilvl="2" w:tentative="1">
+      <w:start w:val="1"/>
+      <w:numFmt w:val="decimal"/>
+      <w:lvlText w:val="%3."/>
+      <w:lvlJc w:val="left"/>
+      <w:pPr>
+        <w:tabs>
+          <w:tab w:val="num" w:pos="2160"/>
+        </w:tabs>
+        <w:ind w:left="2160" w:hanging="360"/>
+      </w:pPr>
+    </w:lvl>
+    <w:lvl w:ilvl="3" w:tentative="1">
+      <w:start w:val="1"/>
+      <w:numFmt w:val="decimal"/>
+      <w:lvlText w:val="%4."/>
+      <w:lvlJc w:val="left"/>
+      <w:pPr>
+        <w:tabs>
+          <w:tab w:val="num" w:pos="2880"/>
+        </w:tabs>
+        <w:ind w:left="2880" w:hanging="360"/>
+      </w:pPr>
+    </w:lvl>
+    <w:lvl w:ilvl="4" w:tentative="1">
+      <w:start w:val="1"/>
+      <w:numFmt w:val="decimal"/>
+      <w:lvlText w:val="%5."/>
+      <w:lvlJc w:val="left"/>
+      <w:pPr>
+        <w:tabs>
+          <w:tab w:val="num" w:pos="3600"/>
+        </w:tabs>
+        <w:ind w:left="3600" w:hanging="360"/>
+      </w:pPr>
+    </w:lvl>
+    <w:lvl w:ilvl="5" w:tentative="1">
+      <w:start w:val="1"/>
+      <w:numFmt w:val="decimal"/>
+      <w:lvlText w:val="%6."/>
+      <w:lvlJc w:val="left"/>
+      <w:pPr>
+        <w:tabs>
+          <w:tab w:val="num" w:pos="4320"/>
+        </w:tabs>
+        <w:ind w:left="4320" w:hanging="360"/>
+      </w:pPr>
+    </w:lvl>
+    <w:lvl w:ilvl="6" w:tentative="1">
+      <w:start w:val="1"/>
+      <w:numFmt w:val="decimal"/>
+      <w:lvlText w:val="%7."/>
+      <w:lvlJc w:val="left"/>
+      <w:pPr>
+        <w:tabs>
+          <w:tab w:val="num" w:pos="5040"/>
+        </w:tabs>
+        <w:ind w:left="5040" w:hanging="360"/>
+      </w:pPr>
+    </w:lvl>
+    <w:lvl w:ilvl="7" w:tentative="1">
+      <w:start w:val="1"/>
+      <w:numFmt w:val="decimal"/>
+      <w:lvlText w:val="%8."/>
+      <w:lvlJc w:val="left"/>
+      <w:pPr>
+        <w:tabs>
+          <w:tab w:val="num" w:pos="5760"/>
+        </w:tabs>
+        <w:ind w:left="5760" w:hanging="360"/>
+      </w:pPr>
+    </w:lvl>
+    <w:lvl w:ilvl="8" w:tentative="1">
+      <w:start w:val="1"/>
+      <w:numFmt w:val="decimal"/>
+      <w:lvlText w:val="%9."/>
+      <w:lvlJc w:val="left"/>
+      <w:pPr>
+        <w:tabs>
+          <w:tab w:val="num" w:pos="6480"/>
+        </w:tabs>
+        <w:ind w:left="6480" w:hanging="360"/>
+      </w:pPr>
+    </w:lvl>
+  </w:abstractNum>
+  <w:abstractNum w:abstractNumId="10" w15:restartNumberingAfterBreak="0">
+    <w:nsid w:val="480E11A7"/>
+    <w:multiLevelType w:val="multilevel"/>
+    <w:tmpl w:val="D7AEBDD2"/>
+    <w:lvl w:ilvl="0">
+      <w:start w:val="1"/>
+      <w:numFmt w:val="decimal"/>
+      <w:lvlText w:val="%1."/>
+      <w:lvlJc w:val="left"/>
+      <w:pPr>
+        <w:tabs>
+          <w:tab w:val="num" w:pos="720"/>
+        </w:tabs>
+        <w:ind w:left="720" w:hanging="360"/>
+      </w:pPr>
+    </w:lvl>
+    <w:lvl w:ilvl="1" w:tentative="1">
+      <w:start w:val="1"/>
+      <w:numFmt w:val="decimal"/>
+      <w:lvlText w:val="%2."/>
+      <w:lvlJc w:val="left"/>
+      <w:pPr>
+        <w:tabs>
+          <w:tab w:val="num" w:pos="1440"/>
+        </w:tabs>
+        <w:ind w:left="1440" w:hanging="360"/>
+      </w:pPr>
+    </w:lvl>
+    <w:lvl w:ilvl="2" w:tentative="1">
+      <w:start w:val="1"/>
+      <w:numFmt w:val="decimal"/>
+      <w:lvlText w:val="%3."/>
+      <w:lvlJc w:val="left"/>
+      <w:pPr>
+        <w:tabs>
+          <w:tab w:val="num" w:pos="2160"/>
+        </w:tabs>
+        <w:ind w:left="2160" w:hanging="360"/>
+      </w:pPr>
+    </w:lvl>
+    <w:lvl w:ilvl="3" w:tentative="1">
+      <w:start w:val="1"/>
+      <w:numFmt w:val="decimal"/>
+      <w:lvlText w:val="%4."/>
+      <w:lvlJc w:val="left"/>
+      <w:pPr>
+        <w:tabs>
+          <w:tab w:val="num" w:pos="2880"/>
+        </w:tabs>
+        <w:ind w:left="2880" w:hanging="360"/>
+      </w:pPr>
+    </w:lvl>
+    <w:lvl w:ilvl="4" w:tentative="1">
+      <w:start w:val="1"/>
+      <w:numFmt w:val="decimal"/>
+      <w:lvlText w:val="%5."/>
+      <w:lvlJc w:val="left"/>
+      <w:pPr>
+        <w:tabs>
+          <w:tab w:val="num" w:pos="3600"/>
+        </w:tabs>
+        <w:ind w:left="3600" w:hanging="360"/>
+      </w:pPr>
+    </w:lvl>
+    <w:lvl w:ilvl="5" w:tentative="1">
+      <w:start w:val="1"/>
+      <w:numFmt w:val="decimal"/>
+      <w:lvlText w:val="%6."/>
+      <w:lvlJc w:val="left"/>
+      <w:pPr>
+        <w:tabs>
+          <w:tab w:val="num" w:pos="4320"/>
+        </w:tabs>
+        <w:ind w:left="4320" w:hanging="360"/>
+      </w:pPr>
+    </w:lvl>
+    <w:lvl w:ilvl="6" w:tentative="1">
+      <w:start w:val="1"/>
+      <w:numFmt w:val="decimal"/>
+      <w:lvlText w:val="%7."/>
+      <w:lvlJc w:val="left"/>
+      <w:pPr>
+        <w:tabs>
+          <w:tab w:val="num" w:pos="5040"/>
+        </w:tabs>
+        <w:ind w:left="5040" w:hanging="360"/>
+      </w:pPr>
+    </w:lvl>
+    <w:lvl w:ilvl="7" w:tentative="1">
+      <w:start w:val="1"/>
+      <w:numFmt w:val="decimal"/>
+      <w:lvlText w:val="%8."/>
+      <w:lvlJc w:val="left"/>
+      <w:pPr>
+        <w:tabs>
+          <w:tab w:val="num" w:pos="5760"/>
+        </w:tabs>
+        <w:ind w:left="5760" w:hanging="360"/>
+      </w:pPr>
+    </w:lvl>
+    <w:lvl w:ilvl="8" w:tentative="1">
+      <w:start w:val="1"/>
+      <w:numFmt w:val="decimal"/>
+      <w:lvlText w:val="%9."/>
+      <w:lvlJc w:val="left"/>
+      <w:pPr>
+        <w:tabs>
+          <w:tab w:val="num" w:pos="6480"/>
+        </w:tabs>
+        <w:ind w:left="6480" w:hanging="360"/>
+      </w:pPr>
+    </w:lvl>
+  </w:abstractNum>
+  <w:abstractNum w:abstractNumId="11" w15:restartNumberingAfterBreak="0">
     <w:nsid w:val="63A44C32"/>
     <w:multiLevelType w:val="multilevel"/>
     <w:tmpl w:val="9A3208F6"/>
@@ -2873,7 +5367,418 @@
       </w:pPr>
     </w:lvl>
   </w:abstractNum>
-  <w:abstractNum w:abstractNumId="6" w15:restartNumberingAfterBreak="0">
+  <w:abstractNum w:abstractNumId="12" w15:restartNumberingAfterBreak="0">
+    <w:nsid w:val="63FC11DC"/>
+    <w:multiLevelType w:val="multilevel"/>
+    <w:tmpl w:val="AC8642E0"/>
+    <w:lvl w:ilvl="0">
+      <w:start w:val="1"/>
+      <w:numFmt w:val="decimal"/>
+      <w:lvlText w:val="%1."/>
+      <w:lvlJc w:val="left"/>
+      <w:pPr>
+        <w:tabs>
+          <w:tab w:val="num" w:pos="720"/>
+        </w:tabs>
+        <w:ind w:left="720" w:hanging="360"/>
+      </w:pPr>
+    </w:lvl>
+    <w:lvl w:ilvl="1" w:tentative="1">
+      <w:start w:val="1"/>
+      <w:numFmt w:val="decimal"/>
+      <w:lvlText w:val="%2."/>
+      <w:lvlJc w:val="left"/>
+      <w:pPr>
+        <w:tabs>
+          <w:tab w:val="num" w:pos="1440"/>
+        </w:tabs>
+        <w:ind w:left="1440" w:hanging="360"/>
+      </w:pPr>
+    </w:lvl>
+    <w:lvl w:ilvl="2" w:tentative="1">
+      <w:start w:val="1"/>
+      <w:numFmt w:val="decimal"/>
+      <w:lvlText w:val="%3."/>
+      <w:lvlJc w:val="left"/>
+      <w:pPr>
+        <w:tabs>
+          <w:tab w:val="num" w:pos="2160"/>
+        </w:tabs>
+        <w:ind w:left="2160" w:hanging="360"/>
+      </w:pPr>
+    </w:lvl>
+    <w:lvl w:ilvl="3" w:tentative="1">
+      <w:start w:val="1"/>
+      <w:numFmt w:val="decimal"/>
+      <w:lvlText w:val="%4."/>
+      <w:lvlJc w:val="left"/>
+      <w:pPr>
+        <w:tabs>
+          <w:tab w:val="num" w:pos="2880"/>
+        </w:tabs>
+        <w:ind w:left="2880" w:hanging="360"/>
+      </w:pPr>
+    </w:lvl>
+    <w:lvl w:ilvl="4" w:tentative="1">
+      <w:start w:val="1"/>
+      <w:numFmt w:val="decimal"/>
+      <w:lvlText w:val="%5."/>
+      <w:lvlJc w:val="left"/>
+      <w:pPr>
+        <w:tabs>
+          <w:tab w:val="num" w:pos="3600"/>
+        </w:tabs>
+        <w:ind w:left="3600" w:hanging="360"/>
+      </w:pPr>
+    </w:lvl>
+    <w:lvl w:ilvl="5" w:tentative="1">
+      <w:start w:val="1"/>
+      <w:numFmt w:val="decimal"/>
+      <w:lvlText w:val="%6."/>
+      <w:lvlJc w:val="left"/>
+      <w:pPr>
+        <w:tabs>
+          <w:tab w:val="num" w:pos="4320"/>
+        </w:tabs>
+        <w:ind w:left="4320" w:hanging="360"/>
+      </w:pPr>
+    </w:lvl>
+    <w:lvl w:ilvl="6" w:tentative="1">
+      <w:start w:val="1"/>
+      <w:numFmt w:val="decimal"/>
+      <w:lvlText w:val="%7."/>
+      <w:lvlJc w:val="left"/>
+      <w:pPr>
+        <w:tabs>
+          <w:tab w:val="num" w:pos="5040"/>
+        </w:tabs>
+        <w:ind w:left="5040" w:hanging="360"/>
+      </w:pPr>
+    </w:lvl>
+    <w:lvl w:ilvl="7" w:tentative="1">
+      <w:start w:val="1"/>
+      <w:numFmt w:val="decimal"/>
+      <w:lvlText w:val="%8."/>
+      <w:lvlJc w:val="left"/>
+      <w:pPr>
+        <w:tabs>
+          <w:tab w:val="num" w:pos="5760"/>
+        </w:tabs>
+        <w:ind w:left="5760" w:hanging="360"/>
+      </w:pPr>
+    </w:lvl>
+    <w:lvl w:ilvl="8" w:tentative="1">
+      <w:start w:val="1"/>
+      <w:numFmt w:val="decimal"/>
+      <w:lvlText w:val="%9."/>
+      <w:lvlJc w:val="left"/>
+      <w:pPr>
+        <w:tabs>
+          <w:tab w:val="num" w:pos="6480"/>
+        </w:tabs>
+        <w:ind w:left="6480" w:hanging="360"/>
+      </w:pPr>
+    </w:lvl>
+  </w:abstractNum>
+  <w:abstractNum w:abstractNumId="13" w15:restartNumberingAfterBreak="0">
+    <w:nsid w:val="6DB44FE1"/>
+    <w:multiLevelType w:val="multilevel"/>
+    <w:tmpl w:val="585AEEC4"/>
+    <w:lvl w:ilvl="0">
+      <w:start w:val="1"/>
+      <w:numFmt w:val="bullet"/>
+      <w:lvlText w:val=""/>
+      <w:lvlJc w:val="left"/>
+      <w:pPr>
+        <w:tabs>
+          <w:tab w:val="num" w:pos="720"/>
+        </w:tabs>
+        <w:ind w:left="720" w:hanging="360"/>
+      </w:pPr>
+      <w:rPr>
+        <w:rFonts w:ascii="Symbol" w:hAnsi="Symbol" w:hint="default"/>
+        <w:sz w:val="20"/>
+      </w:rPr>
+    </w:lvl>
+    <w:lvl w:ilvl="1" w:tentative="1">
+      <w:start w:val="1"/>
+      <w:numFmt w:val="bullet"/>
+      <w:lvlText w:val="o"/>
+      <w:lvlJc w:val="left"/>
+      <w:pPr>
+        <w:tabs>
+          <w:tab w:val="num" w:pos="1440"/>
+        </w:tabs>
+        <w:ind w:left="1440" w:hanging="360"/>
+      </w:pPr>
+      <w:rPr>
+        <w:rFonts w:ascii="Courier New" w:hAnsi="Courier New" w:hint="default"/>
+        <w:sz w:val="20"/>
+      </w:rPr>
+    </w:lvl>
+    <w:lvl w:ilvl="2" w:tentative="1">
+      <w:start w:val="1"/>
+      <w:numFmt w:val="bullet"/>
+      <w:lvlText w:val=""/>
+      <w:lvlJc w:val="left"/>
+      <w:pPr>
+        <w:tabs>
+          <w:tab w:val="num" w:pos="2160"/>
+        </w:tabs>
+        <w:ind w:left="2160" w:hanging="360"/>
+      </w:pPr>
+      <w:rPr>
+        <w:rFonts w:ascii="Wingdings" w:hAnsi="Wingdings" w:hint="default"/>
+        <w:sz w:val="20"/>
+      </w:rPr>
+    </w:lvl>
+    <w:lvl w:ilvl="3" w:tentative="1">
+      <w:start w:val="1"/>
+      <w:numFmt w:val="bullet"/>
+      <w:lvlText w:val=""/>
+      <w:lvlJc w:val="left"/>
+      <w:pPr>
+        <w:tabs>
+          <w:tab w:val="num" w:pos="2880"/>
+        </w:tabs>
+        <w:ind w:left="2880" w:hanging="360"/>
+      </w:pPr>
+      <w:rPr>
+        <w:rFonts w:ascii="Wingdings" w:hAnsi="Wingdings" w:hint="default"/>
+        <w:sz w:val="20"/>
+      </w:rPr>
+    </w:lvl>
+    <w:lvl w:ilvl="4" w:tentative="1">
+      <w:start w:val="1"/>
+      <w:numFmt w:val="bullet"/>
+      <w:lvlText w:val=""/>
+      <w:lvlJc w:val="left"/>
+      <w:pPr>
+        <w:tabs>
+          <w:tab w:val="num" w:pos="3600"/>
+        </w:tabs>
+        <w:ind w:left="3600" w:hanging="360"/>
+      </w:pPr>
+      <w:rPr>
+        <w:rFonts w:ascii="Wingdings" w:hAnsi="Wingdings" w:hint="default"/>
+        <w:sz w:val="20"/>
+      </w:rPr>
+    </w:lvl>
+    <w:lvl w:ilvl="5" w:tentative="1">
+      <w:start w:val="1"/>
+      <w:numFmt w:val="bullet"/>
+      <w:lvlText w:val=""/>
+      <w:lvlJc w:val="left"/>
+      <w:pPr>
+        <w:tabs>
+          <w:tab w:val="num" w:pos="4320"/>
+        </w:tabs>
+        <w:ind w:left="4320" w:hanging="360"/>
+      </w:pPr>
+      <w:rPr>
+        <w:rFonts w:ascii="Wingdings" w:hAnsi="Wingdings" w:hint="default"/>
+        <w:sz w:val="20"/>
+      </w:rPr>
+    </w:lvl>
+    <w:lvl w:ilvl="6" w:tentative="1">
+      <w:start w:val="1"/>
+      <w:numFmt w:val="bullet"/>
+      <w:lvlText w:val=""/>
+      <w:lvlJc w:val="left"/>
+      <w:pPr>
+        <w:tabs>
+          <w:tab w:val="num" w:pos="5040"/>
+        </w:tabs>
+        <w:ind w:left="5040" w:hanging="360"/>
+      </w:pPr>
+      <w:rPr>
+        <w:rFonts w:ascii="Wingdings" w:hAnsi="Wingdings" w:hint="default"/>
+        <w:sz w:val="20"/>
+      </w:rPr>
+    </w:lvl>
+    <w:lvl w:ilvl="7" w:tentative="1">
+      <w:start w:val="1"/>
+      <w:numFmt w:val="bullet"/>
+      <w:lvlText w:val=""/>
+      <w:lvlJc w:val="left"/>
+      <w:pPr>
+        <w:tabs>
+          <w:tab w:val="num" w:pos="5760"/>
+        </w:tabs>
+        <w:ind w:left="5760" w:hanging="360"/>
+      </w:pPr>
+      <w:rPr>
+        <w:rFonts w:ascii="Wingdings" w:hAnsi="Wingdings" w:hint="default"/>
+        <w:sz w:val="20"/>
+      </w:rPr>
+    </w:lvl>
+    <w:lvl w:ilvl="8" w:tentative="1">
+      <w:start w:val="1"/>
+      <w:numFmt w:val="bullet"/>
+      <w:lvlText w:val=""/>
+      <w:lvlJc w:val="left"/>
+      <w:pPr>
+        <w:tabs>
+          <w:tab w:val="num" w:pos="6480"/>
+        </w:tabs>
+        <w:ind w:left="6480" w:hanging="360"/>
+      </w:pPr>
+      <w:rPr>
+        <w:rFonts w:ascii="Wingdings" w:hAnsi="Wingdings" w:hint="default"/>
+        <w:sz w:val="20"/>
+      </w:rPr>
+    </w:lvl>
+  </w:abstractNum>
+  <w:abstractNum w:abstractNumId="14" w15:restartNumberingAfterBreak="0">
+    <w:nsid w:val="71907C16"/>
+    <w:multiLevelType w:val="multilevel"/>
+    <w:tmpl w:val="71CAC688"/>
+    <w:lvl w:ilvl="0">
+      <w:start w:val="1"/>
+      <w:numFmt w:val="bullet"/>
+      <w:lvlText w:val=""/>
+      <w:lvlJc w:val="left"/>
+      <w:pPr>
+        <w:tabs>
+          <w:tab w:val="num" w:pos="720"/>
+        </w:tabs>
+        <w:ind w:left="720" w:hanging="360"/>
+      </w:pPr>
+      <w:rPr>
+        <w:rFonts w:ascii="Symbol" w:hAnsi="Symbol" w:hint="default"/>
+        <w:sz w:val="20"/>
+      </w:rPr>
+    </w:lvl>
+    <w:lvl w:ilvl="1" w:tentative="1">
+      <w:start w:val="1"/>
+      <w:numFmt w:val="bullet"/>
+      <w:lvlText w:val="o"/>
+      <w:lvlJc w:val="left"/>
+      <w:pPr>
+        <w:tabs>
+          <w:tab w:val="num" w:pos="1440"/>
+        </w:tabs>
+        <w:ind w:left="1440" w:hanging="360"/>
+      </w:pPr>
+      <w:rPr>
+        <w:rFonts w:ascii="Courier New" w:hAnsi="Courier New" w:hint="default"/>
+        <w:sz w:val="20"/>
+      </w:rPr>
+    </w:lvl>
+    <w:lvl w:ilvl="2" w:tentative="1">
+      <w:start w:val="1"/>
+      <w:numFmt w:val="bullet"/>
+      <w:lvlText w:val=""/>
+      <w:lvlJc w:val="left"/>
+      <w:pPr>
+        <w:tabs>
+          <w:tab w:val="num" w:pos="2160"/>
+        </w:tabs>
+        <w:ind w:left="2160" w:hanging="360"/>
+      </w:pPr>
+      <w:rPr>
+        <w:rFonts w:ascii="Wingdings" w:hAnsi="Wingdings" w:hint="default"/>
+        <w:sz w:val="20"/>
+      </w:rPr>
+    </w:lvl>
+    <w:lvl w:ilvl="3" w:tentative="1">
+      <w:start w:val="1"/>
+      <w:numFmt w:val="bullet"/>
+      <w:lvlText w:val=""/>
+      <w:lvlJc w:val="left"/>
+      <w:pPr>
+        <w:tabs>
+          <w:tab w:val="num" w:pos="2880"/>
+        </w:tabs>
+        <w:ind w:left="2880" w:hanging="360"/>
+      </w:pPr>
+      <w:rPr>
+        <w:rFonts w:ascii="Wingdings" w:hAnsi="Wingdings" w:hint="default"/>
+        <w:sz w:val="20"/>
+      </w:rPr>
+    </w:lvl>
+    <w:lvl w:ilvl="4" w:tentative="1">
+      <w:start w:val="1"/>
+      <w:numFmt w:val="bullet"/>
+      <w:lvlText w:val=""/>
+      <w:lvlJc w:val="left"/>
+      <w:pPr>
+        <w:tabs>
+          <w:tab w:val="num" w:pos="3600"/>
+        </w:tabs>
+        <w:ind w:left="3600" w:hanging="360"/>
+      </w:pPr>
+      <w:rPr>
+        <w:rFonts w:ascii="Wingdings" w:hAnsi="Wingdings" w:hint="default"/>
+        <w:sz w:val="20"/>
+      </w:rPr>
+    </w:lvl>
+    <w:lvl w:ilvl="5" w:tentative="1">
+      <w:start w:val="1"/>
+      <w:numFmt w:val="bullet"/>
+      <w:lvlText w:val=""/>
+      <w:lvlJc w:val="left"/>
+      <w:pPr>
+        <w:tabs>
+          <w:tab w:val="num" w:pos="4320"/>
+        </w:tabs>
+        <w:ind w:left="4320" w:hanging="360"/>
+      </w:pPr>
+      <w:rPr>
+        <w:rFonts w:ascii="Wingdings" w:hAnsi="Wingdings" w:hint="default"/>
+        <w:sz w:val="20"/>
+      </w:rPr>
+    </w:lvl>
+    <w:lvl w:ilvl="6" w:tentative="1">
+      <w:start w:val="1"/>
+      <w:numFmt w:val="bullet"/>
+      <w:lvlText w:val=""/>
+      <w:lvlJc w:val="left"/>
+      <w:pPr>
+        <w:tabs>
+          <w:tab w:val="num" w:pos="5040"/>
+        </w:tabs>
+        <w:ind w:left="5040" w:hanging="360"/>
+      </w:pPr>
+      <w:rPr>
+        <w:rFonts w:ascii="Wingdings" w:hAnsi="Wingdings" w:hint="default"/>
+        <w:sz w:val="20"/>
+      </w:rPr>
+    </w:lvl>
+    <w:lvl w:ilvl="7" w:tentative="1">
+      <w:start w:val="1"/>
+      <w:numFmt w:val="bullet"/>
+      <w:lvlText w:val=""/>
+      <w:lvlJc w:val="left"/>
+      <w:pPr>
+        <w:tabs>
+          <w:tab w:val="num" w:pos="5760"/>
+        </w:tabs>
+        <w:ind w:left="5760" w:hanging="360"/>
+      </w:pPr>
+      <w:rPr>
+        <w:rFonts w:ascii="Wingdings" w:hAnsi="Wingdings" w:hint="default"/>
+        <w:sz w:val="20"/>
+      </w:rPr>
+    </w:lvl>
+    <w:lvl w:ilvl="8" w:tentative="1">
+      <w:start w:val="1"/>
+      <w:numFmt w:val="bullet"/>
+      <w:lvlText w:val=""/>
+      <w:lvlJc w:val="left"/>
+      <w:pPr>
+        <w:tabs>
+          <w:tab w:val="num" w:pos="6480"/>
+        </w:tabs>
+        <w:ind w:left="6480" w:hanging="360"/>
+      </w:pPr>
+      <w:rPr>
+        <w:rFonts w:ascii="Wingdings" w:hAnsi="Wingdings" w:hint="default"/>
+        <w:sz w:val="20"/>
+      </w:rPr>
+    </w:lvl>
+  </w:abstractNum>
+  <w:abstractNum w:abstractNumId="15" w15:restartNumberingAfterBreak="0">
     <w:nsid w:val="73846669"/>
     <w:multiLevelType w:val="multilevel"/>
     <w:tmpl w:val="420E8CAA"/>
@@ -2986,26 +5891,205 @@
       </w:pPr>
     </w:lvl>
   </w:abstractNum>
+  <w:abstractNum w:abstractNumId="16" w15:restartNumberingAfterBreak="0">
+    <w:nsid w:val="79992F20"/>
+    <w:multiLevelType w:val="multilevel"/>
+    <w:tmpl w:val="1DC69EA6"/>
+    <w:lvl w:ilvl="0">
+      <w:start w:val="1"/>
+      <w:numFmt w:val="bullet"/>
+      <w:lvlText w:val=""/>
+      <w:lvlJc w:val="left"/>
+      <w:pPr>
+        <w:tabs>
+          <w:tab w:val="num" w:pos="720"/>
+        </w:tabs>
+        <w:ind w:left="720" w:hanging="360"/>
+      </w:pPr>
+      <w:rPr>
+        <w:rFonts w:ascii="Symbol" w:hAnsi="Symbol" w:hint="default"/>
+        <w:sz w:val="20"/>
+      </w:rPr>
+    </w:lvl>
+    <w:lvl w:ilvl="1" w:tentative="1">
+      <w:start w:val="1"/>
+      <w:numFmt w:val="bullet"/>
+      <w:lvlText w:val="o"/>
+      <w:lvlJc w:val="left"/>
+      <w:pPr>
+        <w:tabs>
+          <w:tab w:val="num" w:pos="1440"/>
+        </w:tabs>
+        <w:ind w:left="1440" w:hanging="360"/>
+      </w:pPr>
+      <w:rPr>
+        <w:rFonts w:ascii="Courier New" w:hAnsi="Courier New" w:hint="default"/>
+        <w:sz w:val="20"/>
+      </w:rPr>
+    </w:lvl>
+    <w:lvl w:ilvl="2" w:tentative="1">
+      <w:start w:val="1"/>
+      <w:numFmt w:val="bullet"/>
+      <w:lvlText w:val=""/>
+      <w:lvlJc w:val="left"/>
+      <w:pPr>
+        <w:tabs>
+          <w:tab w:val="num" w:pos="2160"/>
+        </w:tabs>
+        <w:ind w:left="2160" w:hanging="360"/>
+      </w:pPr>
+      <w:rPr>
+        <w:rFonts w:ascii="Wingdings" w:hAnsi="Wingdings" w:hint="default"/>
+        <w:sz w:val="20"/>
+      </w:rPr>
+    </w:lvl>
+    <w:lvl w:ilvl="3" w:tentative="1">
+      <w:start w:val="1"/>
+      <w:numFmt w:val="bullet"/>
+      <w:lvlText w:val=""/>
+      <w:lvlJc w:val="left"/>
+      <w:pPr>
+        <w:tabs>
+          <w:tab w:val="num" w:pos="2880"/>
+        </w:tabs>
+        <w:ind w:left="2880" w:hanging="360"/>
+      </w:pPr>
+      <w:rPr>
+        <w:rFonts w:ascii="Wingdings" w:hAnsi="Wingdings" w:hint="default"/>
+        <w:sz w:val="20"/>
+      </w:rPr>
+    </w:lvl>
+    <w:lvl w:ilvl="4" w:tentative="1">
+      <w:start w:val="1"/>
+      <w:numFmt w:val="bullet"/>
+      <w:lvlText w:val=""/>
+      <w:lvlJc w:val="left"/>
+      <w:pPr>
+        <w:tabs>
+          <w:tab w:val="num" w:pos="3600"/>
+        </w:tabs>
+        <w:ind w:left="3600" w:hanging="360"/>
+      </w:pPr>
+      <w:rPr>
+        <w:rFonts w:ascii="Wingdings" w:hAnsi="Wingdings" w:hint="default"/>
+        <w:sz w:val="20"/>
+      </w:rPr>
+    </w:lvl>
+    <w:lvl w:ilvl="5" w:tentative="1">
+      <w:start w:val="1"/>
+      <w:numFmt w:val="bullet"/>
+      <w:lvlText w:val=""/>
+      <w:lvlJc w:val="left"/>
+      <w:pPr>
+        <w:tabs>
+          <w:tab w:val="num" w:pos="4320"/>
+        </w:tabs>
+        <w:ind w:left="4320" w:hanging="360"/>
+      </w:pPr>
+      <w:rPr>
+        <w:rFonts w:ascii="Wingdings" w:hAnsi="Wingdings" w:hint="default"/>
+        <w:sz w:val="20"/>
+      </w:rPr>
+    </w:lvl>
+    <w:lvl w:ilvl="6" w:tentative="1">
+      <w:start w:val="1"/>
+      <w:numFmt w:val="bullet"/>
+      <w:lvlText w:val=""/>
+      <w:lvlJc w:val="left"/>
+      <w:pPr>
+        <w:tabs>
+          <w:tab w:val="num" w:pos="5040"/>
+        </w:tabs>
+        <w:ind w:left="5040" w:hanging="360"/>
+      </w:pPr>
+      <w:rPr>
+        <w:rFonts w:ascii="Wingdings" w:hAnsi="Wingdings" w:hint="default"/>
+        <w:sz w:val="20"/>
+      </w:rPr>
+    </w:lvl>
+    <w:lvl w:ilvl="7" w:tentative="1">
+      <w:start w:val="1"/>
+      <w:numFmt w:val="bullet"/>
+      <w:lvlText w:val=""/>
+      <w:lvlJc w:val="left"/>
+      <w:pPr>
+        <w:tabs>
+          <w:tab w:val="num" w:pos="5760"/>
+        </w:tabs>
+        <w:ind w:left="5760" w:hanging="360"/>
+      </w:pPr>
+      <w:rPr>
+        <w:rFonts w:ascii="Wingdings" w:hAnsi="Wingdings" w:hint="default"/>
+        <w:sz w:val="20"/>
+      </w:rPr>
+    </w:lvl>
+    <w:lvl w:ilvl="8" w:tentative="1">
+      <w:start w:val="1"/>
+      <w:numFmt w:val="bullet"/>
+      <w:lvlText w:val=""/>
+      <w:lvlJc w:val="left"/>
+      <w:pPr>
+        <w:tabs>
+          <w:tab w:val="num" w:pos="6480"/>
+        </w:tabs>
+        <w:ind w:left="6480" w:hanging="360"/>
+      </w:pPr>
+      <w:rPr>
+        <w:rFonts w:ascii="Wingdings" w:hAnsi="Wingdings" w:hint="default"/>
+        <w:sz w:val="20"/>
+      </w:rPr>
+    </w:lvl>
+  </w:abstractNum>
   <w:num w:numId="1" w16cid:durableId="431819586">
+    <w:abstractNumId w:val="6"/>
+  </w:num>
+  <w:num w:numId="2" w16cid:durableId="814302208">
     <w:abstractNumId w:val="4"/>
   </w:num>
-  <w:num w:numId="2" w16cid:durableId="814302208">
-    <w:abstractNumId w:val="2"/>
-  </w:num>
   <w:num w:numId="3" w16cid:durableId="465396635">
-    <w:abstractNumId w:val="5"/>
+    <w:abstractNumId w:val="11"/>
   </w:num>
   <w:num w:numId="4" w16cid:durableId="942617742">
     <w:abstractNumId w:val="0"/>
   </w:num>
   <w:num w:numId="5" w16cid:durableId="1993413269">
-    <w:abstractNumId w:val="6"/>
+    <w:abstractNumId w:val="15"/>
   </w:num>
   <w:num w:numId="6" w16cid:durableId="1063260284">
+    <w:abstractNumId w:val="2"/>
+  </w:num>
+  <w:num w:numId="7" w16cid:durableId="1992785064">
+    <w:abstractNumId w:val="5"/>
+  </w:num>
+  <w:num w:numId="8" w16cid:durableId="1556509855">
+    <w:abstractNumId w:val="16"/>
+  </w:num>
+  <w:num w:numId="9" w16cid:durableId="1718968798">
+    <w:abstractNumId w:val="3"/>
+  </w:num>
+  <w:num w:numId="10" w16cid:durableId="1010452759">
+    <w:abstractNumId w:val="7"/>
+  </w:num>
+  <w:num w:numId="11" w16cid:durableId="24643262">
+    <w:abstractNumId w:val="9"/>
+  </w:num>
+  <w:num w:numId="12" w16cid:durableId="2052220639">
+    <w:abstractNumId w:val="12"/>
+  </w:num>
+  <w:num w:numId="13" w16cid:durableId="176817900">
     <w:abstractNumId w:val="1"/>
   </w:num>
-  <w:num w:numId="7" w16cid:durableId="1992785064">
-    <w:abstractNumId w:val="3"/>
+  <w:num w:numId="14" w16cid:durableId="885020270">
+    <w:abstractNumId w:val="13"/>
+  </w:num>
+  <w:num w:numId="15" w16cid:durableId="1743528092">
+    <w:abstractNumId w:val="14"/>
+  </w:num>
+  <w:num w:numId="16" w16cid:durableId="1331058905">
+    <w:abstractNumId w:val="10"/>
+  </w:num>
+  <w:num w:numId="17" w16cid:durableId="1727796014">
+    <w:abstractNumId w:val="8"/>
   </w:num>
 </w:numbering>
 </file>
